--- a/04-滤波电路/01-低通滤波/无源LC低通滤波电路/无源LC低通滤波电路.docx
+++ b/04-滤波电路/01-低通滤波/无源LC低通滤波电路/无源LC低通滤波电路.docx
@@ -2358,6 +2358,20 @@
     </w:p>
     <w:bookmarkEnd w:id="26"/>
     <w:bookmarkEnd w:id="27"/>
+    <w:p>
+      <w:pPr>
+        <w:spacing w:before="360"/>
+        <w:jc w:val="center"/>
+      </w:pPr>
+      <w:r>
+        <w:rPr>
+          <w:rFonts w:ascii="Times New Roman" w:hAnsi="Times New Roman"/>
+          <w:color w:val="555555"/>
+          <w:sz w:val="21"/>
+        </w:rPr>
+        <w:t>材料收集者：杜文杰</w:t>
+      </w:r>
+    </w:p>
     <w:sectPr>
       <w:headerReference r:id="rId9" w:type="default"/>
       <w:footerReference r:id="rId10" w:type="default"/>

--- a/04-滤波电路/01-低通滤波/无源LC低通滤波电路/无源LC低通滤波电路.docx
+++ b/04-滤波电路/01-低通滤波/无源LC低通滤波电路/无源LC低通滤波电路.docx
@@ -1,6 +1,6 @@
 
 <file path=word/document.xml><?xml version="1.0" encoding="utf-8"?>
-<w:document xmlns:w="http://schemas.openxmlformats.org/wordprocessingml/2006/main" xmlns:m="http://schemas.openxmlformats.org/officeDocument/2006/math" xmlns:r="http://schemas.openxmlformats.org/officeDocument/2006/relationships" xmlns:o="urn:schemas-microsoft-com:office:office" xmlns:v="urn:schemas-microsoft-com:vml" xmlns:w10="urn:schemas-microsoft-com:office:word" xmlns:a="http://schemas.openxmlformats.org/drawingml/2006/main" xmlns:pic="http://schemas.openxmlformats.org/drawingml/2006/picture" xmlns:wp="http://schemas.openxmlformats.org/drawingml/2006/wordprocessingDrawing">
+<w:document xmlns:m="http://schemas.openxmlformats.org/officeDocument/2006/math" xmlns:r="http://schemas.openxmlformats.org/officeDocument/2006/relationships" xmlns:w="http://schemas.openxmlformats.org/wordprocessingml/2006/main" xmlns:o="urn:schemas-microsoft-com:office:office" xmlns:v="urn:schemas-microsoft-com:vml" xmlns:w10="urn:schemas-microsoft-com:office:word" xmlns:a="http://schemas.openxmlformats.org/drawingml/2006/main" xmlns:pic="http://schemas.openxmlformats.org/drawingml/2006/picture" xmlns:wp="http://schemas.openxmlformats.org/drawingml/2006/wordprocessingDrawing">
   <w:body>
     <w:bookmarkStart w:id="27" w:name="无源-lc-低通滤波电路"/>
     <w:p>
@@ -9,16 +9,19 @@
       </w:pPr>
       <w:r>
         <w:rPr>
-          <w:rFonts w:hint="eastAsia"/>
+          <w:rFonts w:hint="eastAsia" w:eastAsia="黑体"/>
         </w:rPr>
         <w:t xml:space="preserve">无源</w:t>
       </w:r>
       <w:r>
+        <w:rPr>
+          <w:rFonts w:eastAsia="黑体"/>
+        </w:rPr>
         <w:t xml:space="preserve"> LC </w:t>
       </w:r>
       <w:r>
         <w:rPr>
-          <w:rFonts w:hint="eastAsia"/>
+          <w:rFonts w:hint="eastAsia" w:eastAsia="黑体"/>
         </w:rPr>
         <w:t xml:space="preserve">低通滤波电路</w:t>
       </w:r>
@@ -30,7 +33,7 @@
       </w:pPr>
       <w:r>
         <w:rPr>
-          <w:rFonts w:hint="eastAsia"/>
+          <w:rFonts w:hint="eastAsia" w:eastAsia="黑体"/>
         </w:rPr>
         <w:t xml:space="preserve">拓扑描述</w:t>
       </w:r>
@@ -41,16 +44,19 @@
       </w:pPr>
       <w:r>
         <w:rPr>
-          <w:rFonts w:hint="eastAsia"/>
+          <w:rFonts w:hint="eastAsia" w:eastAsia="黑体"/>
         </w:rPr>
         <w:t xml:space="preserve">由</w:t>
       </w:r>
       <w:r>
+        <w:rPr>
+          <w:rFonts w:eastAsia="黑体"/>
+        </w:rPr>
         <w:t xml:space="preserve"> </w:t>
       </w:r>
       <w:r>
         <w:rPr>
-          <w:rFonts w:hint="eastAsia"/>
+          <w:rFonts w:hint="eastAsia" w:eastAsia="黑体"/>
           <w:b/>
           <w:bCs/>
         </w:rPr>
@@ -58,6 +64,7 @@
       </w:r>
       <w:r>
         <w:rPr>
+          <w:rFonts w:eastAsia="黑体"/>
           <w:b/>
           <w:bCs/>
         </w:rPr>
@@ -69,20 +76,26 @@
         </m:r>
       </m:oMath>
       <w:r>
+        <w:rPr>
+          <w:rFonts w:eastAsia="黑体"/>
+        </w:rPr>
         <w:t xml:space="preserve"> </w:t>
       </w:r>
       <w:r>
         <w:rPr>
-          <w:rFonts w:hint="eastAsia"/>
+          <w:rFonts w:hint="eastAsia" w:eastAsia="黑体"/>
         </w:rPr>
         <w:t xml:space="preserve">与</w:t>
       </w:r>
       <w:r>
+        <w:rPr>
+          <w:rFonts w:eastAsia="黑体"/>
+        </w:rPr>
         <w:t xml:space="preserve"> </w:t>
       </w:r>
       <w:r>
         <w:rPr>
-          <w:rFonts w:hint="eastAsia"/>
+          <w:rFonts w:hint="eastAsia" w:eastAsia="黑体"/>
           <w:b/>
           <w:bCs/>
         </w:rPr>
@@ -90,6 +103,7 @@
       </w:r>
       <w:r>
         <w:rPr>
+          <w:rFonts w:eastAsia="黑体"/>
           <w:b/>
           <w:bCs/>
         </w:rPr>
@@ -101,44 +115,56 @@
         </m:r>
       </m:oMath>
       <w:r>
+        <w:rPr>
+          <w:rFonts w:eastAsia="黑体"/>
+        </w:rPr>
         <w:t xml:space="preserve"> </w:t>
       </w:r>
       <w:r>
         <w:rPr>
-          <w:rFonts w:hint="eastAsia"/>
+          <w:rFonts w:hint="eastAsia" w:eastAsia="黑体"/>
         </w:rPr>
         <w:t xml:space="preserve">组成的无源低通网络（单节串联</w:t>
       </w:r>
       <w:r>
+        <w:rPr>
+          <w:rFonts w:eastAsia="黑体"/>
+        </w:rPr>
         <w:t xml:space="preserve"> </w:t>
       </w:r>
       <w:r>
         <w:rPr>
-          <w:rFonts w:hint="eastAsia"/>
+          <w:rFonts w:hint="eastAsia" w:eastAsia="黑体"/>
         </w:rPr>
         <w:t xml:space="preserve">L、并联</w:t>
       </w:r>
       <w:r>
+        <w:rPr>
+          <w:rFonts w:eastAsia="黑体"/>
+        </w:rPr>
         <w:t xml:space="preserve"> C </w:t>
       </w:r>
       <w:r>
         <w:rPr>
-          <w:rFonts w:hint="eastAsia"/>
+          <w:rFonts w:hint="eastAsia" w:eastAsia="黑体"/>
         </w:rPr>
         <w:t xml:space="preserve">的基础节）。电路共有</w:t>
       </w:r>
       <w:r>
+        <w:rPr>
+          <w:rFonts w:eastAsia="黑体"/>
+        </w:rPr>
         <w:t xml:space="preserve"> 3 </w:t>
       </w:r>
       <w:r>
         <w:rPr>
-          <w:rFonts w:hint="eastAsia"/>
+          <w:rFonts w:hint="eastAsia" w:eastAsia="黑体"/>
         </w:rPr>
         <w:t xml:space="preserve">个关键节点：</w:t>
       </w:r>
       <w:r>
         <w:rPr>
-          <w:rFonts w:hint="eastAsia"/>
+          <w:rFonts w:hint="eastAsia" w:eastAsia="黑体"/>
           <w:b/>
           <w:bCs/>
         </w:rPr>
@@ -146,6 +172,7 @@
       </w:r>
       <w:r>
         <w:rPr>
+          <w:rFonts w:eastAsia="黑体"/>
           <w:b/>
           <w:bCs/>
         </w:rPr>
@@ -153,7 +180,7 @@
       </w:r>
       <w:r>
         <w:rPr>
-          <w:rFonts w:hint="eastAsia"/>
+          <w:rFonts w:hint="eastAsia" w:eastAsia="黑体"/>
           <w:b/>
           <w:bCs/>
         </w:rPr>
@@ -161,11 +188,14 @@
       </w:r>
       <w:r>
         <w:rPr>
-          <w:rFonts w:hint="eastAsia"/>
+          <w:rFonts w:hint="eastAsia" w:eastAsia="黑体"/>
         </w:rPr>
         <w:t xml:space="preserve">（信号源</w:t>
       </w:r>
       <w:r>
+        <w:rPr>
+          <w:rFonts w:eastAsia="黑体"/>
+        </w:rPr>
         <w:t xml:space="preserve"> </w:t>
       </w:r>
       <m:oMath>
@@ -186,15 +216,21 @@
         </m:sSub>
       </m:oMath>
       <w:r>
+        <w:rPr>
+          <w:rFonts w:eastAsia="黑体"/>
+        </w:rPr>
         <w:t xml:space="preserve"> </w:t>
       </w:r>
       <w:r>
         <w:rPr>
-          <w:rFonts w:hint="eastAsia"/>
+          <w:rFonts w:hint="eastAsia" w:eastAsia="黑体"/>
         </w:rPr>
         <w:t xml:space="preserve">正端与</w:t>
       </w:r>
       <w:r>
+        <w:rPr>
+          <w:rFonts w:eastAsia="黑体"/>
+        </w:rPr>
         <w:t xml:space="preserve"> </w:t>
       </w:r>
       <m:oMath>
@@ -203,17 +239,20 @@
         </m:r>
       </m:oMath>
       <w:r>
+        <w:rPr>
+          <w:rFonts w:eastAsia="黑体"/>
+        </w:rPr>
         <w:t xml:space="preserve"> </w:t>
       </w:r>
       <w:r>
         <w:rPr>
-          <w:rFonts w:hint="eastAsia"/>
+          <w:rFonts w:hint="eastAsia" w:eastAsia="黑体"/>
         </w:rPr>
         <w:t xml:space="preserve">的一端相连）；</w:t>
       </w:r>
       <w:r>
         <w:rPr>
-          <w:rFonts w:hint="eastAsia"/>
+          <w:rFonts w:hint="eastAsia" w:eastAsia="黑体"/>
           <w:b/>
           <w:bCs/>
         </w:rPr>
@@ -221,6 +260,7 @@
       </w:r>
       <w:r>
         <w:rPr>
+          <w:rFonts w:eastAsia="黑体"/>
           <w:b/>
           <w:bCs/>
         </w:rPr>
@@ -228,7 +268,7 @@
       </w:r>
       <w:r>
         <w:rPr>
-          <w:rFonts w:hint="eastAsia"/>
+          <w:rFonts w:hint="eastAsia" w:eastAsia="黑体"/>
           <w:b/>
           <w:bCs/>
         </w:rPr>
@@ -236,7 +276,7 @@
       </w:r>
       <w:r>
         <w:rPr>
-          <w:rFonts w:hint="eastAsia"/>
+          <w:rFonts w:hint="eastAsia" w:eastAsia="黑体"/>
         </w:rPr>
         <w:t xml:space="preserve">（</w:t>
       </w:r>
@@ -246,15 +286,21 @@
         </m:r>
       </m:oMath>
       <w:r>
+        <w:rPr>
+          <w:rFonts w:eastAsia="黑体"/>
+        </w:rPr>
         <w:t xml:space="preserve"> </w:t>
       </w:r>
       <w:r>
         <w:rPr>
-          <w:rFonts w:hint="eastAsia"/>
+          <w:rFonts w:hint="eastAsia" w:eastAsia="黑体"/>
         </w:rPr>
         <w:t xml:space="preserve">的另一端与</w:t>
       </w:r>
       <w:r>
+        <w:rPr>
+          <w:rFonts w:eastAsia="黑体"/>
+        </w:rPr>
         <w:t xml:space="preserve"> </w:t>
       </w:r>
       <m:oMath>
@@ -263,15 +309,21 @@
         </m:r>
       </m:oMath>
       <w:r>
+        <w:rPr>
+          <w:rFonts w:eastAsia="黑体"/>
+        </w:rPr>
         <w:t xml:space="preserve"> </w:t>
       </w:r>
       <w:r>
         <w:rPr>
-          <w:rFonts w:hint="eastAsia"/>
+          <w:rFonts w:hint="eastAsia" w:eastAsia="黑体"/>
         </w:rPr>
         <w:t xml:space="preserve">的一端相连，作为输出</w:t>
       </w:r>
       <w:r>
+        <w:rPr>
+          <w:rFonts w:eastAsia="黑体"/>
+        </w:rPr>
         <w:t xml:space="preserve"> </w:t>
       </w:r>
       <m:oMath>
@@ -296,13 +348,13 @@
       </m:oMath>
       <w:r>
         <w:rPr>
-          <w:rFonts w:hint="eastAsia"/>
+          <w:rFonts w:hint="eastAsia" w:eastAsia="黑体"/>
         </w:rPr>
         <w:t xml:space="preserve">）；</w:t>
       </w:r>
       <w:r>
         <w:rPr>
-          <w:rFonts w:hint="eastAsia"/>
+          <w:rFonts w:hint="eastAsia" w:eastAsia="黑体"/>
           <w:b/>
           <w:bCs/>
         </w:rPr>
@@ -310,6 +362,7 @@
       </w:r>
       <w:r>
         <w:rPr>
+          <w:rFonts w:eastAsia="黑体"/>
           <w:b/>
           <w:bCs/>
         </w:rPr>
@@ -317,7 +370,7 @@
       </w:r>
       <w:r>
         <w:rPr>
-          <w:rFonts w:hint="eastAsia"/>
+          <w:rFonts w:hint="eastAsia" w:eastAsia="黑体"/>
           <w:b/>
           <w:bCs/>
         </w:rPr>
@@ -325,6 +378,7 @@
       </w:r>
       <w:r>
         <w:rPr>
+          <w:rFonts w:eastAsia="黑体"/>
           <w:b/>
           <w:bCs/>
         </w:rPr>
@@ -332,7 +386,7 @@
       </w:r>
       <w:r>
         <w:rPr>
-          <w:rFonts w:hint="eastAsia"/>
+          <w:rFonts w:hint="eastAsia" w:eastAsia="黑体"/>
         </w:rPr>
         <w:t xml:space="preserve">（</w:t>
       </w:r>
@@ -342,11 +396,14 @@
         </m:r>
       </m:oMath>
       <w:r>
+        <w:rPr>
+          <w:rFonts w:eastAsia="黑体"/>
+        </w:rPr>
         <w:t xml:space="preserve"> </w:t>
       </w:r>
       <w:r>
         <w:rPr>
-          <w:rFonts w:hint="eastAsia"/>
+          <w:rFonts w:hint="eastAsia" w:eastAsia="黑体"/>
         </w:rPr>
         <w:t xml:space="preserve">的另一端接地）。</w:t>
       </w:r>
@@ -355,7 +412,7 @@
       <w:pPr/>
       <w:r>
         <w:rPr>
-          <w:rFonts w:hint="eastAsia"/>
+          <w:rFonts w:hint="eastAsia" w:eastAsia="黑体"/>
         </w:rPr>
         <w:t xml:space="preserve">各元件管脚连接：</w:t>
       </w:r>
@@ -365,11 +422,14 @@
         </m:r>
       </m:oMath>
       <w:r>
+        <w:rPr>
+          <w:rFonts w:eastAsia="黑体"/>
+        </w:rPr>
         <w:t xml:space="preserve"> </w:t>
       </w:r>
       <w:r>
         <w:rPr>
-          <w:rFonts w:hint="eastAsia"/>
+          <w:rFonts w:hint="eastAsia" w:eastAsia="黑体"/>
         </w:rPr>
         <w:t xml:space="preserve">一端接输入节点、另一端接输出节点；</w:t>
       </w:r>
@@ -379,15 +439,21 @@
         </m:r>
       </m:oMath>
       <w:r>
+        <w:rPr>
+          <w:rFonts w:eastAsia="黑体"/>
+        </w:rPr>
         <w:t xml:space="preserve"> </w:t>
       </w:r>
       <w:r>
         <w:rPr>
-          <w:rFonts w:hint="eastAsia"/>
+          <w:rFonts w:hint="eastAsia" w:eastAsia="黑体"/>
         </w:rPr>
         <w:t xml:space="preserve">一端接输出节点、另一端接</w:t>
       </w:r>
       <w:r>
+        <w:rPr>
+          <w:rFonts w:eastAsia="黑体"/>
+        </w:rPr>
         <w:t xml:space="preserve"> GND。</w:t>
       </w:r>
     </w:p>
@@ -395,20 +461,26 @@
       <w:pPr/>
       <w:r>
         <w:rPr>
-          <w:rFonts w:hint="eastAsia"/>
+          <w:rFonts w:hint="eastAsia" w:eastAsia="黑体"/>
         </w:rPr>
         <w:t xml:space="preserve">由此构成”串联电感在信号通路、并联电容到地”的无源</w:t>
       </w:r>
       <w:r>
+        <w:rPr>
+          <w:rFonts w:eastAsia="黑体"/>
+        </w:rPr>
         <w:t xml:space="preserve"> LC </w:t>
       </w:r>
       <w:r>
         <w:rPr>
-          <w:rFonts w:hint="eastAsia"/>
+          <w:rFonts w:hint="eastAsia" w:eastAsia="黑体"/>
         </w:rPr>
         <w:t xml:space="preserve">低通组态，低频经</w:t>
       </w:r>
       <w:r>
+        <w:rPr>
+          <w:rFonts w:eastAsia="黑体"/>
+        </w:rPr>
         <w:t xml:space="preserve"> </w:t>
       </w:r>
       <m:oMath>
@@ -417,15 +489,21 @@
         </m:r>
       </m:oMath>
       <w:r>
+        <w:rPr>
+          <w:rFonts w:eastAsia="黑体"/>
+        </w:rPr>
         <w:t xml:space="preserve"> </w:t>
       </w:r>
       <w:r>
         <w:rPr>
-          <w:rFonts w:hint="eastAsia"/>
+          <w:rFonts w:hint="eastAsia" w:eastAsia="黑体"/>
         </w:rPr>
         <w:t xml:space="preserve">通过、高频被</w:t>
       </w:r>
       <w:r>
+        <w:rPr>
+          <w:rFonts w:eastAsia="黑体"/>
+        </w:rPr>
         <w:t xml:space="preserve"> </w:t>
       </w:r>
       <m:oMath>
@@ -434,15 +512,21 @@
         </m:r>
       </m:oMath>
       <w:r>
+        <w:rPr>
+          <w:rFonts w:eastAsia="黑体"/>
+        </w:rPr>
         <w:t xml:space="preserve"> </w:t>
       </w:r>
       <w:r>
         <w:rPr>
-          <w:rFonts w:hint="eastAsia"/>
+          <w:rFonts w:hint="eastAsia" w:eastAsia="黑体"/>
         </w:rPr>
         <w:t xml:space="preserve">旁路到地，阻带以每节</w:t>
       </w:r>
       <w:r>
+        <w:rPr>
+          <w:rFonts w:eastAsia="黑体"/>
+        </w:rPr>
         <w:t xml:space="preserve"> </w:t>
       </w:r>
       <m:oMath>
@@ -457,15 +541,21 @@
         </m:r>
       </m:oMath>
       <w:r>
+        <w:rPr>
+          <w:rFonts w:eastAsia="黑体"/>
+        </w:rPr>
         <w:t xml:space="preserve"> </w:t>
       </w:r>
       <w:r>
         <w:rPr>
-          <w:rFonts w:hint="eastAsia"/>
+          <w:rFonts w:hint="eastAsia" w:eastAsia="黑体"/>
         </w:rPr>
         <w:t xml:space="preserve">dB/十倍频下降；多于一节时由多个</w:t>
       </w:r>
       <w:r>
+        <w:rPr>
+          <w:rFonts w:eastAsia="黑体"/>
+        </w:rPr>
         <w:t xml:space="preserve"> </w:t>
       </w:r>
       <m:oMath>
@@ -474,6 +564,9 @@
         </m:r>
       </m:oMath>
       <w:r>
+        <w:rPr>
+          <w:rFonts w:eastAsia="黑体"/>
+        </w:rPr>
         <w:t xml:space="preserve">、</w:t>
       </w:r>
       <m:oMath>
@@ -482,20 +575,26 @@
         </m:r>
       </m:oMath>
       <w:r>
+        <w:rPr>
+          <w:rFonts w:eastAsia="黑体"/>
+        </w:rPr>
         <w:t xml:space="preserve"> </w:t>
       </w:r>
       <w:r>
         <w:rPr>
-          <w:rFonts w:hint="eastAsia"/>
+          <w:rFonts w:hint="eastAsia" w:eastAsia="黑体"/>
         </w:rPr>
         <w:t xml:space="preserve">以</w:t>
       </w:r>
       <w:r>
+        <w:rPr>
+          <w:rFonts w:eastAsia="黑体"/>
+        </w:rPr>
         <w:t xml:space="preserve"> Γ/π/T </w:t>
       </w:r>
       <w:r>
         <w:rPr>
-          <w:rFonts w:hint="eastAsia"/>
+          <w:rFonts w:hint="eastAsia" w:eastAsia="黑体"/>
         </w:rPr>
         <w:t xml:space="preserve">或梯形结构级联实现。</w:t>
       </w:r>
@@ -508,7 +607,7 @@
       </w:pPr>
       <w:r>
         <w:rPr>
-          <w:rFonts w:hint="eastAsia"/>
+          <w:rFonts w:hint="eastAsia" w:eastAsia="黑体"/>
         </w:rPr>
         <w:t xml:space="preserve">工作原理</w:t>
       </w:r>
@@ -519,16 +618,19 @@
       </w:pPr>
       <w:r>
         <w:rPr>
-          <w:rFonts w:hint="eastAsia"/>
+          <w:rFonts w:hint="eastAsia" w:eastAsia="黑体"/>
         </w:rPr>
         <w:t xml:space="preserve">串联电感对高频呈现高阻抗、并联电容对高频呈现低阻抗，二者共同作用使低频顺利通过、高频被分流到地。理想元件无耗，滤波器通带平坦、阻带以每节</w:t>
       </w:r>
       <w:r>
+        <w:rPr>
+          <w:rFonts w:eastAsia="黑体"/>
+        </w:rPr>
         <w:t xml:space="preserve"> -40 </w:t>
       </w:r>
       <w:r>
         <w:rPr>
-          <w:rFonts w:hint="eastAsia"/>
+          <w:rFonts w:hint="eastAsia" w:eastAsia="黑体"/>
         </w:rPr>
         <w:t xml:space="preserve">dB/十倍频（二阶节）下降。</w:t>
       </w:r>
@@ -541,7 +643,7 @@
       </w:pPr>
       <w:r>
         <w:rPr>
-          <w:rFonts w:hint="eastAsia"/>
+          <w:rFonts w:hint="eastAsia" w:eastAsia="黑体"/>
         </w:rPr>
         <w:t xml:space="preserve">关键计算公式</w:t>
       </w:r>
@@ -555,7 +657,7 @@
       </w:pPr>
       <w:r>
         <w:rPr>
-          <w:rFonts w:hint="eastAsia"/>
+          <w:rFonts w:hint="eastAsia" w:eastAsia="黑体"/>
         </w:rPr>
         <w:t xml:space="preserve">截止（谐振）频率：</w:t>
       </w:r>
@@ -632,7 +734,7 @@
       </w:pPr>
       <w:r>
         <w:rPr>
-          <w:rFonts w:hint="eastAsia"/>
+          <w:rFonts w:hint="eastAsia" w:eastAsia="黑体"/>
         </w:rPr>
         <w:t xml:space="preserve">特征阻抗（终端匹配阻抗）：</w:t>
       </w:r>
@@ -700,7 +802,7 @@
       </w:pPr>
       <w:r>
         <w:rPr>
-          <w:rFonts w:hint="eastAsia"/>
+          <w:rFonts w:hint="eastAsia" w:eastAsia="黑体"/>
         </w:rPr>
         <w:t xml:space="preserve">品质因数（无载）：</w:t>
       </w:r>
@@ -840,7 +942,7 @@
       </w:pPr>
       <w:r>
         <w:rPr>
-          <w:rFonts w:hint="eastAsia"/>
+          <w:rFonts w:hint="eastAsia" w:eastAsia="黑体"/>
         </w:rPr>
         <w:t xml:space="preserve">每节衰减斜率：</w:t>
       </w:r>
@@ -921,7 +1023,7 @@
             </w:pPr>
             <w:r>
               <w:rPr>
-                <w:rFonts w:hint="eastAsia"/>
+                <w:rFonts w:hint="eastAsia" w:eastAsia="黑体"/>
               </w:rPr>
               <w:t xml:space="preserve">符号</w:t>
             </w:r>
@@ -935,7 +1037,7 @@
             </w:pPr>
             <w:r>
               <w:rPr>
-                <w:rFonts w:hint="eastAsia"/>
+                <w:rFonts w:hint="eastAsia" w:eastAsia="黑体"/>
               </w:rPr>
               <w:t xml:space="preserve">含义</w:t>
             </w:r>
@@ -949,7 +1051,7 @@
             </w:pPr>
             <w:r>
               <w:rPr>
-                <w:rFonts w:hint="eastAsia"/>
+                <w:rFonts w:hint="eastAsia" w:eastAsia="黑体"/>
               </w:rPr>
               <w:t xml:space="preserve">单位</w:t>
             </w:r>
@@ -969,6 +1071,9 @@
               </m:r>
             </m:oMath>
             <w:r>
+              <w:rPr>
+                <w:rFonts w:eastAsia="黑体"/>
+              </w:rPr>
               <w:t xml:space="preserve">​</w:t>
             </w:r>
           </w:p>
@@ -981,7 +1086,7 @@
             </w:pPr>
             <w:r>
               <w:rPr>
-                <w:rFonts w:hint="eastAsia"/>
+                <w:rFonts w:hint="eastAsia" w:eastAsia="黑体"/>
               </w:rPr>
               <w:t xml:space="preserve">电感</w:t>
             </w:r>
@@ -994,6 +1099,9 @@
               <w:pStyle w:val="Compact"/>
             </w:pPr>
             <w:r>
+              <w:rPr>
+                <w:rFonts w:eastAsia="黑体"/>
+              </w:rPr>
               <w:t xml:space="preserve">H</w:t>
             </w:r>
           </w:p>
@@ -1012,6 +1120,9 @@
               </m:r>
             </m:oMath>
             <w:r>
+              <w:rPr>
+                <w:rFonts w:eastAsia="黑体"/>
+              </w:rPr>
               <w:t xml:space="preserve">​</w:t>
             </w:r>
           </w:p>
@@ -1024,7 +1135,7 @@
             </w:pPr>
             <w:r>
               <w:rPr>
-                <w:rFonts w:hint="eastAsia"/>
+                <w:rFonts w:hint="eastAsia" w:eastAsia="黑体"/>
               </w:rPr>
               <w:t xml:space="preserve">电容</w:t>
             </w:r>
@@ -1037,6 +1148,9 @@
               <w:pStyle w:val="Compact"/>
             </w:pPr>
             <w:r>
+              <w:rPr>
+                <w:rFonts w:eastAsia="黑体"/>
+              </w:rPr>
               <w:t xml:space="preserve">F</w:t>
             </w:r>
           </w:p>
@@ -1064,6 +1178,9 @@
               </m:sSub>
             </m:oMath>
             <w:r>
+              <w:rPr>
+                <w:rFonts w:eastAsia="黑体"/>
+              </w:rPr>
               <w:t xml:space="preserve">​</w:t>
             </w:r>
           </w:p>
@@ -1076,7 +1193,7 @@
             </w:pPr>
             <w:r>
               <w:rPr>
-                <w:rFonts w:hint="eastAsia"/>
+                <w:rFonts w:hint="eastAsia" w:eastAsia="黑体"/>
               </w:rPr>
               <w:t xml:space="preserve">截止频率</w:t>
             </w:r>
@@ -1089,6 +1206,9 @@
               <w:pStyle w:val="Compact"/>
             </w:pPr>
             <w:r>
+              <w:rPr>
+                <w:rFonts w:eastAsia="黑体"/>
+              </w:rPr>
               <w:t xml:space="preserve">Hz</w:t>
             </w:r>
           </w:p>
@@ -1116,6 +1236,9 @@
               </m:sSub>
             </m:oMath>
             <w:r>
+              <w:rPr>
+                <w:rFonts w:eastAsia="黑体"/>
+              </w:rPr>
               <w:t xml:space="preserve">​</w:t>
             </w:r>
           </w:p>
@@ -1128,7 +1251,7 @@
             </w:pPr>
             <w:r>
               <w:rPr>
-                <w:rFonts w:hint="eastAsia"/>
+                <w:rFonts w:hint="eastAsia" w:eastAsia="黑体"/>
               </w:rPr>
               <w:t xml:space="preserve">特征阻抗</w:t>
             </w:r>
@@ -1141,6 +1264,9 @@
               <w:pStyle w:val="Compact"/>
             </w:pPr>
             <w:r>
+              <w:rPr>
+                <w:rFonts w:eastAsia="黑体"/>
+              </w:rPr>
               <w:t xml:space="preserve">Ω</w:t>
             </w:r>
           </w:p>
@@ -1168,6 +1294,9 @@
               </m:sSub>
             </m:oMath>
             <w:r>
+              <w:rPr>
+                <w:rFonts w:eastAsia="黑体"/>
+              </w:rPr>
               <w:t xml:space="preserve">​</w:t>
             </w:r>
           </w:p>
@@ -1180,7 +1309,7 @@
             </w:pPr>
             <w:r>
               <w:rPr>
-                <w:rFonts w:hint="eastAsia"/>
+                <w:rFonts w:hint="eastAsia" w:eastAsia="黑体"/>
               </w:rPr>
               <w:t xml:space="preserve">电感等效串联电阻/负载</w:t>
             </w:r>
@@ -1193,6 +1322,9 @@
               <w:pStyle w:val="Compact"/>
             </w:pPr>
             <w:r>
+              <w:rPr>
+                <w:rFonts w:eastAsia="黑体"/>
+              </w:rPr>
               <w:t xml:space="preserve">Ω</w:t>
             </w:r>
           </w:p>
@@ -1220,6 +1352,9 @@
               </m:sSub>
             </m:oMath>
             <w:r>
+              <w:rPr>
+                <w:rFonts w:eastAsia="黑体"/>
+              </w:rPr>
               <w:t xml:space="preserve">​</w:t>
             </w:r>
           </w:p>
@@ -1232,7 +1367,7 @@
             </w:pPr>
             <w:r>
               <w:rPr>
-                <w:rFonts w:hint="eastAsia"/>
+                <w:rFonts w:hint="eastAsia" w:eastAsia="黑体"/>
               </w:rPr>
               <w:t xml:space="preserve">品质因数</w:t>
             </w:r>
@@ -1246,7 +1381,7 @@
             </w:pPr>
             <w:r>
               <w:rPr>
-                <w:rFonts w:hint="eastAsia"/>
+                <w:rFonts w:hint="eastAsia" w:eastAsia="黑体"/>
               </w:rPr>
               <w:t xml:space="preserve">无量纲</w:t>
             </w:r>
@@ -1262,7 +1397,7 @@
       </w:pPr>
       <w:r>
         <w:rPr>
-          <w:rFonts w:hint="eastAsia"/>
+          <w:rFonts w:hint="eastAsia" w:eastAsia="黑体"/>
         </w:rPr>
         <w:t xml:space="preserve">元件调整影响</w:t>
       </w:r>
@@ -1277,6 +1412,7 @@
       </w:pPr>
       <w:r>
         <w:rPr>
+          <w:rFonts w:eastAsia="黑体"/>
           <w:b/>
           <w:bCs/>
         </w:rPr>
@@ -1284,19 +1420,28 @@
       </w:r>
       <w:r>
         <w:rPr>
-          <w:rFonts w:hint="eastAsia"/>
+          <w:rFonts w:hint="eastAsia" w:eastAsia="黑体"/>
           <w:b/>
           <w:bCs/>
         </w:rPr>
         <w:t xml:space="preserve">增大</w:t>
       </w:r>
       <w:r>
+        <w:rPr>
+          <w:rFonts w:eastAsia="黑体"/>
+        </w:rPr>
         <w:t xml:space="preserve"> </w:t>
       </w:r>
       <w:r>
+        <w:rPr>
+          <w:rFonts w:eastAsia="黑体"/>
+        </w:rPr>
         <w:t xml:space="preserve">→</w:t>
       </w:r>
       <w:r>
+        <w:rPr>
+          <w:rFonts w:eastAsia="黑体"/>
+        </w:rPr>
         <w:t xml:space="preserve"> </w:t>
       </w:r>
       <m:oMath>
@@ -1314,11 +1459,14 @@
         </m:sSub>
       </m:oMath>
       <w:r>
+        <w:rPr>
+          <w:rFonts w:eastAsia="黑体"/>
+        </w:rPr>
         <w:t xml:space="preserve"> </w:t>
       </w:r>
       <w:r>
         <w:rPr>
-          <w:rFonts w:hint="eastAsia"/>
+          <w:rFonts w:hint="eastAsia" w:eastAsia="黑体"/>
         </w:rPr>
         <w:t xml:space="preserve">降低，通带变窄。</w:t>
       </w:r>
@@ -1333,6 +1481,7 @@
       </w:pPr>
       <w:r>
         <w:rPr>
+          <w:rFonts w:eastAsia="黑体"/>
           <w:b/>
           <w:bCs/>
         </w:rPr>
@@ -1340,7 +1489,7 @@
       </w:r>
       <w:r>
         <w:rPr>
-          <w:rFonts w:hint="eastAsia"/>
+          <w:rFonts w:hint="eastAsia" w:eastAsia="黑体"/>
           <w:b/>
           <w:bCs/>
         </w:rPr>
@@ -1348,6 +1497,7 @@
       </w:r>
       <w:r>
         <w:rPr>
+          <w:rFonts w:eastAsia="黑体"/>
           <w:b/>
           <w:bCs/>
         </w:rPr>
@@ -1355,7 +1505,7 @@
       </w:r>
       <w:r>
         <w:rPr>
-          <w:rFonts w:hint="eastAsia"/>
+          <w:rFonts w:hint="eastAsia" w:eastAsia="黑体"/>
           <w:b/>
           <w:bCs/>
         </w:rPr>
@@ -1363,6 +1513,7 @@
       </w:r>
       <w:r>
         <w:rPr>
+          <w:rFonts w:eastAsia="黑体"/>
           <w:b/>
           <w:bCs/>
         </w:rPr>
@@ -1384,6 +1535,7 @@
       </m:oMath>
       <w:r>
         <w:rPr>
+          <w:rFonts w:eastAsia="黑体"/>
           <w:b/>
           <w:bCs/>
         </w:rPr>
@@ -1391,25 +1543,34 @@
       </w:r>
       <w:r>
         <w:rPr>
-          <w:rFonts w:hint="eastAsia"/>
+          <w:rFonts w:hint="eastAsia" w:eastAsia="黑体"/>
           <w:b/>
           <w:bCs/>
         </w:rPr>
         <w:t xml:space="preserve">不变）</w:t>
       </w:r>
       <w:r>
+        <w:rPr>
+          <w:rFonts w:eastAsia="黑体"/>
+        </w:rPr>
         <w:t xml:space="preserve"> </w:t>
       </w:r>
       <w:r>
+        <w:rPr>
+          <w:rFonts w:eastAsia="黑体"/>
+        </w:rPr>
         <w:t xml:space="preserve">→ </w:t>
       </w:r>
       <w:r>
         <w:rPr>
-          <w:rFonts w:hint="eastAsia"/>
+          <w:rFonts w:hint="eastAsia" w:eastAsia="黑体"/>
         </w:rPr>
         <w:t xml:space="preserve">特征阻抗</w:t>
       </w:r>
       <w:r>
+        <w:rPr>
+          <w:rFonts w:eastAsia="黑体"/>
+        </w:rPr>
         <w:t xml:space="preserve"> </w:t>
       </w:r>
       <m:oMath>
@@ -1427,11 +1588,14 @@
         </m:sSub>
       </m:oMath>
       <w:r>
+        <w:rPr>
+          <w:rFonts w:eastAsia="黑体"/>
+        </w:rPr>
         <w:t xml:space="preserve"> </w:t>
       </w:r>
       <w:r>
         <w:rPr>
-          <w:rFonts w:hint="eastAsia"/>
+          <w:rFonts w:hint="eastAsia" w:eastAsia="黑体"/>
         </w:rPr>
         <w:t xml:space="preserve">升高，需重新匹配。</w:t>
       </w:r>
@@ -1446,30 +1610,39 @@
       </w:pPr>
       <w:r>
         <w:rPr>
-          <w:rFonts w:hint="eastAsia"/>
+          <w:rFonts w:hint="eastAsia" w:eastAsia="黑体"/>
           <w:b/>
           <w:bCs/>
         </w:rPr>
         <w:t xml:space="preserve">电感等效串联电阻增大</w:t>
       </w:r>
       <w:r>
+        <w:rPr>
+          <w:rFonts w:eastAsia="黑体"/>
+        </w:rPr>
         <w:t xml:space="preserve"> </w:t>
       </w:r>
       <w:r>
+        <w:rPr>
+          <w:rFonts w:eastAsia="黑体"/>
+        </w:rPr>
         <w:t xml:space="preserve">→ </w:t>
       </w:r>
       <w:r>
         <w:rPr>
-          <w:rFonts w:hint="eastAsia"/>
+          <w:rFonts w:hint="eastAsia" w:eastAsia="黑体"/>
         </w:rPr>
         <w:t xml:space="preserve">插入损耗增加、Q</w:t>
       </w:r>
       <w:r>
+        <w:rPr>
+          <w:rFonts w:eastAsia="黑体"/>
+        </w:rPr>
         <w:t xml:space="preserve"> </w:t>
       </w:r>
       <w:r>
         <w:rPr>
-          <w:rFonts w:hint="eastAsia"/>
+          <w:rFonts w:hint="eastAsia" w:eastAsia="黑体"/>
         </w:rPr>
         <w:t xml:space="preserve">值下降。</w:t>
       </w:r>
@@ -1484,21 +1657,27 @@
       </w:pPr>
       <w:r>
         <w:rPr>
-          <w:rFonts w:hint="eastAsia"/>
+          <w:rFonts w:hint="eastAsia" w:eastAsia="黑体"/>
           <w:b/>
           <w:bCs/>
         </w:rPr>
         <w:t xml:space="preserve">并联电容增大</w:t>
       </w:r>
       <w:r>
+        <w:rPr>
+          <w:rFonts w:eastAsia="黑体"/>
+        </w:rPr>
         <w:t xml:space="preserve"> </w:t>
       </w:r>
       <w:r>
+        <w:rPr>
+          <w:rFonts w:eastAsia="黑体"/>
+        </w:rPr>
         <w:t xml:space="preserve">→ </w:t>
       </w:r>
       <w:r>
         <w:rPr>
-          <w:rFonts w:hint="eastAsia"/>
+          <w:rFonts w:hint="eastAsia" w:eastAsia="黑体"/>
         </w:rPr>
         <w:t xml:space="preserve">阻带高频衰减增强，但可能引入自谐振。</w:t>
       </w:r>
@@ -1511,7 +1690,7 @@
       </w:pPr>
       <w:r>
         <w:rPr>
-          <w:rFonts w:hint="eastAsia"/>
+          <w:rFonts w:hint="eastAsia" w:eastAsia="黑体"/>
         </w:rPr>
         <w:t xml:space="preserve">典型参数示例</w:t>
       </w:r>
@@ -1526,11 +1705,14 @@
       </w:pPr>
       <w:r>
         <w:rPr>
-          <w:rFonts w:hint="eastAsia"/>
+          <w:rFonts w:hint="eastAsia" w:eastAsia="黑体"/>
         </w:rPr>
         <w:t xml:space="preserve">取</w:t>
       </w:r>
       <w:r>
+        <w:rPr>
+          <w:rFonts w:eastAsia="黑体"/>
+        </w:rPr>
         <w:t xml:space="preserve"> </w:t>
       </w:r>
       <m:oMath>
@@ -1561,6 +1743,9 @@
         </m:r>
       </m:oMath>
       <w:r>
+        <w:rPr>
+          <w:rFonts w:eastAsia="黑体"/>
+        </w:rPr>
         <w:t xml:space="preserve">、</w:t>
       </w:r>
       <m:oMath>
@@ -1589,7 +1774,7 @@
       </m:oMath>
       <w:r>
         <w:rPr>
-          <w:rFonts w:hint="eastAsia"/>
+          <w:rFonts w:hint="eastAsia" w:eastAsia="黑体"/>
         </w:rPr>
         <w:t xml:space="preserve">：</w:t>
       </w:r>
@@ -1720,7 +1905,7 @@
       </m:oMath>
       <w:r>
         <w:rPr>
-          <w:rFonts w:hint="eastAsia"/>
+          <w:rFonts w:hint="eastAsia" w:eastAsia="黑体"/>
         </w:rPr>
         <w:t xml:space="preserve">，</w:t>
       </w:r>
@@ -1848,6 +2033,9 @@
         </m:r>
       </m:oMath>
       <w:r>
+        <w:rPr>
+          <w:rFonts w:eastAsia="黑体"/>
+        </w:rPr>
         <w:t xml:space="preserve">。</w:t>
       </w:r>
     </w:p>
@@ -1861,11 +2049,14 @@
       </w:pPr>
       <w:r>
         <w:rPr>
-          <w:rFonts w:hint="eastAsia"/>
+          <w:rFonts w:hint="eastAsia" w:eastAsia="黑体"/>
         </w:rPr>
         <w:t xml:space="preserve">取</w:t>
       </w:r>
       <w:r>
+        <w:rPr>
+          <w:rFonts w:eastAsia="黑体"/>
+        </w:rPr>
         <w:t xml:space="preserve"> </w:t>
       </w:r>
       <m:oMath>
@@ -1896,6 +2087,9 @@
         </m:r>
       </m:oMath>
       <w:r>
+        <w:rPr>
+          <w:rFonts w:eastAsia="黑体"/>
+        </w:rPr>
         <w:t xml:space="preserve">、</w:t>
       </w:r>
       <m:oMath>
@@ -1924,7 +2118,7 @@
       </m:oMath>
       <w:r>
         <w:rPr>
-          <w:rFonts w:hint="eastAsia"/>
+          <w:rFonts w:hint="eastAsia" w:eastAsia="黑体"/>
         </w:rPr>
         <w:t xml:space="preserve">：</w:t>
       </w:r>
@@ -1963,7 +2157,7 @@
       </m:oMath>
       <w:r>
         <w:rPr>
-          <w:rFonts w:hint="eastAsia"/>
+          <w:rFonts w:hint="eastAsia" w:eastAsia="黑体"/>
         </w:rPr>
         <w:t xml:space="preserve">，</w:t>
       </w:r>
@@ -2095,11 +2289,14 @@
       </m:oMath>
       <w:r>
         <w:rPr>
-          <w:rFonts w:hint="eastAsia"/>
+          <w:rFonts w:hint="eastAsia" w:eastAsia="黑体"/>
         </w:rPr>
         <w:t xml:space="preserve">（保持比例不变则</w:t>
       </w:r>
       <w:r>
+        <w:rPr>
+          <w:rFonts w:eastAsia="黑体"/>
+        </w:rPr>
         <w:t xml:space="preserve"> </w:t>
       </w:r>
       <m:oMath>
@@ -2117,11 +2314,14 @@
         </m:sSub>
       </m:oMath>
       <w:r>
+        <w:rPr>
+          <w:rFonts w:eastAsia="黑体"/>
+        </w:rPr>
         <w:t xml:space="preserve"> </w:t>
       </w:r>
       <w:r>
         <w:rPr>
-          <w:rFonts w:hint="eastAsia"/>
+          <w:rFonts w:hint="eastAsia" w:eastAsia="黑体"/>
         </w:rPr>
         <w:t xml:space="preserve">不变）。</w:t>
       </w:r>
@@ -2134,7 +2334,7 @@
       </w:pPr>
       <w:r>
         <w:rPr>
-          <w:rFonts w:hint="eastAsia"/>
+          <w:rFonts w:hint="eastAsia" w:eastAsia="黑体"/>
         </w:rPr>
         <w:t xml:space="preserve">常见器件型号</w:t>
       </w:r>
@@ -2149,25 +2349,31 @@
       </w:pPr>
       <w:r>
         <w:rPr>
-          <w:rFonts w:hint="eastAsia"/>
+          <w:rFonts w:hint="eastAsia" w:eastAsia="黑体"/>
         </w:rPr>
         <w:t xml:space="preserve">电感：绕线电感、功率电感、RF</w:t>
       </w:r>
       <w:r>
+        <w:rPr>
+          <w:rFonts w:eastAsia="黑体"/>
+        </w:rPr>
         <w:t xml:space="preserve"> </w:t>
       </w:r>
       <w:r>
         <w:rPr>
-          <w:rFonts w:hint="eastAsia"/>
+          <w:rFonts w:hint="eastAsia" w:eastAsia="黑体"/>
         </w:rPr>
         <w:t xml:space="preserve">电感（如</w:t>
       </w:r>
       <w:r>
+        <w:rPr>
+          <w:rFonts w:eastAsia="黑体"/>
+        </w:rPr>
         <w:t xml:space="preserve"> 0603/0805 </w:t>
       </w:r>
       <w:r>
         <w:rPr>
-          <w:rFonts w:hint="eastAsia"/>
+          <w:rFonts w:hint="eastAsia" w:eastAsia="黑体"/>
         </w:rPr>
         <w:t xml:space="preserve">贴片电感）。</w:t>
       </w:r>
@@ -2182,16 +2388,19 @@
       </w:pPr>
       <w:r>
         <w:rPr>
-          <w:rFonts w:hint="eastAsia"/>
+          <w:rFonts w:hint="eastAsia" w:eastAsia="黑体"/>
         </w:rPr>
         <w:t xml:space="preserve">电容：C0G/NP0</w:t>
       </w:r>
       <w:r>
+        <w:rPr>
+          <w:rFonts w:eastAsia="黑体"/>
+        </w:rPr>
         <w:t xml:space="preserve"> </w:t>
       </w:r>
       <w:r>
         <w:rPr>
-          <w:rFonts w:hint="eastAsia"/>
+          <w:rFonts w:hint="eastAsia" w:eastAsia="黑体"/>
         </w:rPr>
         <w:t xml:space="preserve">或薄膜电容。</w:t>
       </w:r>
@@ -2206,7 +2415,7 @@
       </w:pPr>
       <w:r>
         <w:rPr>
-          <w:rFonts w:hint="eastAsia"/>
+          <w:rFonts w:hint="eastAsia" w:eastAsia="黑体"/>
         </w:rPr>
         <w:t xml:space="preserve">常用：按需选型。</w:t>
       </w:r>
@@ -2219,7 +2428,7 @@
       </w:pPr>
       <w:r>
         <w:rPr>
-          <w:rFonts w:hint="eastAsia"/>
+          <w:rFonts w:hint="eastAsia" w:eastAsia="黑体"/>
         </w:rPr>
         <w:t xml:space="preserve">注意事项</w:t>
       </w:r>
@@ -2234,7 +2443,7 @@
       </w:pPr>
       <w:r>
         <w:rPr>
-          <w:rFonts w:hint="eastAsia"/>
+          <w:rFonts w:hint="eastAsia" w:eastAsia="黑体"/>
         </w:rPr>
         <w:t xml:space="preserve">电感的自谐振频率（SRF）需高于工作/截止频率，否则滤波特性恶化。</w:t>
       </w:r>
@@ -2249,7 +2458,7 @@
       </w:pPr>
       <w:r>
         <w:rPr>
-          <w:rFonts w:hint="eastAsia"/>
+          <w:rFonts w:hint="eastAsia" w:eastAsia="黑体"/>
         </w:rPr>
         <w:t xml:space="preserve">两端需阻抗匹配（</w:t>
       </w:r>
@@ -2269,7 +2478,7 @@
       </m:oMath>
       <w:r>
         <w:rPr>
-          <w:rFonts w:hint="eastAsia"/>
+          <w:rFonts w:hint="eastAsia" w:eastAsia="黑体"/>
         </w:rPr>
         <w:t xml:space="preserve">）才能获得理论响应，失配会产生反射与纹波。</w:t>
       </w:r>
@@ -2284,7 +2493,7 @@
       </w:pPr>
       <w:r>
         <w:rPr>
-          <w:rFonts w:hint="eastAsia"/>
+          <w:rFonts w:hint="eastAsia" w:eastAsia="黑体"/>
         </w:rPr>
         <w:t xml:space="preserve">电感存在体积与磁芯损耗，大电流时注意饱和与温升。</w:t>
       </w:r>
@@ -2297,7 +2506,7 @@
       </w:pPr>
       <w:r>
         <w:rPr>
-          <w:rFonts w:hint="eastAsia"/>
+          <w:rFonts w:hint="eastAsia" w:eastAsia="黑体"/>
         </w:rPr>
         <w:t xml:space="preserve">参考资料</w:t>
       </w:r>
@@ -2311,6 +2520,9 @@
         </w:numPr>
       </w:pPr>
       <w:r>
+        <w:rPr>
+          <w:rFonts w:eastAsia="黑体"/>
+        </w:rPr>
         <w:t xml:space="preserve">Wikipedia: Low-pass filter。</w:t>
       </w:r>
     </w:p>
@@ -2324,7 +2536,7 @@
       </w:pPr>
       <w:r>
         <w:rPr>
-          <w:rFonts w:hint="eastAsia"/>
+          <w:rFonts w:hint="eastAsia" w:eastAsia="黑体"/>
         </w:rPr>
         <w:t xml:space="preserve">《射频电路设计》相关章节。</w:t>
       </w:r>
@@ -2338,20 +2550,26 @@
         </w:numPr>
       </w:pPr>
       <w:r>
+        <w:rPr>
+          <w:rFonts w:eastAsia="黑体"/>
+        </w:rPr>
         <w:t xml:space="preserve">TI </w:t>
       </w:r>
       <w:r>
         <w:rPr>
-          <w:rFonts w:hint="eastAsia"/>
+          <w:rFonts w:hint="eastAsia" w:eastAsia="黑体"/>
         </w:rPr>
         <w:t xml:space="preserve">应用笔记（LC</w:t>
       </w:r>
       <w:r>
+        <w:rPr>
+          <w:rFonts w:eastAsia="黑体"/>
+        </w:rPr>
         <w:t xml:space="preserve"> </w:t>
       </w:r>
       <w:r>
         <w:rPr>
-          <w:rFonts w:hint="eastAsia"/>
+          <w:rFonts w:hint="eastAsia" w:eastAsia="黑体"/>
         </w:rPr>
         <w:t xml:space="preserve">滤波器设计）。</w:t>
       </w:r>
@@ -2365,11 +2583,11 @@
       </w:pPr>
       <w:r>
         <w:rPr>
-          <w:rFonts w:ascii="Times New Roman" w:hAnsi="Times New Roman"/>
+          <w:rFonts w:ascii="Times New Roman" w:hAnsi="Times New Roman" w:eastAsia="黑体"/>
           <w:color w:val="555555"/>
           <w:sz w:val="21"/>
         </w:rPr>
-        <w:t>材料收集者：杜文杰</w:t>
+        <w:t>材料收集者：杜文杰，WX手机：19519196569，QQ:3478827729</w:t>
       </w:r>
     </w:p>
     <w:sectPr>
@@ -2389,7 +2607,7 @@
 </file>
 
 <file path=word/footer1.xml><?xml version="1.0" encoding="utf-8"?>
-<w:ftr xmlns:m="http://schemas.openxmlformats.org/officeDocument/2006/math" xmlns:mc="http://schemas.openxmlformats.org/markup-compatibility/2006" xmlns:mo="http://schemas.microsoft.com/office/mac/office/2008/main" xmlns:mv="urn:schemas-microsoft-com:mac:vml" xmlns:o="urn:schemas-microsoft-com:office:office" xmlns:r="http://schemas.openxmlformats.org/officeDocument/2006/relationships" xmlns:v="urn:schemas-microsoft-com:vml" xmlns:w10="urn:schemas-microsoft-com:office:word" xmlns:w14="http://schemas.microsoft.com/office/word/2010/wordml" xmlns:w="http://schemas.openxmlformats.org/wordprocessingml/2006/main" xmlns:wne="http://schemas.microsoft.com/office/word/2006/wordml" xmlns:wp14="http://schemas.microsoft.com/office/word/2010/wordprocessingDrawing" xmlns:wp="http://schemas.openxmlformats.org/drawingml/2006/wordprocessingDrawing" xmlns:wpc="http://schemas.microsoft.com/office/word/2010/wordprocessingCanvas" xmlns:wpg="http://schemas.microsoft.com/office/word/2010/wordprocessingGroup" xmlns:wpi="http://schemas.microsoft.com/office/word/2010/wordprocessingInk" xmlns:wps="http://schemas.microsoft.com/office/word/2010/wordprocessingShape" mc:Ignorable="w14 wp14">
+<w:ftr xmlns:mc="http://schemas.openxmlformats.org/markup-compatibility/2006" xmlns:w="http://schemas.openxmlformats.org/wordprocessingml/2006/main" xmlns:m="http://schemas.openxmlformats.org/officeDocument/2006/math" xmlns:mo="http://schemas.microsoft.com/office/mac/office/2008/main" xmlns:mv="urn:schemas-microsoft-com:mac:vml" xmlns:o="urn:schemas-microsoft-com:office:office" xmlns:r="http://schemas.openxmlformats.org/officeDocument/2006/relationships" xmlns:v="urn:schemas-microsoft-com:vml" xmlns:w10="urn:schemas-microsoft-com:office:word" xmlns:w14="http://schemas.microsoft.com/office/word/2010/wordml" xmlns:wne="http://schemas.microsoft.com/office/word/2006/wordml" xmlns:wp14="http://schemas.microsoft.com/office/word/2010/wordprocessingDrawing" xmlns:wp="http://schemas.openxmlformats.org/drawingml/2006/wordprocessingDrawing" xmlns:wpc="http://schemas.microsoft.com/office/word/2010/wordprocessingCanvas" xmlns:wpg="http://schemas.microsoft.com/office/word/2010/wordprocessingGroup" xmlns:wpi="http://schemas.microsoft.com/office/word/2010/wordprocessingInk" xmlns:wps="http://schemas.microsoft.com/office/word/2010/wordprocessingShape" mc:Ignorable="w14 wp14">
   <w:p>
     <w:pPr>
       <w:pStyle w:val="Footer"/>
@@ -2397,12 +2615,14 @@
     </w:pPr>
     <w:r>
       <w:rPr>
+        <w:rFonts w:eastAsia="黑体"/>
         <w:sz w:val="18"/>
       </w:rPr>
       <w:t xml:space="preserve">第 </w:t>
     </w:r>
     <w:r>
       <w:rPr>
+        <w:rFonts w:eastAsia="黑体"/>
         <w:sz w:val="18"/>
       </w:rPr>
       <w:fldChar w:fldCharType="begin"/>
@@ -2411,6 +2631,7 @@
     </w:r>
     <w:r>
       <w:rPr>
+        <w:rFonts w:eastAsia="黑体"/>
         <w:sz w:val="18"/>
       </w:rPr>
       <w:t xml:space="preserve"> 页</w:t>
@@ -2424,6 +2645,9 @@
   <w:footnote w:type="continuationSeparator" w:id="0">
     <w:p>
       <w:r>
+        <w:rPr>
+          <w:rFonts w:eastAsia="黑体"/>
+        </w:rPr>
         <w:continuationSeparator/>
       </w:r>
     </w:p>
@@ -2431,6 +2655,9 @@
   <w:footnote w:type="separator" w:id="-1">
     <w:p>
       <w:r>
+        <w:rPr>
+          <w:rFonts w:eastAsia="黑体"/>
+        </w:rPr>
         <w:separator/>
       </w:r>
     </w:p>
@@ -2439,7 +2666,7 @@
 </file>
 
 <file path=word/header1.xml><?xml version="1.0" encoding="utf-8"?>
-<w:hdr xmlns:m="http://schemas.openxmlformats.org/officeDocument/2006/math" xmlns:mc="http://schemas.openxmlformats.org/markup-compatibility/2006" xmlns:mo="http://schemas.microsoft.com/office/mac/office/2008/main" xmlns:mv="urn:schemas-microsoft-com:mac:vml" xmlns:o="urn:schemas-microsoft-com:office:office" xmlns:r="http://schemas.openxmlformats.org/officeDocument/2006/relationships" xmlns:v="urn:schemas-microsoft-com:vml" xmlns:w10="urn:schemas-microsoft-com:office:word" xmlns:w14="http://schemas.microsoft.com/office/word/2010/wordml" xmlns:w="http://schemas.openxmlformats.org/wordprocessingml/2006/main" xmlns:wne="http://schemas.microsoft.com/office/word/2006/wordml" xmlns:wp14="http://schemas.microsoft.com/office/word/2010/wordprocessingDrawing" xmlns:wp="http://schemas.openxmlformats.org/drawingml/2006/wordprocessingDrawing" xmlns:wpc="http://schemas.microsoft.com/office/word/2010/wordprocessingCanvas" xmlns:wpg="http://schemas.microsoft.com/office/word/2010/wordprocessingGroup" xmlns:wpi="http://schemas.microsoft.com/office/word/2010/wordprocessingInk" xmlns:wps="http://schemas.microsoft.com/office/word/2010/wordprocessingShape" mc:Ignorable="w14 wp14">
+<w:hdr xmlns:mc="http://schemas.openxmlformats.org/markup-compatibility/2006" xmlns:w="http://schemas.openxmlformats.org/wordprocessingml/2006/main" xmlns:m="http://schemas.openxmlformats.org/officeDocument/2006/math" xmlns:mo="http://schemas.microsoft.com/office/mac/office/2008/main" xmlns:mv="urn:schemas-microsoft-com:mac:vml" xmlns:o="urn:schemas-microsoft-com:office:office" xmlns:r="http://schemas.openxmlformats.org/officeDocument/2006/relationships" xmlns:v="urn:schemas-microsoft-com:vml" xmlns:w10="urn:schemas-microsoft-com:office:word" xmlns:w14="http://schemas.microsoft.com/office/word/2010/wordml" xmlns:wne="http://schemas.microsoft.com/office/word/2006/wordml" xmlns:wp14="http://schemas.microsoft.com/office/word/2010/wordprocessingDrawing" xmlns:wp="http://schemas.openxmlformats.org/drawingml/2006/wordprocessingDrawing" xmlns:wpc="http://schemas.microsoft.com/office/word/2010/wordprocessingCanvas" xmlns:wpg="http://schemas.microsoft.com/office/word/2010/wordprocessingGroup" xmlns:wpi="http://schemas.microsoft.com/office/word/2010/wordprocessingInk" xmlns:wps="http://schemas.microsoft.com/office/word/2010/wordprocessingShape" mc:Ignorable="w14 wp14">
   <w:p>
     <w:pPr>
       <w:pStyle w:val="Header"/>
@@ -2447,7 +2674,7 @@
     </w:pPr>
     <w:r>
       <w:rPr>
-        <w:rFonts w:ascii="Times New Roman" w:hAnsi="Times New Roman"/>
+        <w:rFonts w:ascii="Times New Roman" w:hAnsi="Times New Roman" w:eastAsia="黑体"/>
         <w:sz w:val="18"/>
         <w:rFonts w:eastAsia="黑体"/>
         <w:rFonts w:eastAsia="黑体"/>
@@ -2459,7 +2686,7 @@
 </file>
 
 <file path=word/numbering.xml><?xml version="1.0" encoding="utf-8"?>
-<w:numbering xmlns:m="http://schemas.openxmlformats.org/officeDocument/2006/math" xmlns:mc="http://schemas.openxmlformats.org/markup-compatibility/2006" xmlns:mo="http://schemas.microsoft.com/office/mac/office/2008/main" xmlns:mv="urn:schemas-microsoft-com:mac:vml" xmlns:o="urn:schemas-microsoft-com:office:office" xmlns:r="http://schemas.openxmlformats.org/officeDocument/2006/relationships" xmlns:v="urn:schemas-microsoft-com:vml" xmlns:w="http://schemas.openxmlformats.org/wordprocessingml/2006/main" xmlns:w10="urn:schemas-microsoft-com:office:word" xmlns:w14="http://schemas.microsoft.com/office/word/2010/wordml" xmlns:wne="http://schemas.microsoft.com/office/word/2006/wordml" xmlns:wp="http://schemas.openxmlformats.org/drawingml/2006/wordprocessingDrawing" xmlns:wp14="http://schemas.microsoft.com/office/word/2010/wordprocessingDrawing" xmlns:wpc="http://schemas.microsoft.com/office/word/2010/wordprocessingCanvas" xmlns:wpg="http://schemas.microsoft.com/office/word/2010/wordprocessingGroup" xmlns:wpi="http://schemas.microsoft.com/office/word/2010/wordprocessingInk" xmlns:wps="http://schemas.microsoft.com/office/word/2010/wordprocessingShape" mc:Ignorable="w14 wp14">
+<w:numbering xmlns:mc="http://schemas.openxmlformats.org/markup-compatibility/2006" xmlns:w="http://schemas.openxmlformats.org/wordprocessingml/2006/main" xmlns:m="http://schemas.openxmlformats.org/officeDocument/2006/math" xmlns:mo="http://schemas.microsoft.com/office/mac/office/2008/main" xmlns:mv="urn:schemas-microsoft-com:mac:vml" xmlns:o="urn:schemas-microsoft-com:office:office" xmlns:r="http://schemas.openxmlformats.org/officeDocument/2006/relationships" xmlns:v="urn:schemas-microsoft-com:vml" xmlns:w10="urn:schemas-microsoft-com:office:word" xmlns:w14="http://schemas.microsoft.com/office/word/2010/wordml" xmlns:wne="http://schemas.microsoft.com/office/word/2006/wordml" xmlns:wp="http://schemas.openxmlformats.org/drawingml/2006/wordprocessingDrawing" xmlns:wp14="http://schemas.microsoft.com/office/word/2010/wordprocessingDrawing" xmlns:wpc="http://schemas.microsoft.com/office/word/2010/wordprocessingCanvas" xmlns:wpg="http://schemas.microsoft.com/office/word/2010/wordprocessingGroup" xmlns:wpi="http://schemas.microsoft.com/office/word/2010/wordprocessingInk" xmlns:wps="http://schemas.microsoft.com/office/word/2010/wordprocessingShape" mc:Ignorable="w14 wp14">
   <w:abstractNum w:abstractNumId="0">
     <w:nsid w:val="FFFFFF7C"/>
     <w:multiLevelType w:val="singleLevel"/>
@@ -2546,7 +2773,7 @@
         <w:ind w:hanging="360" w:left="1440"/>
       </w:pPr>
       <w:rPr>
-        <w:rFonts w:ascii="Symbol" w:hAnsi="Symbol" w:hint="default"/>
+        <w:rFonts w:ascii="Symbol" w:hAnsi="Symbol" w:hint="default" w:eastAsia="黑体"/>
       </w:rPr>
     </w:lvl>
   </w:abstractNum>
@@ -2567,7 +2794,7 @@
         <w:ind w:hanging="360" w:left="1080"/>
       </w:pPr>
       <w:rPr>
-        <w:rFonts w:ascii="Symbol" w:hAnsi="Symbol" w:hint="default"/>
+        <w:rFonts w:ascii="Symbol" w:hAnsi="Symbol" w:hint="default" w:eastAsia="黑体"/>
       </w:rPr>
     </w:lvl>
   </w:abstractNum>
@@ -2588,7 +2815,7 @@
         <w:ind w:hanging="360" w:left="720"/>
       </w:pPr>
       <w:rPr>
-        <w:rFonts w:ascii="Symbol" w:hAnsi="Symbol" w:hint="default"/>
+        <w:rFonts w:ascii="Symbol" w:hAnsi="Symbol" w:hint="default" w:eastAsia="黑体"/>
       </w:rPr>
     </w:lvl>
   </w:abstractNum>
@@ -2627,7 +2854,7 @@
         <w:ind w:hanging="360" w:left="360"/>
       </w:pPr>
       <w:rPr>
-        <w:rFonts w:ascii="Symbol" w:hAnsi="Symbol" w:hint="default"/>
+        <w:rFonts w:ascii="Symbol" w:hAnsi="Symbol" w:hint="default" w:eastAsia="黑体"/>
       </w:rPr>
     </w:lvl>
   </w:abstractNum>
@@ -2718,7 +2945,7 @@
         <w:ind w:left="720" w:hanging="360"/>
       </w:pPr>
       <w:rPr>
-        <w:rFonts w:ascii="Symbol" w:hAnsi="Symbol" w:cs="Symbol" w:hint="default"/>
+        <w:rFonts w:ascii="Symbol" w:hAnsi="Symbol" w:cs="Symbol" w:hint="default" w:eastAsia="黑体"/>
       </w:rPr>
     </w:lvl>
     <w:lvl w:ilvl="1">
@@ -2729,7 +2956,7 @@
         <w:ind w:left="1440" w:hanging="360"/>
       </w:pPr>
       <w:rPr>
-        <w:rFonts w:ascii="Courier New" w:hAnsi="Courier New" w:cs="Courier New" w:hint="default"/>
+        <w:rFonts w:ascii="Courier New" w:hAnsi="Courier New" w:cs="Courier New" w:hint="default" w:eastAsia="黑体"/>
       </w:rPr>
     </w:lvl>
     <w:lvl w:ilvl="2">
@@ -2740,7 +2967,7 @@
         <w:ind w:left="2160" w:hanging="360"/>
       </w:pPr>
       <w:rPr>
-        <w:rFonts w:ascii="Wingdings" w:hAnsi="Wingdings" w:cs="Wingdings" w:hint="default"/>
+        <w:rFonts w:ascii="Wingdings" w:hAnsi="Wingdings" w:cs="Wingdings" w:hint="default" w:eastAsia="黑体"/>
       </w:rPr>
     </w:lvl>
     <w:lvl w:ilvl="3">
@@ -2751,7 +2978,7 @@
         <w:ind w:left="2880" w:hanging="360"/>
       </w:pPr>
       <w:rPr>
-        <w:rFonts w:ascii="Symbol" w:hAnsi="Symbol" w:cs="Symbol" w:hint="default"/>
+        <w:rFonts w:ascii="Symbol" w:hAnsi="Symbol" w:cs="Symbol" w:hint="default" w:eastAsia="黑体"/>
       </w:rPr>
     </w:lvl>
     <w:lvl w:ilvl="4">
@@ -2762,7 +2989,7 @@
         <w:ind w:left="3600" w:hanging="360"/>
       </w:pPr>
       <w:rPr>
-        <w:rFonts w:ascii="Courier New" w:hAnsi="Courier New" w:cs="Courier New" w:hint="default"/>
+        <w:rFonts w:ascii="Courier New" w:hAnsi="Courier New" w:cs="Courier New" w:hint="default" w:eastAsia="黑体"/>
       </w:rPr>
     </w:lvl>
     <w:lvl w:ilvl="5">
@@ -2773,7 +3000,7 @@
         <w:ind w:left="4320" w:hanging="360"/>
       </w:pPr>
       <w:rPr>
-        <w:rFonts w:ascii="Wingdings" w:hAnsi="Wingdings" w:cs="Wingdings" w:hint="default"/>
+        <w:rFonts w:ascii="Wingdings" w:hAnsi="Wingdings" w:cs="Wingdings" w:hint="default" w:eastAsia="黑体"/>
       </w:rPr>
     </w:lvl>
     <w:lvl w:ilvl="6">
@@ -2784,7 +3011,7 @@
         <w:ind w:left="5040" w:hanging="360"/>
       </w:pPr>
       <w:rPr>
-        <w:rFonts w:ascii="Symbol" w:hAnsi="Symbol" w:cs="Symbol" w:hint="default"/>
+        <w:rFonts w:ascii="Symbol" w:hAnsi="Symbol" w:cs="Symbol" w:hint="default" w:eastAsia="黑体"/>
       </w:rPr>
     </w:lvl>
     <w:lvl w:ilvl="7">
@@ -2795,7 +3022,7 @@
         <w:ind w:left="5760" w:hanging="360"/>
       </w:pPr>
       <w:rPr>
-        <w:rFonts w:ascii="Courier New" w:hAnsi="Courier New" w:cs="Courier New" w:hint="default"/>
+        <w:rFonts w:ascii="Courier New" w:hAnsi="Courier New" w:cs="Courier New" w:hint="default" w:eastAsia="黑体"/>
       </w:rPr>
     </w:lvl>
     <w:lvl w:ilvl="8">
@@ -2806,7 +3033,7 @@
         <w:ind w:left="6480" w:hanging="360"/>
       </w:pPr>
       <w:rPr>
-        <w:rFonts w:ascii="Wingdings" w:hAnsi="Wingdings" w:cs="Wingdings" w:hint="default"/>
+        <w:rFonts w:ascii="Wingdings" w:hAnsi="Wingdings" w:cs="Wingdings" w:hint="default" w:eastAsia="黑体"/>
       </w:rPr>
     </w:lvl>
   </w:abstractNum>
@@ -2862,11 +3089,11 @@
 </file>
 
 <file path=word/styles.xml><?xml version="1.0" encoding="utf-8"?>
-<w:styles xmlns:mc="http://schemas.openxmlformats.org/markup-compatibility/2006" xmlns:r="http://schemas.openxmlformats.org/officeDocument/2006/relationships" xmlns:w="http://schemas.openxmlformats.org/wordprocessingml/2006/main" xmlns:w14="http://schemas.microsoft.com/office/word/2010/wordml" mc:Ignorable="w14">
+<w:styles xmlns:mc="http://schemas.openxmlformats.org/markup-compatibility/2006" xmlns:w="http://schemas.openxmlformats.org/wordprocessingml/2006/main" xmlns:r="http://schemas.openxmlformats.org/officeDocument/2006/relationships" xmlns:w14="http://schemas.microsoft.com/office/word/2010/wordml" mc:Ignorable="w14">
   <w:docDefaults>
     <w:rPrDefault>
       <w:rPr>
-        <w:rFonts w:asciiTheme="minorHAnsi" w:cstheme="minorBidi" w:eastAsiaTheme="minorEastAsia" w:hAnsiTheme="minorHAnsi"/>
+        <w:rFonts w:asciiTheme="minorHAnsi" w:cstheme="minorBidi" w:hAnsiTheme="minorHAnsi" w:eastAsia="黑体"/>
         <w:sz w:val="22"/>
         <w:szCs w:val="22"/>
         <w:lang w:bidi="ar-SA" w:eastAsia="en-US" w:val="en-US"/>
@@ -3088,7 +3315,7 @@
       <w:outlineLvl w:val="0"/>
     </w:pPr>
     <w:rPr>
-      <w:rFonts w:ascii="Times New Roman" w:asciiTheme="majorHAnsi" w:cstheme="majorBidi" w:eastAsia="黑体" w:eastAsiaTheme="majorEastAsia" w:hAnsi="Times New Roman" w:hAnsiTheme="majorHAnsi"/>
+      <w:rFonts w:ascii="Times New Roman" w:asciiTheme="majorHAnsi" w:cstheme="majorBidi" w:eastAsia="黑体" w:hAnsi="Times New Roman" w:hAnsiTheme="majorHAnsi"/>
       <w:b/>
       <w:bCs/>
       <w:color w:val="1F3864"/>
@@ -3112,7 +3339,7 @@
       <w:outlineLvl w:val="1"/>
     </w:pPr>
     <w:rPr>
-      <w:rFonts w:ascii="Times New Roman" w:asciiTheme="majorHAnsi" w:cstheme="majorBidi" w:eastAsia="黑体" w:eastAsiaTheme="majorEastAsia" w:hAnsi="Times New Roman" w:hAnsiTheme="majorHAnsi"/>
+      <w:rFonts w:ascii="Times New Roman" w:asciiTheme="majorHAnsi" w:cstheme="majorBidi" w:eastAsia="黑体" w:hAnsi="Times New Roman" w:hAnsiTheme="majorHAnsi"/>
       <w:b/>
       <w:bCs/>
       <w:color w:val="2E4E7E"/>
@@ -3136,7 +3363,7 @@
       <w:outlineLvl w:val="2"/>
     </w:pPr>
     <w:rPr>
-      <w:rFonts w:ascii="Times New Roman" w:asciiTheme="majorHAnsi" w:cstheme="majorBidi" w:eastAsia="黑体" w:eastAsiaTheme="majorEastAsia" w:hAnsi="Times New Roman" w:hAnsiTheme="majorHAnsi"/>
+      <w:rFonts w:ascii="Times New Roman" w:asciiTheme="majorHAnsi" w:cstheme="majorBidi" w:eastAsia="黑体" w:hAnsi="Times New Roman" w:hAnsiTheme="majorHAnsi"/>
       <w:b/>
       <w:bCs/>
       <w:color w:val="2E4E7E"/>
@@ -3160,7 +3387,7 @@
       <w:outlineLvl w:val="3"/>
     </w:pPr>
     <w:rPr>
-      <w:rFonts w:ascii="Times New Roman" w:asciiTheme="majorHAnsi" w:cstheme="majorBidi" w:eastAsia="黑体" w:eastAsiaTheme="majorEastAsia" w:hAnsi="Times New Roman" w:hAnsiTheme="majorHAnsi"/>
+      <w:rFonts w:ascii="Times New Roman" w:asciiTheme="majorHAnsi" w:cstheme="majorBidi" w:eastAsia="黑体" w:hAnsi="Times New Roman" w:hAnsiTheme="majorHAnsi"/>
       <w:b/>
       <w:bCs/>
       <w:i/>
@@ -3186,7 +3413,7 @@
       <w:outlineLvl w:val="4"/>
     </w:pPr>
     <w:rPr>
-      <w:rFonts w:ascii="Times New Roman" w:asciiTheme="majorHAnsi" w:cstheme="majorBidi" w:eastAsia="黑体" w:eastAsiaTheme="majorEastAsia" w:hAnsi="Times New Roman" w:hAnsiTheme="majorHAnsi"/>
+      <w:rFonts w:ascii="Times New Roman" w:asciiTheme="majorHAnsi" w:cstheme="majorBidi" w:eastAsia="黑体" w:hAnsi="Times New Roman" w:hAnsiTheme="majorHAnsi"/>
       <w:b/>
       <w:color w:val="333333"/>
       <w:sz w:val="22"/>
@@ -3209,7 +3436,7 @@
       <w:outlineLvl w:val="5"/>
     </w:pPr>
     <w:rPr>
-      <w:rFonts w:asciiTheme="majorHAnsi" w:cstheme="majorBidi" w:eastAsiaTheme="majorEastAsia" w:hAnsiTheme="majorHAnsi"/>
+      <w:rFonts w:asciiTheme="majorHAnsi" w:cstheme="majorBidi" w:hAnsiTheme="majorHAnsi" w:eastAsia="黑体"/>
       <w:i/>
       <w:iCs/>
       <w:color w:themeColor="accent1" w:themeShade="7F" w:val="243F60"/>
@@ -3232,7 +3459,7 @@
       <w:outlineLvl w:val="6"/>
     </w:pPr>
     <w:rPr>
-      <w:rFonts w:asciiTheme="majorHAnsi" w:cstheme="majorBidi" w:eastAsiaTheme="majorEastAsia" w:hAnsiTheme="majorHAnsi"/>
+      <w:rFonts w:asciiTheme="majorHAnsi" w:cstheme="majorBidi" w:hAnsiTheme="majorHAnsi" w:eastAsia="黑体"/>
       <w:i/>
       <w:iCs/>
       <w:color w:themeColor="text1" w:themeTint="BF" w:val="404040"/>
@@ -3255,7 +3482,7 @@
       <w:outlineLvl w:val="7"/>
     </w:pPr>
     <w:rPr>
-      <w:rFonts w:asciiTheme="majorHAnsi" w:cstheme="majorBidi" w:eastAsiaTheme="majorEastAsia" w:hAnsiTheme="majorHAnsi"/>
+      <w:rFonts w:asciiTheme="majorHAnsi" w:cstheme="majorBidi" w:hAnsiTheme="majorHAnsi" w:eastAsia="黑体"/>
       <w:color w:themeColor="accent1" w:val="4F81BD"/>
       <w:sz w:val="20"/>
       <w:szCs w:val="20"/>
@@ -3278,7 +3505,7 @@
       <w:outlineLvl w:val="8"/>
     </w:pPr>
     <w:rPr>
-      <w:rFonts w:asciiTheme="majorHAnsi" w:cstheme="majorBidi" w:eastAsiaTheme="majorEastAsia" w:hAnsiTheme="majorHAnsi"/>
+      <w:rFonts w:asciiTheme="majorHAnsi" w:cstheme="majorBidi" w:hAnsiTheme="majorHAnsi" w:eastAsia="黑体"/>
       <w:i/>
       <w:iCs/>
       <w:color w:themeColor="text1" w:themeTint="BF" w:val="404040"/>
@@ -3329,7 +3556,7 @@
     <w:uiPriority w:val="9"/>
     <w:rsid w:val="00FC693F"/>
     <w:rPr>
-      <w:rFonts w:asciiTheme="majorHAnsi" w:cstheme="majorBidi" w:eastAsiaTheme="majorEastAsia" w:hAnsiTheme="majorHAnsi"/>
+      <w:rFonts w:asciiTheme="majorHAnsi" w:cstheme="majorBidi" w:hAnsiTheme="majorHAnsi" w:eastAsia="黑体"/>
       <w:b/>
       <w:bCs/>
       <w:color w:themeColor="accent1" w:themeShade="BF" w:val="365F91"/>
@@ -3344,7 +3571,7 @@
     <w:uiPriority w:val="9"/>
     <w:rsid w:val="00FC693F"/>
     <w:rPr>
-      <w:rFonts w:asciiTheme="majorHAnsi" w:cstheme="majorBidi" w:eastAsiaTheme="majorEastAsia" w:hAnsiTheme="majorHAnsi"/>
+      <w:rFonts w:asciiTheme="majorHAnsi" w:cstheme="majorBidi" w:hAnsiTheme="majorHAnsi" w:eastAsia="黑体"/>
       <w:b/>
       <w:bCs/>
       <w:color w:themeColor="accent1" w:val="4F81BD"/>
@@ -3359,7 +3586,7 @@
     <w:uiPriority w:val="9"/>
     <w:rsid w:val="00FC693F"/>
     <w:rPr>
-      <w:rFonts w:asciiTheme="majorHAnsi" w:cstheme="majorBidi" w:eastAsiaTheme="majorEastAsia" w:hAnsiTheme="majorHAnsi"/>
+      <w:rFonts w:asciiTheme="majorHAnsi" w:cstheme="majorBidi" w:hAnsiTheme="majorHAnsi" w:eastAsia="黑体"/>
       <w:b/>
       <w:bCs/>
       <w:color w:themeColor="accent1" w:val="4F81BD"/>
@@ -3382,7 +3609,7 @@
       <w:contextualSpacing/>
     </w:pPr>
     <w:rPr>
-      <w:rFonts w:ascii="Times New Roman" w:asciiTheme="majorHAnsi" w:cstheme="majorBidi" w:eastAsia="黑体" w:eastAsiaTheme="majorEastAsia" w:hAnsi="Times New Roman" w:hAnsiTheme="majorHAnsi"/>
+      <w:rFonts w:ascii="Times New Roman" w:asciiTheme="majorHAnsi" w:cstheme="majorBidi" w:eastAsia="黑体" w:hAnsi="Times New Roman" w:hAnsiTheme="majorHAnsi"/>
       <w:b/>
       <w:color w:val="1F3864"/>
       <w:spacing w:val="5"/>
@@ -3398,7 +3625,7 @@
     <w:uiPriority w:val="10"/>
     <w:rsid w:val="00FC693F"/>
     <w:rPr>
-      <w:rFonts w:asciiTheme="majorHAnsi" w:cstheme="majorBidi" w:eastAsiaTheme="majorEastAsia" w:hAnsiTheme="majorHAnsi"/>
+      <w:rFonts w:asciiTheme="majorHAnsi" w:cstheme="majorBidi" w:hAnsiTheme="majorHAnsi" w:eastAsia="黑体"/>
       <w:color w:themeColor="text2" w:themeShade="BF" w:val="17365D"/>
       <w:spacing w:val="5"/>
       <w:kern w:val="28"/>
@@ -3420,7 +3647,7 @@
       </w:numPr>
     </w:pPr>
     <w:rPr>
-      <w:rFonts w:asciiTheme="majorHAnsi" w:cstheme="majorBidi" w:eastAsiaTheme="majorEastAsia" w:hAnsiTheme="majorHAnsi"/>
+      <w:rFonts w:asciiTheme="majorHAnsi" w:cstheme="majorBidi" w:hAnsiTheme="majorHAnsi" w:eastAsia="黑体"/>
       <w:i/>
       <w:iCs/>
       <w:color w:themeColor="accent1" w:val="4F81BD"/>
@@ -3436,7 +3663,7 @@
     <w:uiPriority w:val="11"/>
     <w:rsid w:val="00FC693F"/>
     <w:rPr>
-      <w:rFonts w:asciiTheme="majorHAnsi" w:cstheme="majorBidi" w:eastAsiaTheme="majorEastAsia" w:hAnsiTheme="majorHAnsi"/>
+      <w:rFonts w:asciiTheme="majorHAnsi" w:cstheme="majorBidi" w:hAnsiTheme="majorHAnsi" w:eastAsia="黑体"/>
       <w:i/>
       <w:iCs/>
       <w:color w:themeColor="accent1" w:val="4F81BD"/>
@@ -3503,6 +3730,7 @@
       <w:spacing w:after="120"/>
     </w:pPr>
     <w:rPr>
+      <w:rFonts w:eastAsia="黑体"/>
       <w:sz w:val="16"/>
       <w:szCs w:val="16"/>
     </w:rPr>
@@ -3514,6 +3742,7 @@
     <w:uiPriority w:val="99"/>
     <w:rsid w:val="00AA1D8D"/>
     <w:rPr>
+      <w:rFonts w:eastAsia="黑体"/>
       <w:sz w:val="16"/>
       <w:szCs w:val="16"/>
     </w:rPr>
@@ -3683,7 +3912,7 @@
       </w:tabs>
     </w:pPr>
     <w:rPr>
-      <w:rFonts w:ascii="Courier" w:hAnsi="Courier"/>
+      <w:rFonts w:ascii="Courier" w:hAnsi="Courier" w:eastAsia="黑体"/>
       <w:sz w:val="20"/>
       <w:szCs w:val="20"/>
     </w:rPr>
@@ -3695,7 +3924,7 @@
     <w:uiPriority w:val="99"/>
     <w:rsid w:val="0029639D"/>
     <w:rPr>
-      <w:rFonts w:ascii="Courier" w:hAnsi="Courier"/>
+      <w:rFonts w:ascii="Courier" w:hAnsi="Courier" w:eastAsia="黑体"/>
       <w:sz w:val="20"/>
       <w:szCs w:val="20"/>
     </w:rPr>
@@ -3731,6 +3960,7 @@
     <w:uiPriority w:val="29"/>
     <w:rsid w:val="00FC693F"/>
     <w:rPr>
+      <w:rFonts w:eastAsia="黑体"/>
       <w:i/>
       <w:iCs/>
       <w:color w:themeColor="text1" w:val="000000"/>
@@ -3744,7 +3974,7 @@
     <w:semiHidden/>
     <w:rsid w:val="00FC693F"/>
     <w:rPr>
-      <w:rFonts w:asciiTheme="majorHAnsi" w:cstheme="majorBidi" w:eastAsiaTheme="majorEastAsia" w:hAnsiTheme="majorHAnsi"/>
+      <w:rFonts w:asciiTheme="majorHAnsi" w:cstheme="majorBidi" w:hAnsiTheme="majorHAnsi" w:eastAsia="黑体"/>
       <w:b/>
       <w:bCs/>
       <w:i/>
@@ -3760,7 +3990,7 @@
     <w:semiHidden/>
     <w:rsid w:val="00FC693F"/>
     <w:rPr>
-      <w:rFonts w:asciiTheme="majorHAnsi" w:cstheme="majorBidi" w:eastAsiaTheme="majorEastAsia" w:hAnsiTheme="majorHAnsi"/>
+      <w:rFonts w:asciiTheme="majorHAnsi" w:cstheme="majorBidi" w:hAnsiTheme="majorHAnsi" w:eastAsia="黑体"/>
       <w:color w:themeColor="accent1" w:themeShade="7F" w:val="243F60"/>
     </w:rPr>
   </w:style>
@@ -3772,7 +4002,7 @@
     <w:semiHidden/>
     <w:rsid w:val="00FC693F"/>
     <w:rPr>
-      <w:rFonts w:asciiTheme="majorHAnsi" w:cstheme="majorBidi" w:eastAsiaTheme="majorEastAsia" w:hAnsiTheme="majorHAnsi"/>
+      <w:rFonts w:asciiTheme="majorHAnsi" w:cstheme="majorBidi" w:hAnsiTheme="majorHAnsi" w:eastAsia="黑体"/>
       <w:i/>
       <w:iCs/>
       <w:color w:themeColor="accent1" w:themeShade="7F" w:val="243F60"/>
@@ -3786,7 +4016,7 @@
     <w:semiHidden/>
     <w:rsid w:val="00FC693F"/>
     <w:rPr>
-      <w:rFonts w:asciiTheme="majorHAnsi" w:cstheme="majorBidi" w:eastAsiaTheme="majorEastAsia" w:hAnsiTheme="majorHAnsi"/>
+      <w:rFonts w:asciiTheme="majorHAnsi" w:cstheme="majorBidi" w:hAnsiTheme="majorHAnsi" w:eastAsia="黑体"/>
       <w:i/>
       <w:iCs/>
       <w:color w:themeColor="text1" w:themeTint="BF" w:val="404040"/>
@@ -3800,7 +4030,7 @@
     <w:semiHidden/>
     <w:rsid w:val="00FC693F"/>
     <w:rPr>
-      <w:rFonts w:asciiTheme="majorHAnsi" w:cstheme="majorBidi" w:eastAsiaTheme="majorEastAsia" w:hAnsiTheme="majorHAnsi"/>
+      <w:rFonts w:asciiTheme="majorHAnsi" w:cstheme="majorBidi" w:hAnsiTheme="majorHAnsi" w:eastAsia="黑体"/>
       <w:color w:themeColor="accent1" w:val="4F81BD"/>
       <w:sz w:val="20"/>
       <w:szCs w:val="20"/>
@@ -3814,7 +4044,7 @@
     <w:semiHidden/>
     <w:rsid w:val="00FC693F"/>
     <w:rPr>
-      <w:rFonts w:asciiTheme="majorHAnsi" w:cstheme="majorBidi" w:eastAsiaTheme="majorEastAsia" w:hAnsiTheme="majorHAnsi"/>
+      <w:rFonts w:asciiTheme="majorHAnsi" w:cstheme="majorBidi" w:hAnsiTheme="majorHAnsi" w:eastAsia="黑体"/>
       <w:i/>
       <w:iCs/>
       <w:color w:themeColor="text1" w:themeTint="BF" w:val="404040"/>
@@ -3835,6 +4065,7 @@
       <w:spacing w:line="240" w:lineRule="auto"/>
     </w:pPr>
     <w:rPr>
+      <w:rFonts w:eastAsia="黑体"/>
       <w:b/>
       <w:bCs/>
       <w:color w:themeColor="accent1" w:val="4F81BD"/>
@@ -3849,6 +4080,7 @@
     <w:qFormat/>
     <w:rsid w:val="00FC693F"/>
     <w:rPr>
+      <w:rFonts w:eastAsia="黑体"/>
       <w:b/>
       <w:bCs/>
     </w:rPr>
@@ -3860,6 +4092,7 @@
     <w:qFormat/>
     <w:rsid w:val="00FC693F"/>
     <w:rPr>
+      <w:rFonts w:eastAsia="黑体"/>
       <w:i/>
       <w:iCs/>
     </w:rPr>
@@ -3880,6 +4113,7 @@
       <w:ind w:left="936" w:right="936"/>
     </w:pPr>
     <w:rPr>
+      <w:rFonts w:eastAsia="黑体"/>
       <w:b/>
       <w:bCs/>
       <w:i/>
@@ -3894,6 +4128,7 @@
     <w:uiPriority w:val="30"/>
     <w:rsid w:val="00FC693F"/>
     <w:rPr>
+      <w:rFonts w:eastAsia="黑体"/>
       <w:b/>
       <w:bCs/>
       <w:i/>
@@ -3908,6 +4143,7 @@
     <w:qFormat/>
     <w:rsid w:val="00FC693F"/>
     <w:rPr>
+      <w:rFonts w:eastAsia="黑体"/>
       <w:i/>
       <w:iCs/>
       <w:color w:themeColor="text1" w:themeTint="7F" w:val="808080"/>
@@ -3920,6 +4156,7 @@
     <w:qFormat/>
     <w:rsid w:val="00FC693F"/>
     <w:rPr>
+      <w:rFonts w:eastAsia="黑体"/>
       <w:b/>
       <w:bCs/>
       <w:i/>
@@ -3934,6 +4171,7 @@
     <w:qFormat/>
     <w:rsid w:val="00FC693F"/>
     <w:rPr>
+      <w:rFonts w:eastAsia="黑体"/>
       <w:smallCaps/>
       <w:color w:themeColor="accent2" w:val="C0504D"/>
       <w:u w:val="single"/>
@@ -3946,6 +4184,7 @@
     <w:qFormat/>
     <w:rsid w:val="00FC693F"/>
     <w:rPr>
+      <w:rFonts w:eastAsia="黑体"/>
       <w:b/>
       <w:bCs/>
       <w:smallCaps/>
@@ -3961,6 +4200,7 @@
     <w:qFormat/>
     <w:rsid w:val="00FC693F"/>
     <w:rPr>
+      <w:rFonts w:eastAsia="黑体"/>
       <w:b/>
       <w:bCs/>
       <w:smallCaps/>
@@ -4015,6 +4255,7 @@
       <w:spacing w:after="0" w:line="240" w:lineRule="auto"/>
     </w:pPr>
     <w:rPr>
+      <w:rFonts w:eastAsia="黑体"/>
       <w:color w:themeColor="text1" w:themeShade="BF" w:val="000000"/>
     </w:rPr>
     <w:tblPr>
@@ -4037,6 +4278,7 @@
         <w:spacing w:after="0" w:before="0" w:line="240" w:lineRule="auto"/>
       </w:pPr>
       <w:rPr>
+        <w:rFonts w:eastAsia="黑体"/>
         <w:b/>
         <w:bCs/>
       </w:rPr>
@@ -4057,6 +4299,7 @@
         <w:spacing w:after="0" w:before="0" w:line="240" w:lineRule="auto"/>
       </w:pPr>
       <w:rPr>
+        <w:rFonts w:eastAsia="黑体"/>
         <w:b/>
         <w:bCs/>
       </w:rPr>
@@ -4074,12 +4317,14 @@
     </w:tblStylePr>
     <w:tblStylePr w:type="firstCol">
       <w:rPr>
+        <w:rFonts w:eastAsia="黑体"/>
         <w:b/>
         <w:bCs/>
       </w:rPr>
     </w:tblStylePr>
     <w:tblStylePr w:type="lastCol">
       <w:rPr>
+        <w:rFonts w:eastAsia="黑体"/>
         <w:b/>
         <w:bCs/>
       </w:rPr>
@@ -4118,6 +4363,7 @@
       <w:spacing w:after="0" w:line="240" w:lineRule="auto"/>
     </w:pPr>
     <w:rPr>
+      <w:rFonts w:eastAsia="黑体"/>
       <w:color w:themeColor="accent1" w:themeShade="BF" w:val="365F91"/>
     </w:rPr>
     <w:tblPr>
@@ -4140,6 +4386,7 @@
         <w:spacing w:after="0" w:before="0" w:line="240" w:lineRule="auto"/>
       </w:pPr>
       <w:rPr>
+        <w:rFonts w:eastAsia="黑体"/>
         <w:b/>
         <w:bCs/>
       </w:rPr>
@@ -4160,6 +4407,7 @@
         <w:spacing w:after="0" w:before="0" w:line="240" w:lineRule="auto"/>
       </w:pPr>
       <w:rPr>
+        <w:rFonts w:eastAsia="黑体"/>
         <w:b/>
         <w:bCs/>
       </w:rPr>
@@ -4177,12 +4425,14 @@
     </w:tblStylePr>
     <w:tblStylePr w:type="firstCol">
       <w:rPr>
+        <w:rFonts w:eastAsia="黑体"/>
         <w:b/>
         <w:bCs/>
       </w:rPr>
     </w:tblStylePr>
     <w:tblStylePr w:type="lastCol">
       <w:rPr>
+        <w:rFonts w:eastAsia="黑体"/>
         <w:b/>
         <w:bCs/>
       </w:rPr>
@@ -4221,6 +4471,7 @@
       <w:spacing w:after="0" w:line="240" w:lineRule="auto"/>
     </w:pPr>
     <w:rPr>
+      <w:rFonts w:eastAsia="黑体"/>
       <w:color w:themeColor="accent2" w:themeShade="BF" w:val="943634"/>
     </w:rPr>
     <w:tblPr>
@@ -4243,6 +4494,7 @@
         <w:spacing w:after="0" w:before="0" w:line="240" w:lineRule="auto"/>
       </w:pPr>
       <w:rPr>
+        <w:rFonts w:eastAsia="黑体"/>
         <w:b/>
         <w:bCs/>
       </w:rPr>
@@ -4263,6 +4515,7 @@
         <w:spacing w:after="0" w:before="0" w:line="240" w:lineRule="auto"/>
       </w:pPr>
       <w:rPr>
+        <w:rFonts w:eastAsia="黑体"/>
         <w:b/>
         <w:bCs/>
       </w:rPr>
@@ -4280,12 +4533,14 @@
     </w:tblStylePr>
     <w:tblStylePr w:type="firstCol">
       <w:rPr>
+        <w:rFonts w:eastAsia="黑体"/>
         <w:b/>
         <w:bCs/>
       </w:rPr>
     </w:tblStylePr>
     <w:tblStylePr w:type="lastCol">
       <w:rPr>
+        <w:rFonts w:eastAsia="黑体"/>
         <w:b/>
         <w:bCs/>
       </w:rPr>
@@ -4324,6 +4579,7 @@
       <w:spacing w:after="0" w:line="240" w:lineRule="auto"/>
     </w:pPr>
     <w:rPr>
+      <w:rFonts w:eastAsia="黑体"/>
       <w:color w:themeColor="accent3" w:themeShade="BF" w:val="76923C"/>
     </w:rPr>
     <w:tblPr>
@@ -4346,6 +4602,7 @@
         <w:spacing w:after="0" w:before="0" w:line="240" w:lineRule="auto"/>
       </w:pPr>
       <w:rPr>
+        <w:rFonts w:eastAsia="黑体"/>
         <w:b/>
         <w:bCs/>
       </w:rPr>
@@ -4366,6 +4623,7 @@
         <w:spacing w:after="0" w:before="0" w:line="240" w:lineRule="auto"/>
       </w:pPr>
       <w:rPr>
+        <w:rFonts w:eastAsia="黑体"/>
         <w:b/>
         <w:bCs/>
       </w:rPr>
@@ -4383,12 +4641,14 @@
     </w:tblStylePr>
     <w:tblStylePr w:type="firstCol">
       <w:rPr>
+        <w:rFonts w:eastAsia="黑体"/>
         <w:b/>
         <w:bCs/>
       </w:rPr>
     </w:tblStylePr>
     <w:tblStylePr w:type="lastCol">
       <w:rPr>
+        <w:rFonts w:eastAsia="黑体"/>
         <w:b/>
         <w:bCs/>
       </w:rPr>
@@ -4427,6 +4687,7 @@
       <w:spacing w:after="0" w:line="240" w:lineRule="auto"/>
     </w:pPr>
     <w:rPr>
+      <w:rFonts w:eastAsia="黑体"/>
       <w:color w:themeColor="accent4" w:themeShade="BF" w:val="5F497A"/>
     </w:rPr>
     <w:tblPr>
@@ -4449,6 +4710,7 @@
         <w:spacing w:after="0" w:before="0" w:line="240" w:lineRule="auto"/>
       </w:pPr>
       <w:rPr>
+        <w:rFonts w:eastAsia="黑体"/>
         <w:b/>
         <w:bCs/>
       </w:rPr>
@@ -4469,6 +4731,7 @@
         <w:spacing w:after="0" w:before="0" w:line="240" w:lineRule="auto"/>
       </w:pPr>
       <w:rPr>
+        <w:rFonts w:eastAsia="黑体"/>
         <w:b/>
         <w:bCs/>
       </w:rPr>
@@ -4486,12 +4749,14 @@
     </w:tblStylePr>
     <w:tblStylePr w:type="firstCol">
       <w:rPr>
+        <w:rFonts w:eastAsia="黑体"/>
         <w:b/>
         <w:bCs/>
       </w:rPr>
     </w:tblStylePr>
     <w:tblStylePr w:type="lastCol">
       <w:rPr>
+        <w:rFonts w:eastAsia="黑体"/>
         <w:b/>
         <w:bCs/>
       </w:rPr>
@@ -4530,6 +4795,7 @@
       <w:spacing w:after="0" w:line="240" w:lineRule="auto"/>
     </w:pPr>
     <w:rPr>
+      <w:rFonts w:eastAsia="黑体"/>
       <w:color w:themeColor="accent5" w:themeShade="BF" w:val="31849B"/>
     </w:rPr>
     <w:tblPr>
@@ -4552,6 +4818,7 @@
         <w:spacing w:after="0" w:before="0" w:line="240" w:lineRule="auto"/>
       </w:pPr>
       <w:rPr>
+        <w:rFonts w:eastAsia="黑体"/>
         <w:b/>
         <w:bCs/>
       </w:rPr>
@@ -4572,6 +4839,7 @@
         <w:spacing w:after="0" w:before="0" w:line="240" w:lineRule="auto"/>
       </w:pPr>
       <w:rPr>
+        <w:rFonts w:eastAsia="黑体"/>
         <w:b/>
         <w:bCs/>
       </w:rPr>
@@ -4589,12 +4857,14 @@
     </w:tblStylePr>
     <w:tblStylePr w:type="firstCol">
       <w:rPr>
+        <w:rFonts w:eastAsia="黑体"/>
         <w:b/>
         <w:bCs/>
       </w:rPr>
     </w:tblStylePr>
     <w:tblStylePr w:type="lastCol">
       <w:rPr>
+        <w:rFonts w:eastAsia="黑体"/>
         <w:b/>
         <w:bCs/>
       </w:rPr>
@@ -4633,6 +4903,7 @@
       <w:spacing w:after="0" w:line="240" w:lineRule="auto"/>
     </w:pPr>
     <w:rPr>
+      <w:rFonts w:eastAsia="黑体"/>
       <w:color w:themeColor="accent6" w:themeShade="BF" w:val="E36C0A"/>
     </w:rPr>
     <w:tblPr>
@@ -4655,6 +4926,7 @@
         <w:spacing w:after="0" w:before="0" w:line="240" w:lineRule="auto"/>
       </w:pPr>
       <w:rPr>
+        <w:rFonts w:eastAsia="黑体"/>
         <w:b/>
         <w:bCs/>
       </w:rPr>
@@ -4675,6 +4947,7 @@
         <w:spacing w:after="0" w:before="0" w:line="240" w:lineRule="auto"/>
       </w:pPr>
       <w:rPr>
+        <w:rFonts w:eastAsia="黑体"/>
         <w:b/>
         <w:bCs/>
       </w:rPr>
@@ -4692,12 +4965,14 @@
     </w:tblStylePr>
     <w:tblStylePr w:type="firstCol">
       <w:rPr>
+        <w:rFonts w:eastAsia="黑体"/>
         <w:b/>
         <w:bCs/>
       </w:rPr>
     </w:tblStylePr>
     <w:tblStylePr w:type="lastCol">
       <w:rPr>
+        <w:rFonts w:eastAsia="黑体"/>
         <w:b/>
         <w:bCs/>
       </w:rPr>
@@ -4757,6 +5032,7 @@
         <w:spacing w:after="0" w:before="0" w:line="240" w:lineRule="auto"/>
       </w:pPr>
       <w:rPr>
+        <w:rFonts w:eastAsia="黑体"/>
         <w:b/>
         <w:bCs/>
         <w:color w:themeColor="background1" w:val="FFFFFF"/>
@@ -4771,6 +5047,7 @@
         <w:spacing w:after="0" w:before="0" w:line="240" w:lineRule="auto"/>
       </w:pPr>
       <w:rPr>
+        <w:rFonts w:eastAsia="黑体"/>
         <w:b/>
         <w:bCs/>
       </w:rPr>
@@ -4786,12 +5063,14 @@
     </w:tblStylePr>
     <w:tblStylePr w:type="firstCol">
       <w:rPr>
+        <w:rFonts w:eastAsia="黑体"/>
         <w:b/>
         <w:bCs/>
       </w:rPr>
     </w:tblStylePr>
     <w:tblStylePr w:type="lastCol">
       <w:rPr>
+        <w:rFonts w:eastAsia="黑体"/>
         <w:b/>
         <w:bCs/>
       </w:rPr>
@@ -4849,6 +5128,7 @@
         <w:spacing w:after="0" w:before="0" w:line="240" w:lineRule="auto"/>
       </w:pPr>
       <w:rPr>
+        <w:rFonts w:eastAsia="黑体"/>
         <w:b/>
         <w:bCs/>
         <w:color w:themeColor="background1" w:val="FFFFFF"/>
@@ -4863,6 +5143,7 @@
         <w:spacing w:after="0" w:before="0" w:line="240" w:lineRule="auto"/>
       </w:pPr>
       <w:rPr>
+        <w:rFonts w:eastAsia="黑体"/>
         <w:b/>
         <w:bCs/>
       </w:rPr>
@@ -4878,12 +5159,14 @@
     </w:tblStylePr>
     <w:tblStylePr w:type="firstCol">
       <w:rPr>
+        <w:rFonts w:eastAsia="黑体"/>
         <w:b/>
         <w:bCs/>
       </w:rPr>
     </w:tblStylePr>
     <w:tblStylePr w:type="lastCol">
       <w:rPr>
+        <w:rFonts w:eastAsia="黑体"/>
         <w:b/>
         <w:bCs/>
       </w:rPr>
@@ -4941,6 +5224,7 @@
         <w:spacing w:after="0" w:before="0" w:line="240" w:lineRule="auto"/>
       </w:pPr>
       <w:rPr>
+        <w:rFonts w:eastAsia="黑体"/>
         <w:b/>
         <w:bCs/>
         <w:color w:themeColor="background1" w:val="FFFFFF"/>
@@ -4955,6 +5239,7 @@
         <w:spacing w:after="0" w:before="0" w:line="240" w:lineRule="auto"/>
       </w:pPr>
       <w:rPr>
+        <w:rFonts w:eastAsia="黑体"/>
         <w:b/>
         <w:bCs/>
       </w:rPr>
@@ -4970,12 +5255,14 @@
     </w:tblStylePr>
     <w:tblStylePr w:type="firstCol">
       <w:rPr>
+        <w:rFonts w:eastAsia="黑体"/>
         <w:b/>
         <w:bCs/>
       </w:rPr>
     </w:tblStylePr>
     <w:tblStylePr w:type="lastCol">
       <w:rPr>
+        <w:rFonts w:eastAsia="黑体"/>
         <w:b/>
         <w:bCs/>
       </w:rPr>
@@ -5033,6 +5320,7 @@
         <w:spacing w:after="0" w:before="0" w:line="240" w:lineRule="auto"/>
       </w:pPr>
       <w:rPr>
+        <w:rFonts w:eastAsia="黑体"/>
         <w:b/>
         <w:bCs/>
         <w:color w:themeColor="background1" w:val="FFFFFF"/>
@@ -5047,6 +5335,7 @@
         <w:spacing w:after="0" w:before="0" w:line="240" w:lineRule="auto"/>
       </w:pPr>
       <w:rPr>
+        <w:rFonts w:eastAsia="黑体"/>
         <w:b/>
         <w:bCs/>
       </w:rPr>
@@ -5062,12 +5351,14 @@
     </w:tblStylePr>
     <w:tblStylePr w:type="firstCol">
       <w:rPr>
+        <w:rFonts w:eastAsia="黑体"/>
         <w:b/>
         <w:bCs/>
       </w:rPr>
     </w:tblStylePr>
     <w:tblStylePr w:type="lastCol">
       <w:rPr>
+        <w:rFonts w:eastAsia="黑体"/>
         <w:b/>
         <w:bCs/>
       </w:rPr>
@@ -5125,6 +5416,7 @@
         <w:spacing w:after="0" w:before="0" w:line="240" w:lineRule="auto"/>
       </w:pPr>
       <w:rPr>
+        <w:rFonts w:eastAsia="黑体"/>
         <w:b/>
         <w:bCs/>
         <w:color w:themeColor="background1" w:val="FFFFFF"/>
@@ -5139,6 +5431,7 @@
         <w:spacing w:after="0" w:before="0" w:line="240" w:lineRule="auto"/>
       </w:pPr>
       <w:rPr>
+        <w:rFonts w:eastAsia="黑体"/>
         <w:b/>
         <w:bCs/>
       </w:rPr>
@@ -5154,12 +5447,14 @@
     </w:tblStylePr>
     <w:tblStylePr w:type="firstCol">
       <w:rPr>
+        <w:rFonts w:eastAsia="黑体"/>
         <w:b/>
         <w:bCs/>
       </w:rPr>
     </w:tblStylePr>
     <w:tblStylePr w:type="lastCol">
       <w:rPr>
+        <w:rFonts w:eastAsia="黑体"/>
         <w:b/>
         <w:bCs/>
       </w:rPr>
@@ -5217,6 +5512,7 @@
         <w:spacing w:after="0" w:before="0" w:line="240" w:lineRule="auto"/>
       </w:pPr>
       <w:rPr>
+        <w:rFonts w:eastAsia="黑体"/>
         <w:b/>
         <w:bCs/>
         <w:color w:themeColor="background1" w:val="FFFFFF"/>
@@ -5231,6 +5527,7 @@
         <w:spacing w:after="0" w:before="0" w:line="240" w:lineRule="auto"/>
       </w:pPr>
       <w:rPr>
+        <w:rFonts w:eastAsia="黑体"/>
         <w:b/>
         <w:bCs/>
       </w:rPr>
@@ -5246,12 +5543,14 @@
     </w:tblStylePr>
     <w:tblStylePr w:type="firstCol">
       <w:rPr>
+        <w:rFonts w:eastAsia="黑体"/>
         <w:b/>
         <w:bCs/>
       </w:rPr>
     </w:tblStylePr>
     <w:tblStylePr w:type="lastCol">
       <w:rPr>
+        <w:rFonts w:eastAsia="黑体"/>
         <w:b/>
         <w:bCs/>
       </w:rPr>
@@ -5309,6 +5608,7 @@
         <w:spacing w:after="0" w:before="0" w:line="240" w:lineRule="auto"/>
       </w:pPr>
       <w:rPr>
+        <w:rFonts w:eastAsia="黑体"/>
         <w:b/>
         <w:bCs/>
         <w:color w:themeColor="background1" w:val="FFFFFF"/>
@@ -5323,6 +5623,7 @@
         <w:spacing w:after="0" w:before="0" w:line="240" w:lineRule="auto"/>
       </w:pPr>
       <w:rPr>
+        <w:rFonts w:eastAsia="黑体"/>
         <w:b/>
         <w:bCs/>
       </w:rPr>
@@ -5338,12 +5639,14 @@
     </w:tblStylePr>
     <w:tblStylePr w:type="firstCol">
       <w:rPr>
+        <w:rFonts w:eastAsia="黑体"/>
         <w:b/>
         <w:bCs/>
       </w:rPr>
     </w:tblStylePr>
     <w:tblStylePr w:type="lastCol">
       <w:rPr>
+        <w:rFonts w:eastAsia="黑体"/>
         <w:b/>
         <w:bCs/>
       </w:rPr>
@@ -5403,7 +5706,7 @@
         <w:spacing w:after="0" w:before="0" w:line="240" w:lineRule="auto"/>
       </w:pPr>
       <w:rPr>
-        <w:rFonts w:asciiTheme="majorHAnsi" w:cstheme="majorBidi" w:eastAsiaTheme="majorEastAsia" w:hAnsiTheme="majorHAnsi"/>
+        <w:rFonts w:asciiTheme="majorHAnsi" w:cstheme="majorBidi" w:hAnsiTheme="majorHAnsi" w:eastAsia="黑体"/>
         <w:b/>
         <w:bCs/>
       </w:rPr>
@@ -5424,7 +5727,7 @@
         <w:spacing w:after="0" w:before="0" w:line="240" w:lineRule="auto"/>
       </w:pPr>
       <w:rPr>
-        <w:rFonts w:asciiTheme="majorHAnsi" w:cstheme="majorBidi" w:eastAsiaTheme="majorEastAsia" w:hAnsiTheme="majorHAnsi"/>
+        <w:rFonts w:asciiTheme="majorHAnsi" w:cstheme="majorBidi" w:hAnsiTheme="majorHAnsi" w:eastAsia="黑体"/>
         <w:b/>
         <w:bCs/>
       </w:rPr>
@@ -5442,14 +5745,14 @@
     </w:tblStylePr>
     <w:tblStylePr w:type="firstCol">
       <w:rPr>
-        <w:rFonts w:asciiTheme="majorHAnsi" w:cstheme="majorBidi" w:eastAsiaTheme="majorEastAsia" w:hAnsiTheme="majorHAnsi"/>
+        <w:rFonts w:asciiTheme="majorHAnsi" w:cstheme="majorBidi" w:hAnsiTheme="majorHAnsi" w:eastAsia="黑体"/>
         <w:b/>
         <w:bCs/>
       </w:rPr>
     </w:tblStylePr>
     <w:tblStylePr w:type="lastCol">
       <w:rPr>
-        <w:rFonts w:asciiTheme="majorHAnsi" w:cstheme="majorBidi" w:eastAsiaTheme="majorEastAsia" w:hAnsiTheme="majorHAnsi"/>
+        <w:rFonts w:asciiTheme="majorHAnsi" w:cstheme="majorBidi" w:hAnsiTheme="majorHAnsi" w:eastAsia="黑体"/>
         <w:b/>
         <w:bCs/>
       </w:rPr>
@@ -5533,7 +5836,7 @@
         <w:spacing w:after="0" w:before="0" w:line="240" w:lineRule="auto"/>
       </w:pPr>
       <w:rPr>
-        <w:rFonts w:asciiTheme="majorHAnsi" w:cstheme="majorBidi" w:eastAsiaTheme="majorEastAsia" w:hAnsiTheme="majorHAnsi"/>
+        <w:rFonts w:asciiTheme="majorHAnsi" w:cstheme="majorBidi" w:hAnsiTheme="majorHAnsi" w:eastAsia="黑体"/>
         <w:b/>
         <w:bCs/>
       </w:rPr>
@@ -5554,7 +5857,7 @@
         <w:spacing w:after="0" w:before="0" w:line="240" w:lineRule="auto"/>
       </w:pPr>
       <w:rPr>
-        <w:rFonts w:asciiTheme="majorHAnsi" w:cstheme="majorBidi" w:eastAsiaTheme="majorEastAsia" w:hAnsiTheme="majorHAnsi"/>
+        <w:rFonts w:asciiTheme="majorHAnsi" w:cstheme="majorBidi" w:hAnsiTheme="majorHAnsi" w:eastAsia="黑体"/>
         <w:b/>
         <w:bCs/>
       </w:rPr>
@@ -5572,14 +5875,14 @@
     </w:tblStylePr>
     <w:tblStylePr w:type="firstCol">
       <w:rPr>
-        <w:rFonts w:asciiTheme="majorHAnsi" w:cstheme="majorBidi" w:eastAsiaTheme="majorEastAsia" w:hAnsiTheme="majorHAnsi"/>
+        <w:rFonts w:asciiTheme="majorHAnsi" w:cstheme="majorBidi" w:hAnsiTheme="majorHAnsi" w:eastAsia="黑体"/>
         <w:b/>
         <w:bCs/>
       </w:rPr>
     </w:tblStylePr>
     <w:tblStylePr w:type="lastCol">
       <w:rPr>
-        <w:rFonts w:asciiTheme="majorHAnsi" w:cstheme="majorBidi" w:eastAsiaTheme="majorEastAsia" w:hAnsiTheme="majorHAnsi"/>
+        <w:rFonts w:asciiTheme="majorHAnsi" w:cstheme="majorBidi" w:hAnsiTheme="majorHAnsi" w:eastAsia="黑体"/>
         <w:b/>
         <w:bCs/>
       </w:rPr>
@@ -5663,7 +5966,7 @@
         <w:spacing w:after="0" w:before="0" w:line="240" w:lineRule="auto"/>
       </w:pPr>
       <w:rPr>
-        <w:rFonts w:asciiTheme="majorHAnsi" w:cstheme="majorBidi" w:eastAsiaTheme="majorEastAsia" w:hAnsiTheme="majorHAnsi"/>
+        <w:rFonts w:asciiTheme="majorHAnsi" w:cstheme="majorBidi" w:hAnsiTheme="majorHAnsi" w:eastAsia="黑体"/>
         <w:b/>
         <w:bCs/>
       </w:rPr>
@@ -5684,7 +5987,7 @@
         <w:spacing w:after="0" w:before="0" w:line="240" w:lineRule="auto"/>
       </w:pPr>
       <w:rPr>
-        <w:rFonts w:asciiTheme="majorHAnsi" w:cstheme="majorBidi" w:eastAsiaTheme="majorEastAsia" w:hAnsiTheme="majorHAnsi"/>
+        <w:rFonts w:asciiTheme="majorHAnsi" w:cstheme="majorBidi" w:hAnsiTheme="majorHAnsi" w:eastAsia="黑体"/>
         <w:b/>
         <w:bCs/>
       </w:rPr>
@@ -5702,14 +6005,14 @@
     </w:tblStylePr>
     <w:tblStylePr w:type="firstCol">
       <w:rPr>
-        <w:rFonts w:asciiTheme="majorHAnsi" w:cstheme="majorBidi" w:eastAsiaTheme="majorEastAsia" w:hAnsiTheme="majorHAnsi"/>
+        <w:rFonts w:asciiTheme="majorHAnsi" w:cstheme="majorBidi" w:hAnsiTheme="majorHAnsi" w:eastAsia="黑体"/>
         <w:b/>
         <w:bCs/>
       </w:rPr>
     </w:tblStylePr>
     <w:tblStylePr w:type="lastCol">
       <w:rPr>
-        <w:rFonts w:asciiTheme="majorHAnsi" w:cstheme="majorBidi" w:eastAsiaTheme="majorEastAsia" w:hAnsiTheme="majorHAnsi"/>
+        <w:rFonts w:asciiTheme="majorHAnsi" w:cstheme="majorBidi" w:hAnsiTheme="majorHAnsi" w:eastAsia="黑体"/>
         <w:b/>
         <w:bCs/>
       </w:rPr>
@@ -5793,7 +6096,7 @@
         <w:spacing w:after="0" w:before="0" w:line="240" w:lineRule="auto"/>
       </w:pPr>
       <w:rPr>
-        <w:rFonts w:asciiTheme="majorHAnsi" w:cstheme="majorBidi" w:eastAsiaTheme="majorEastAsia" w:hAnsiTheme="majorHAnsi"/>
+        <w:rFonts w:asciiTheme="majorHAnsi" w:cstheme="majorBidi" w:hAnsiTheme="majorHAnsi" w:eastAsia="黑体"/>
         <w:b/>
         <w:bCs/>
       </w:rPr>
@@ -5814,7 +6117,7 @@
         <w:spacing w:after="0" w:before="0" w:line="240" w:lineRule="auto"/>
       </w:pPr>
       <w:rPr>
-        <w:rFonts w:asciiTheme="majorHAnsi" w:cstheme="majorBidi" w:eastAsiaTheme="majorEastAsia" w:hAnsiTheme="majorHAnsi"/>
+        <w:rFonts w:asciiTheme="majorHAnsi" w:cstheme="majorBidi" w:hAnsiTheme="majorHAnsi" w:eastAsia="黑体"/>
         <w:b/>
         <w:bCs/>
       </w:rPr>
@@ -5832,14 +6135,14 @@
     </w:tblStylePr>
     <w:tblStylePr w:type="firstCol">
       <w:rPr>
-        <w:rFonts w:asciiTheme="majorHAnsi" w:cstheme="majorBidi" w:eastAsiaTheme="majorEastAsia" w:hAnsiTheme="majorHAnsi"/>
+        <w:rFonts w:asciiTheme="majorHAnsi" w:cstheme="majorBidi" w:hAnsiTheme="majorHAnsi" w:eastAsia="黑体"/>
         <w:b/>
         <w:bCs/>
       </w:rPr>
     </w:tblStylePr>
     <w:tblStylePr w:type="lastCol">
       <w:rPr>
-        <w:rFonts w:asciiTheme="majorHAnsi" w:cstheme="majorBidi" w:eastAsiaTheme="majorEastAsia" w:hAnsiTheme="majorHAnsi"/>
+        <w:rFonts w:asciiTheme="majorHAnsi" w:cstheme="majorBidi" w:hAnsiTheme="majorHAnsi" w:eastAsia="黑体"/>
         <w:b/>
         <w:bCs/>
       </w:rPr>
@@ -5923,7 +6226,7 @@
         <w:spacing w:after="0" w:before="0" w:line="240" w:lineRule="auto"/>
       </w:pPr>
       <w:rPr>
-        <w:rFonts w:asciiTheme="majorHAnsi" w:cstheme="majorBidi" w:eastAsiaTheme="majorEastAsia" w:hAnsiTheme="majorHAnsi"/>
+        <w:rFonts w:asciiTheme="majorHAnsi" w:cstheme="majorBidi" w:hAnsiTheme="majorHAnsi" w:eastAsia="黑体"/>
         <w:b/>
         <w:bCs/>
       </w:rPr>
@@ -5944,7 +6247,7 @@
         <w:spacing w:after="0" w:before="0" w:line="240" w:lineRule="auto"/>
       </w:pPr>
       <w:rPr>
-        <w:rFonts w:asciiTheme="majorHAnsi" w:cstheme="majorBidi" w:eastAsiaTheme="majorEastAsia" w:hAnsiTheme="majorHAnsi"/>
+        <w:rFonts w:asciiTheme="majorHAnsi" w:cstheme="majorBidi" w:hAnsiTheme="majorHAnsi" w:eastAsia="黑体"/>
         <w:b/>
         <w:bCs/>
       </w:rPr>
@@ -5962,14 +6265,14 @@
     </w:tblStylePr>
     <w:tblStylePr w:type="firstCol">
       <w:rPr>
-        <w:rFonts w:asciiTheme="majorHAnsi" w:cstheme="majorBidi" w:eastAsiaTheme="majorEastAsia" w:hAnsiTheme="majorHAnsi"/>
+        <w:rFonts w:asciiTheme="majorHAnsi" w:cstheme="majorBidi" w:hAnsiTheme="majorHAnsi" w:eastAsia="黑体"/>
         <w:b/>
         <w:bCs/>
       </w:rPr>
     </w:tblStylePr>
     <w:tblStylePr w:type="lastCol">
       <w:rPr>
-        <w:rFonts w:asciiTheme="majorHAnsi" w:cstheme="majorBidi" w:eastAsiaTheme="majorEastAsia" w:hAnsiTheme="majorHAnsi"/>
+        <w:rFonts w:asciiTheme="majorHAnsi" w:cstheme="majorBidi" w:hAnsiTheme="majorHAnsi" w:eastAsia="黑体"/>
         <w:b/>
         <w:bCs/>
       </w:rPr>
@@ -6053,7 +6356,7 @@
         <w:spacing w:after="0" w:before="0" w:line="240" w:lineRule="auto"/>
       </w:pPr>
       <w:rPr>
-        <w:rFonts w:asciiTheme="majorHAnsi" w:cstheme="majorBidi" w:eastAsiaTheme="majorEastAsia" w:hAnsiTheme="majorHAnsi"/>
+        <w:rFonts w:asciiTheme="majorHAnsi" w:cstheme="majorBidi" w:hAnsiTheme="majorHAnsi" w:eastAsia="黑体"/>
         <w:b/>
         <w:bCs/>
       </w:rPr>
@@ -6074,7 +6377,7 @@
         <w:spacing w:after="0" w:before="0" w:line="240" w:lineRule="auto"/>
       </w:pPr>
       <w:rPr>
-        <w:rFonts w:asciiTheme="majorHAnsi" w:cstheme="majorBidi" w:eastAsiaTheme="majorEastAsia" w:hAnsiTheme="majorHAnsi"/>
+        <w:rFonts w:asciiTheme="majorHAnsi" w:cstheme="majorBidi" w:hAnsiTheme="majorHAnsi" w:eastAsia="黑体"/>
         <w:b/>
         <w:bCs/>
       </w:rPr>
@@ -6092,14 +6395,14 @@
     </w:tblStylePr>
     <w:tblStylePr w:type="firstCol">
       <w:rPr>
-        <w:rFonts w:asciiTheme="majorHAnsi" w:cstheme="majorBidi" w:eastAsiaTheme="majorEastAsia" w:hAnsiTheme="majorHAnsi"/>
+        <w:rFonts w:asciiTheme="majorHAnsi" w:cstheme="majorBidi" w:hAnsiTheme="majorHAnsi" w:eastAsia="黑体"/>
         <w:b/>
         <w:bCs/>
       </w:rPr>
     </w:tblStylePr>
     <w:tblStylePr w:type="lastCol">
       <w:rPr>
-        <w:rFonts w:asciiTheme="majorHAnsi" w:cstheme="majorBidi" w:eastAsiaTheme="majorEastAsia" w:hAnsiTheme="majorHAnsi"/>
+        <w:rFonts w:asciiTheme="majorHAnsi" w:cstheme="majorBidi" w:hAnsiTheme="majorHAnsi" w:eastAsia="黑体"/>
         <w:b/>
         <w:bCs/>
       </w:rPr>
@@ -6183,7 +6486,7 @@
         <w:spacing w:after="0" w:before="0" w:line="240" w:lineRule="auto"/>
       </w:pPr>
       <w:rPr>
-        <w:rFonts w:asciiTheme="majorHAnsi" w:cstheme="majorBidi" w:eastAsiaTheme="majorEastAsia" w:hAnsiTheme="majorHAnsi"/>
+        <w:rFonts w:asciiTheme="majorHAnsi" w:cstheme="majorBidi" w:hAnsiTheme="majorHAnsi" w:eastAsia="黑体"/>
         <w:b/>
         <w:bCs/>
       </w:rPr>
@@ -6204,7 +6507,7 @@
         <w:spacing w:after="0" w:before="0" w:line="240" w:lineRule="auto"/>
       </w:pPr>
       <w:rPr>
-        <w:rFonts w:asciiTheme="majorHAnsi" w:cstheme="majorBidi" w:eastAsiaTheme="majorEastAsia" w:hAnsiTheme="majorHAnsi"/>
+        <w:rFonts w:asciiTheme="majorHAnsi" w:cstheme="majorBidi" w:hAnsiTheme="majorHAnsi" w:eastAsia="黑体"/>
         <w:b/>
         <w:bCs/>
       </w:rPr>
@@ -6222,14 +6525,14 @@
     </w:tblStylePr>
     <w:tblStylePr w:type="firstCol">
       <w:rPr>
-        <w:rFonts w:asciiTheme="majorHAnsi" w:cstheme="majorBidi" w:eastAsiaTheme="majorEastAsia" w:hAnsiTheme="majorHAnsi"/>
+        <w:rFonts w:asciiTheme="majorHAnsi" w:cstheme="majorBidi" w:hAnsiTheme="majorHAnsi" w:eastAsia="黑体"/>
         <w:b/>
         <w:bCs/>
       </w:rPr>
     </w:tblStylePr>
     <w:tblStylePr w:type="lastCol">
       <w:rPr>
-        <w:rFonts w:asciiTheme="majorHAnsi" w:cstheme="majorBidi" w:eastAsiaTheme="majorEastAsia" w:hAnsiTheme="majorHAnsi"/>
+        <w:rFonts w:asciiTheme="majorHAnsi" w:cstheme="majorBidi" w:hAnsiTheme="majorHAnsi" w:eastAsia="黑体"/>
         <w:b/>
         <w:bCs/>
       </w:rPr>
@@ -6312,6 +6615,7 @@
         <w:spacing w:after="0" w:before="0" w:line="240" w:lineRule="auto"/>
       </w:pPr>
       <w:rPr>
+        <w:rFonts w:eastAsia="黑体"/>
         <w:b/>
         <w:bCs/>
         <w:color w:themeColor="background1" w:val="FFFFFF"/>
@@ -6334,6 +6638,7 @@
         <w:spacing w:after="0" w:before="0" w:line="240" w:lineRule="auto"/>
       </w:pPr>
       <w:rPr>
+        <w:rFonts w:eastAsia="黑体"/>
         <w:b/>
         <w:bCs/>
       </w:rPr>
@@ -6351,12 +6656,14 @@
     </w:tblStylePr>
     <w:tblStylePr w:type="firstCol">
       <w:rPr>
+        <w:rFonts w:eastAsia="黑体"/>
         <w:b/>
         <w:bCs/>
       </w:rPr>
     </w:tblStylePr>
     <w:tblStylePr w:type="lastCol">
       <w:rPr>
+        <w:rFonts w:eastAsia="黑体"/>
         <w:b/>
         <w:bCs/>
       </w:rPr>
@@ -6418,6 +6725,7 @@
         <w:spacing w:after="0" w:before="0" w:line="240" w:lineRule="auto"/>
       </w:pPr>
       <w:rPr>
+        <w:rFonts w:eastAsia="黑体"/>
         <w:b/>
         <w:bCs/>
         <w:color w:themeColor="background1" w:val="FFFFFF"/>
@@ -6440,6 +6748,7 @@
         <w:spacing w:after="0" w:before="0" w:line="240" w:lineRule="auto"/>
       </w:pPr>
       <w:rPr>
+        <w:rFonts w:eastAsia="黑体"/>
         <w:b/>
         <w:bCs/>
       </w:rPr>
@@ -6457,12 +6766,14 @@
     </w:tblStylePr>
     <w:tblStylePr w:type="firstCol">
       <w:rPr>
+        <w:rFonts w:eastAsia="黑体"/>
         <w:b/>
         <w:bCs/>
       </w:rPr>
     </w:tblStylePr>
     <w:tblStylePr w:type="lastCol">
       <w:rPr>
+        <w:rFonts w:eastAsia="黑体"/>
         <w:b/>
         <w:bCs/>
       </w:rPr>
@@ -6524,6 +6835,7 @@
         <w:spacing w:after="0" w:before="0" w:line="240" w:lineRule="auto"/>
       </w:pPr>
       <w:rPr>
+        <w:rFonts w:eastAsia="黑体"/>
         <w:b/>
         <w:bCs/>
         <w:color w:themeColor="background1" w:val="FFFFFF"/>
@@ -6546,6 +6858,7 @@
         <w:spacing w:after="0" w:before="0" w:line="240" w:lineRule="auto"/>
       </w:pPr>
       <w:rPr>
+        <w:rFonts w:eastAsia="黑体"/>
         <w:b/>
         <w:bCs/>
       </w:rPr>
@@ -6563,12 +6876,14 @@
     </w:tblStylePr>
     <w:tblStylePr w:type="firstCol">
       <w:rPr>
+        <w:rFonts w:eastAsia="黑体"/>
         <w:b/>
         <w:bCs/>
       </w:rPr>
     </w:tblStylePr>
     <w:tblStylePr w:type="lastCol">
       <w:rPr>
+        <w:rFonts w:eastAsia="黑体"/>
         <w:b/>
         <w:bCs/>
       </w:rPr>
@@ -6630,6 +6945,7 @@
         <w:spacing w:after="0" w:before="0" w:line="240" w:lineRule="auto"/>
       </w:pPr>
       <w:rPr>
+        <w:rFonts w:eastAsia="黑体"/>
         <w:b/>
         <w:bCs/>
         <w:color w:themeColor="background1" w:val="FFFFFF"/>
@@ -6652,6 +6968,7 @@
         <w:spacing w:after="0" w:before="0" w:line="240" w:lineRule="auto"/>
       </w:pPr>
       <w:rPr>
+        <w:rFonts w:eastAsia="黑体"/>
         <w:b/>
         <w:bCs/>
       </w:rPr>
@@ -6669,12 +6986,14 @@
     </w:tblStylePr>
     <w:tblStylePr w:type="firstCol">
       <w:rPr>
+        <w:rFonts w:eastAsia="黑体"/>
         <w:b/>
         <w:bCs/>
       </w:rPr>
     </w:tblStylePr>
     <w:tblStylePr w:type="lastCol">
       <w:rPr>
+        <w:rFonts w:eastAsia="黑体"/>
         <w:b/>
         <w:bCs/>
       </w:rPr>
@@ -6736,6 +7055,7 @@
         <w:spacing w:after="0" w:before="0" w:line="240" w:lineRule="auto"/>
       </w:pPr>
       <w:rPr>
+        <w:rFonts w:eastAsia="黑体"/>
         <w:b/>
         <w:bCs/>
         <w:color w:themeColor="background1" w:val="FFFFFF"/>
@@ -6758,6 +7078,7 @@
         <w:spacing w:after="0" w:before="0" w:line="240" w:lineRule="auto"/>
       </w:pPr>
       <w:rPr>
+        <w:rFonts w:eastAsia="黑体"/>
         <w:b/>
         <w:bCs/>
       </w:rPr>
@@ -6775,12 +7096,14 @@
     </w:tblStylePr>
     <w:tblStylePr w:type="firstCol">
       <w:rPr>
+        <w:rFonts w:eastAsia="黑体"/>
         <w:b/>
         <w:bCs/>
       </w:rPr>
     </w:tblStylePr>
     <w:tblStylePr w:type="lastCol">
       <w:rPr>
+        <w:rFonts w:eastAsia="黑体"/>
         <w:b/>
         <w:bCs/>
       </w:rPr>
@@ -6842,6 +7165,7 @@
         <w:spacing w:after="0" w:before="0" w:line="240" w:lineRule="auto"/>
       </w:pPr>
       <w:rPr>
+        <w:rFonts w:eastAsia="黑体"/>
         <w:b/>
         <w:bCs/>
         <w:color w:themeColor="background1" w:val="FFFFFF"/>
@@ -6864,6 +7188,7 @@
         <w:spacing w:after="0" w:before="0" w:line="240" w:lineRule="auto"/>
       </w:pPr>
       <w:rPr>
+        <w:rFonts w:eastAsia="黑体"/>
         <w:b/>
         <w:bCs/>
       </w:rPr>
@@ -6881,12 +7206,14 @@
     </w:tblStylePr>
     <w:tblStylePr w:type="firstCol">
       <w:rPr>
+        <w:rFonts w:eastAsia="黑体"/>
         <w:b/>
         <w:bCs/>
       </w:rPr>
     </w:tblStylePr>
     <w:tblStylePr w:type="lastCol">
       <w:rPr>
+        <w:rFonts w:eastAsia="黑体"/>
         <w:b/>
         <w:bCs/>
       </w:rPr>
@@ -6948,6 +7275,7 @@
         <w:spacing w:after="0" w:before="0" w:line="240" w:lineRule="auto"/>
       </w:pPr>
       <w:rPr>
+        <w:rFonts w:eastAsia="黑体"/>
         <w:b/>
         <w:bCs/>
         <w:color w:themeColor="background1" w:val="FFFFFF"/>
@@ -6970,6 +7298,7 @@
         <w:spacing w:after="0" w:before="0" w:line="240" w:lineRule="auto"/>
       </w:pPr>
       <w:rPr>
+        <w:rFonts w:eastAsia="黑体"/>
         <w:b/>
         <w:bCs/>
       </w:rPr>
@@ -6987,12 +7316,14 @@
     </w:tblStylePr>
     <w:tblStylePr w:type="firstCol">
       <w:rPr>
+        <w:rFonts w:eastAsia="黑体"/>
         <w:b/>
         <w:bCs/>
       </w:rPr>
     </w:tblStylePr>
     <w:tblStylePr w:type="lastCol">
       <w:rPr>
+        <w:rFonts w:eastAsia="黑体"/>
         <w:b/>
         <w:bCs/>
       </w:rPr>
@@ -7051,6 +7382,7 @@
         <w:spacing w:after="0" w:before="0" w:line="240" w:lineRule="auto"/>
       </w:pPr>
       <w:rPr>
+        <w:rFonts w:eastAsia="黑体"/>
         <w:b/>
         <w:bCs/>
         <w:color w:themeColor="background1" w:val="FFFFFF"/>
@@ -7073,6 +7405,7 @@
         <w:spacing w:after="0" w:before="0" w:line="240" w:lineRule="auto"/>
       </w:pPr>
       <w:rPr>
+        <w:rFonts w:eastAsia="黑体"/>
         <w:color w:val="auto"/>
       </w:rPr>
       <w:tblPr/>
@@ -7090,6 +7423,7 @@
     </w:tblStylePr>
     <w:tblStylePr w:type="firstCol">
       <w:rPr>
+        <w:rFonts w:eastAsia="黑体"/>
         <w:b/>
         <w:bCs/>
         <w:color w:themeColor="background1" w:val="FFFFFF"/>
@@ -7109,6 +7443,7 @@
     </w:tblStylePr>
     <w:tblStylePr w:type="lastCol">
       <w:rPr>
+        <w:rFonts w:eastAsia="黑体"/>
         <w:b/>
         <w:bCs/>
         <w:color w:themeColor="background1" w:val="FFFFFF"/>
@@ -7157,6 +7492,7 @@
     </w:tblStylePr>
     <w:tblStylePr w:type="nwCell">
       <w:rPr>
+        <w:rFonts w:eastAsia="黑体"/>
         <w:color w:themeColor="background1" w:val="FFFFFF"/>
       </w:rPr>
       <w:tblPr/>
@@ -7200,6 +7536,7 @@
         <w:spacing w:after="0" w:before="0" w:line="240" w:lineRule="auto"/>
       </w:pPr>
       <w:rPr>
+        <w:rFonts w:eastAsia="黑体"/>
         <w:b/>
         <w:bCs/>
         <w:color w:themeColor="background1" w:val="FFFFFF"/>
@@ -7222,6 +7559,7 @@
         <w:spacing w:after="0" w:before="0" w:line="240" w:lineRule="auto"/>
       </w:pPr>
       <w:rPr>
+        <w:rFonts w:eastAsia="黑体"/>
         <w:color w:val="auto"/>
       </w:rPr>
       <w:tblPr/>
@@ -7239,6 +7577,7 @@
     </w:tblStylePr>
     <w:tblStylePr w:type="firstCol">
       <w:rPr>
+        <w:rFonts w:eastAsia="黑体"/>
         <w:b/>
         <w:bCs/>
         <w:color w:themeColor="background1" w:val="FFFFFF"/>
@@ -7258,6 +7597,7 @@
     </w:tblStylePr>
     <w:tblStylePr w:type="lastCol">
       <w:rPr>
+        <w:rFonts w:eastAsia="黑体"/>
         <w:b/>
         <w:bCs/>
         <w:color w:themeColor="background1" w:val="FFFFFF"/>
@@ -7306,6 +7646,7 @@
     </w:tblStylePr>
     <w:tblStylePr w:type="nwCell">
       <w:rPr>
+        <w:rFonts w:eastAsia="黑体"/>
         <w:color w:themeColor="background1" w:val="FFFFFF"/>
       </w:rPr>
       <w:tblPr/>
@@ -7349,6 +7690,7 @@
         <w:spacing w:after="0" w:before="0" w:line="240" w:lineRule="auto"/>
       </w:pPr>
       <w:rPr>
+        <w:rFonts w:eastAsia="黑体"/>
         <w:b/>
         <w:bCs/>
         <w:color w:themeColor="background1" w:val="FFFFFF"/>
@@ -7371,6 +7713,7 @@
         <w:spacing w:after="0" w:before="0" w:line="240" w:lineRule="auto"/>
       </w:pPr>
       <w:rPr>
+        <w:rFonts w:eastAsia="黑体"/>
         <w:color w:val="auto"/>
       </w:rPr>
       <w:tblPr/>
@@ -7388,6 +7731,7 @@
     </w:tblStylePr>
     <w:tblStylePr w:type="firstCol">
       <w:rPr>
+        <w:rFonts w:eastAsia="黑体"/>
         <w:b/>
         <w:bCs/>
         <w:color w:themeColor="background1" w:val="FFFFFF"/>
@@ -7407,6 +7751,7 @@
     </w:tblStylePr>
     <w:tblStylePr w:type="lastCol">
       <w:rPr>
+        <w:rFonts w:eastAsia="黑体"/>
         <w:b/>
         <w:bCs/>
         <w:color w:themeColor="background1" w:val="FFFFFF"/>
@@ -7455,6 +7800,7 @@
     </w:tblStylePr>
     <w:tblStylePr w:type="nwCell">
       <w:rPr>
+        <w:rFonts w:eastAsia="黑体"/>
         <w:color w:themeColor="background1" w:val="FFFFFF"/>
       </w:rPr>
       <w:tblPr/>
@@ -7498,6 +7844,7 @@
         <w:spacing w:after="0" w:before="0" w:line="240" w:lineRule="auto"/>
       </w:pPr>
       <w:rPr>
+        <w:rFonts w:eastAsia="黑体"/>
         <w:b/>
         <w:bCs/>
         <w:color w:themeColor="background1" w:val="FFFFFF"/>
@@ -7520,6 +7867,7 @@
         <w:spacing w:after="0" w:before="0" w:line="240" w:lineRule="auto"/>
       </w:pPr>
       <w:rPr>
+        <w:rFonts w:eastAsia="黑体"/>
         <w:color w:val="auto"/>
       </w:rPr>
       <w:tblPr/>
@@ -7537,6 +7885,7 @@
     </w:tblStylePr>
     <w:tblStylePr w:type="firstCol">
       <w:rPr>
+        <w:rFonts w:eastAsia="黑体"/>
         <w:b/>
         <w:bCs/>
         <w:color w:themeColor="background1" w:val="FFFFFF"/>
@@ -7556,6 +7905,7 @@
     </w:tblStylePr>
     <w:tblStylePr w:type="lastCol">
       <w:rPr>
+        <w:rFonts w:eastAsia="黑体"/>
         <w:b/>
         <w:bCs/>
         <w:color w:themeColor="background1" w:val="FFFFFF"/>
@@ -7604,6 +7954,7 @@
     </w:tblStylePr>
     <w:tblStylePr w:type="nwCell">
       <w:rPr>
+        <w:rFonts w:eastAsia="黑体"/>
         <w:color w:themeColor="background1" w:val="FFFFFF"/>
       </w:rPr>
       <w:tblPr/>
@@ -7647,6 +7998,7 @@
         <w:spacing w:after="0" w:before="0" w:line="240" w:lineRule="auto"/>
       </w:pPr>
       <w:rPr>
+        <w:rFonts w:eastAsia="黑体"/>
         <w:b/>
         <w:bCs/>
         <w:color w:themeColor="background1" w:val="FFFFFF"/>
@@ -7669,6 +8021,7 @@
         <w:spacing w:after="0" w:before="0" w:line="240" w:lineRule="auto"/>
       </w:pPr>
       <w:rPr>
+        <w:rFonts w:eastAsia="黑体"/>
         <w:color w:val="auto"/>
       </w:rPr>
       <w:tblPr/>
@@ -7686,6 +8039,7 @@
     </w:tblStylePr>
     <w:tblStylePr w:type="firstCol">
       <w:rPr>
+        <w:rFonts w:eastAsia="黑体"/>
         <w:b/>
         <w:bCs/>
         <w:color w:themeColor="background1" w:val="FFFFFF"/>
@@ -7705,6 +8059,7 @@
     </w:tblStylePr>
     <w:tblStylePr w:type="lastCol">
       <w:rPr>
+        <w:rFonts w:eastAsia="黑体"/>
         <w:b/>
         <w:bCs/>
         <w:color w:themeColor="background1" w:val="FFFFFF"/>
@@ -7753,6 +8108,7 @@
     </w:tblStylePr>
     <w:tblStylePr w:type="nwCell">
       <w:rPr>
+        <w:rFonts w:eastAsia="黑体"/>
         <w:color w:themeColor="background1" w:val="FFFFFF"/>
       </w:rPr>
       <w:tblPr/>
@@ -7796,6 +8152,7 @@
         <w:spacing w:after="0" w:before="0" w:line="240" w:lineRule="auto"/>
       </w:pPr>
       <w:rPr>
+        <w:rFonts w:eastAsia="黑体"/>
         <w:b/>
         <w:bCs/>
         <w:color w:themeColor="background1" w:val="FFFFFF"/>
@@ -7818,6 +8175,7 @@
         <w:spacing w:after="0" w:before="0" w:line="240" w:lineRule="auto"/>
       </w:pPr>
       <w:rPr>
+        <w:rFonts w:eastAsia="黑体"/>
         <w:color w:val="auto"/>
       </w:rPr>
       <w:tblPr/>
@@ -7835,6 +8193,7 @@
     </w:tblStylePr>
     <w:tblStylePr w:type="firstCol">
       <w:rPr>
+        <w:rFonts w:eastAsia="黑体"/>
         <w:b/>
         <w:bCs/>
         <w:color w:themeColor="background1" w:val="FFFFFF"/>
@@ -7854,6 +8213,7 @@
     </w:tblStylePr>
     <w:tblStylePr w:type="lastCol">
       <w:rPr>
+        <w:rFonts w:eastAsia="黑体"/>
         <w:b/>
         <w:bCs/>
         <w:color w:themeColor="background1" w:val="FFFFFF"/>
@@ -7902,6 +8262,7 @@
     </w:tblStylePr>
     <w:tblStylePr w:type="nwCell">
       <w:rPr>
+        <w:rFonts w:eastAsia="黑体"/>
         <w:color w:themeColor="background1" w:val="FFFFFF"/>
       </w:rPr>
       <w:tblPr/>
@@ -7945,6 +8306,7 @@
         <w:spacing w:after="0" w:before="0" w:line="240" w:lineRule="auto"/>
       </w:pPr>
       <w:rPr>
+        <w:rFonts w:eastAsia="黑体"/>
         <w:b/>
         <w:bCs/>
         <w:color w:themeColor="background1" w:val="FFFFFF"/>
@@ -7967,6 +8329,7 @@
         <w:spacing w:after="0" w:before="0" w:line="240" w:lineRule="auto"/>
       </w:pPr>
       <w:rPr>
+        <w:rFonts w:eastAsia="黑体"/>
         <w:color w:val="auto"/>
       </w:rPr>
       <w:tblPr/>
@@ -7984,6 +8347,7 @@
     </w:tblStylePr>
     <w:tblStylePr w:type="firstCol">
       <w:rPr>
+        <w:rFonts w:eastAsia="黑体"/>
         <w:b/>
         <w:bCs/>
         <w:color w:themeColor="background1" w:val="FFFFFF"/>
@@ -8003,6 +8367,7 @@
     </w:tblStylePr>
     <w:tblStylePr w:type="lastCol">
       <w:rPr>
+        <w:rFonts w:eastAsia="黑体"/>
         <w:b/>
         <w:bCs/>
         <w:color w:themeColor="background1" w:val="FFFFFF"/>
@@ -8051,6 +8416,7 @@
     </w:tblStylePr>
     <w:tblStylePr w:type="nwCell">
       <w:rPr>
+        <w:rFonts w:eastAsia="黑体"/>
         <w:color w:themeColor="background1" w:val="FFFFFF"/>
       </w:rPr>
       <w:tblPr/>
@@ -8075,6 +8441,7 @@
       <w:spacing w:after="0" w:line="240" w:lineRule="auto"/>
     </w:pPr>
     <w:rPr>
+      <w:rFonts w:eastAsia="黑体"/>
       <w:color w:themeColor="text1" w:val="000000"/>
     </w:rPr>
     <w:tblPr>
@@ -8094,7 +8461,7 @@
     </w:tblPr>
     <w:tblStylePr w:type="firstRow">
       <w:rPr>
-        <w:rFonts w:asciiTheme="majorHAnsi" w:cstheme="majorBidi" w:eastAsiaTheme="majorEastAsia" w:hAnsiTheme="majorHAnsi"/>
+        <w:rFonts w:asciiTheme="majorHAnsi" w:cstheme="majorBidi" w:hAnsiTheme="majorHAnsi" w:eastAsia="黑体"/>
       </w:rPr>
       <w:tblPr/>
       <w:tcPr>
@@ -8106,6 +8473,7 @@
     </w:tblStylePr>
     <w:tblStylePr w:type="lastRow">
       <w:rPr>
+        <w:rFonts w:eastAsia="黑体"/>
         <w:b/>
         <w:bCs/>
         <w:color w:themeColor="text2" w:val="1F497D"/>
@@ -8120,12 +8488,14 @@
     </w:tblStylePr>
     <w:tblStylePr w:type="firstCol">
       <w:rPr>
+        <w:rFonts w:eastAsia="黑体"/>
         <w:b/>
         <w:bCs/>
       </w:rPr>
     </w:tblStylePr>
     <w:tblStylePr w:type="lastCol">
       <w:rPr>
+        <w:rFonts w:eastAsia="黑体"/>
         <w:b/>
         <w:bCs/>
       </w:rPr>
@@ -8159,6 +8529,7 @@
       <w:spacing w:after="0" w:line="240" w:lineRule="auto"/>
     </w:pPr>
     <w:rPr>
+      <w:rFonts w:eastAsia="黑体"/>
       <w:color w:themeColor="text1" w:val="000000"/>
     </w:rPr>
     <w:tblPr>
@@ -8178,7 +8549,7 @@
     </w:tblPr>
     <w:tblStylePr w:type="firstRow">
       <w:rPr>
-        <w:rFonts w:asciiTheme="majorHAnsi" w:cstheme="majorBidi" w:eastAsiaTheme="majorEastAsia" w:hAnsiTheme="majorHAnsi"/>
+        <w:rFonts w:asciiTheme="majorHAnsi" w:cstheme="majorBidi" w:hAnsiTheme="majorHAnsi" w:eastAsia="黑体"/>
       </w:rPr>
       <w:tblPr/>
       <w:tcPr>
@@ -8190,6 +8561,7 @@
     </w:tblStylePr>
     <w:tblStylePr w:type="lastRow">
       <w:rPr>
+        <w:rFonts w:eastAsia="黑体"/>
         <w:b/>
         <w:bCs/>
         <w:color w:themeColor="text2" w:val="1F497D"/>
@@ -8204,12 +8576,14 @@
     </w:tblStylePr>
     <w:tblStylePr w:type="firstCol">
       <w:rPr>
+        <w:rFonts w:eastAsia="黑体"/>
         <w:b/>
         <w:bCs/>
       </w:rPr>
     </w:tblStylePr>
     <w:tblStylePr w:type="lastCol">
       <w:rPr>
+        <w:rFonts w:eastAsia="黑体"/>
         <w:b/>
         <w:bCs/>
       </w:rPr>
@@ -8243,6 +8617,7 @@
       <w:spacing w:after="0" w:line="240" w:lineRule="auto"/>
     </w:pPr>
     <w:rPr>
+      <w:rFonts w:eastAsia="黑体"/>
       <w:color w:themeColor="text1" w:val="000000"/>
     </w:rPr>
     <w:tblPr>
@@ -8262,7 +8637,7 @@
     </w:tblPr>
     <w:tblStylePr w:type="firstRow">
       <w:rPr>
-        <w:rFonts w:asciiTheme="majorHAnsi" w:cstheme="majorBidi" w:eastAsiaTheme="majorEastAsia" w:hAnsiTheme="majorHAnsi"/>
+        <w:rFonts w:asciiTheme="majorHAnsi" w:cstheme="majorBidi" w:hAnsiTheme="majorHAnsi" w:eastAsia="黑体"/>
       </w:rPr>
       <w:tblPr/>
       <w:tcPr>
@@ -8274,6 +8649,7 @@
     </w:tblStylePr>
     <w:tblStylePr w:type="lastRow">
       <w:rPr>
+        <w:rFonts w:eastAsia="黑体"/>
         <w:b/>
         <w:bCs/>
         <w:color w:themeColor="text2" w:val="1F497D"/>
@@ -8288,12 +8664,14 @@
     </w:tblStylePr>
     <w:tblStylePr w:type="firstCol">
       <w:rPr>
+        <w:rFonts w:eastAsia="黑体"/>
         <w:b/>
         <w:bCs/>
       </w:rPr>
     </w:tblStylePr>
     <w:tblStylePr w:type="lastCol">
       <w:rPr>
+        <w:rFonts w:eastAsia="黑体"/>
         <w:b/>
         <w:bCs/>
       </w:rPr>
@@ -8327,6 +8705,7 @@
       <w:spacing w:after="0" w:line="240" w:lineRule="auto"/>
     </w:pPr>
     <w:rPr>
+      <w:rFonts w:eastAsia="黑体"/>
       <w:color w:themeColor="text1" w:val="000000"/>
     </w:rPr>
     <w:tblPr>
@@ -8346,7 +8725,7 @@
     </w:tblPr>
     <w:tblStylePr w:type="firstRow">
       <w:rPr>
-        <w:rFonts w:asciiTheme="majorHAnsi" w:cstheme="majorBidi" w:eastAsiaTheme="majorEastAsia" w:hAnsiTheme="majorHAnsi"/>
+        <w:rFonts w:asciiTheme="majorHAnsi" w:cstheme="majorBidi" w:hAnsiTheme="majorHAnsi" w:eastAsia="黑体"/>
       </w:rPr>
       <w:tblPr/>
       <w:tcPr>
@@ -8358,6 +8737,7 @@
     </w:tblStylePr>
     <w:tblStylePr w:type="lastRow">
       <w:rPr>
+        <w:rFonts w:eastAsia="黑体"/>
         <w:b/>
         <w:bCs/>
         <w:color w:themeColor="text2" w:val="1F497D"/>
@@ -8372,12 +8752,14 @@
     </w:tblStylePr>
     <w:tblStylePr w:type="firstCol">
       <w:rPr>
+        <w:rFonts w:eastAsia="黑体"/>
         <w:b/>
         <w:bCs/>
       </w:rPr>
     </w:tblStylePr>
     <w:tblStylePr w:type="lastCol">
       <w:rPr>
+        <w:rFonts w:eastAsia="黑体"/>
         <w:b/>
         <w:bCs/>
       </w:rPr>
@@ -8411,6 +8793,7 @@
       <w:spacing w:after="0" w:line="240" w:lineRule="auto"/>
     </w:pPr>
     <w:rPr>
+      <w:rFonts w:eastAsia="黑体"/>
       <w:color w:themeColor="text1" w:val="000000"/>
     </w:rPr>
     <w:tblPr>
@@ -8430,7 +8813,7 @@
     </w:tblPr>
     <w:tblStylePr w:type="firstRow">
       <w:rPr>
-        <w:rFonts w:asciiTheme="majorHAnsi" w:cstheme="majorBidi" w:eastAsiaTheme="majorEastAsia" w:hAnsiTheme="majorHAnsi"/>
+        <w:rFonts w:asciiTheme="majorHAnsi" w:cstheme="majorBidi" w:hAnsiTheme="majorHAnsi" w:eastAsia="黑体"/>
       </w:rPr>
       <w:tblPr/>
       <w:tcPr>
@@ -8442,6 +8825,7 @@
     </w:tblStylePr>
     <w:tblStylePr w:type="lastRow">
       <w:rPr>
+        <w:rFonts w:eastAsia="黑体"/>
         <w:b/>
         <w:bCs/>
         <w:color w:themeColor="text2" w:val="1F497D"/>
@@ -8456,12 +8840,14 @@
     </w:tblStylePr>
     <w:tblStylePr w:type="firstCol">
       <w:rPr>
+        <w:rFonts w:eastAsia="黑体"/>
         <w:b/>
         <w:bCs/>
       </w:rPr>
     </w:tblStylePr>
     <w:tblStylePr w:type="lastCol">
       <w:rPr>
+        <w:rFonts w:eastAsia="黑体"/>
         <w:b/>
         <w:bCs/>
       </w:rPr>
@@ -8495,6 +8881,7 @@
       <w:spacing w:after="0" w:line="240" w:lineRule="auto"/>
     </w:pPr>
     <w:rPr>
+      <w:rFonts w:eastAsia="黑体"/>
       <w:color w:themeColor="text1" w:val="000000"/>
     </w:rPr>
     <w:tblPr>
@@ -8514,7 +8901,7 @@
     </w:tblPr>
     <w:tblStylePr w:type="firstRow">
       <w:rPr>
-        <w:rFonts w:asciiTheme="majorHAnsi" w:cstheme="majorBidi" w:eastAsiaTheme="majorEastAsia" w:hAnsiTheme="majorHAnsi"/>
+        <w:rFonts w:asciiTheme="majorHAnsi" w:cstheme="majorBidi" w:hAnsiTheme="majorHAnsi" w:eastAsia="黑体"/>
       </w:rPr>
       <w:tblPr/>
       <w:tcPr>
@@ -8526,6 +8913,7 @@
     </w:tblStylePr>
     <w:tblStylePr w:type="lastRow">
       <w:rPr>
+        <w:rFonts w:eastAsia="黑体"/>
         <w:b/>
         <w:bCs/>
         <w:color w:themeColor="text2" w:val="1F497D"/>
@@ -8540,12 +8928,14 @@
     </w:tblStylePr>
     <w:tblStylePr w:type="firstCol">
       <w:rPr>
+        <w:rFonts w:eastAsia="黑体"/>
         <w:b/>
         <w:bCs/>
       </w:rPr>
     </w:tblStylePr>
     <w:tblStylePr w:type="lastCol">
       <w:rPr>
+        <w:rFonts w:eastAsia="黑体"/>
         <w:b/>
         <w:bCs/>
       </w:rPr>
@@ -8579,6 +8969,7 @@
       <w:spacing w:after="0" w:line="240" w:lineRule="auto"/>
     </w:pPr>
     <w:rPr>
+      <w:rFonts w:eastAsia="黑体"/>
       <w:color w:themeColor="text1" w:val="000000"/>
     </w:rPr>
     <w:tblPr>
@@ -8598,7 +8989,7 @@
     </w:tblPr>
     <w:tblStylePr w:type="firstRow">
       <w:rPr>
-        <w:rFonts w:asciiTheme="majorHAnsi" w:cstheme="majorBidi" w:eastAsiaTheme="majorEastAsia" w:hAnsiTheme="majorHAnsi"/>
+        <w:rFonts w:asciiTheme="majorHAnsi" w:cstheme="majorBidi" w:hAnsiTheme="majorHAnsi" w:eastAsia="黑体"/>
       </w:rPr>
       <w:tblPr/>
       <w:tcPr>
@@ -8610,6 +9001,7 @@
     </w:tblStylePr>
     <w:tblStylePr w:type="lastRow">
       <w:rPr>
+        <w:rFonts w:eastAsia="黑体"/>
         <w:b/>
         <w:bCs/>
         <w:color w:themeColor="text2" w:val="1F497D"/>
@@ -8624,12 +9016,14 @@
     </w:tblStylePr>
     <w:tblStylePr w:type="firstCol">
       <w:rPr>
+        <w:rFonts w:eastAsia="黑体"/>
         <w:b/>
         <w:bCs/>
       </w:rPr>
     </w:tblStylePr>
     <w:tblStylePr w:type="lastCol">
       <w:rPr>
+        <w:rFonts w:eastAsia="黑体"/>
         <w:b/>
         <w:bCs/>
       </w:rPr>
@@ -8663,7 +9057,7 @@
       <w:spacing w:after="0" w:line="240" w:lineRule="auto"/>
     </w:pPr>
     <w:rPr>
-      <w:rFonts w:asciiTheme="majorHAnsi" w:cstheme="majorBidi" w:eastAsiaTheme="majorEastAsia" w:hAnsiTheme="majorHAnsi"/>
+      <w:rFonts w:asciiTheme="majorHAnsi" w:cstheme="majorBidi" w:hAnsiTheme="majorHAnsi" w:eastAsia="黑体"/>
       <w:color w:themeColor="text1" w:val="000000"/>
     </w:rPr>
     <w:tblPr>
@@ -8685,6 +9079,7 @@
     </w:tblPr>
     <w:tblStylePr w:type="firstRow">
       <w:rPr>
+        <w:rFonts w:eastAsia="黑体"/>
         <w:sz w:val="24"/>
         <w:szCs w:val="24"/>
       </w:rPr>
@@ -8791,7 +9186,7 @@
       <w:spacing w:after="0" w:line="240" w:lineRule="auto"/>
     </w:pPr>
     <w:rPr>
-      <w:rFonts w:asciiTheme="majorHAnsi" w:cstheme="majorBidi" w:eastAsiaTheme="majorEastAsia" w:hAnsiTheme="majorHAnsi"/>
+      <w:rFonts w:asciiTheme="majorHAnsi" w:cstheme="majorBidi" w:hAnsiTheme="majorHAnsi" w:eastAsia="黑体"/>
       <w:color w:themeColor="text1" w:val="000000"/>
     </w:rPr>
     <w:tblPr>
@@ -8813,6 +9208,7 @@
     </w:tblPr>
     <w:tblStylePr w:type="firstRow">
       <w:rPr>
+        <w:rFonts w:eastAsia="黑体"/>
         <w:sz w:val="24"/>
         <w:szCs w:val="24"/>
       </w:rPr>
@@ -8919,7 +9315,7 @@
       <w:spacing w:after="0" w:line="240" w:lineRule="auto"/>
     </w:pPr>
     <w:rPr>
-      <w:rFonts w:asciiTheme="majorHAnsi" w:cstheme="majorBidi" w:eastAsiaTheme="majorEastAsia" w:hAnsiTheme="majorHAnsi"/>
+      <w:rFonts w:asciiTheme="majorHAnsi" w:cstheme="majorBidi" w:hAnsiTheme="majorHAnsi" w:eastAsia="黑体"/>
       <w:color w:themeColor="text1" w:val="000000"/>
     </w:rPr>
     <w:tblPr>
@@ -8941,6 +9337,7 @@
     </w:tblPr>
     <w:tblStylePr w:type="firstRow">
       <w:rPr>
+        <w:rFonts w:eastAsia="黑体"/>
         <w:sz w:val="24"/>
         <w:szCs w:val="24"/>
       </w:rPr>
@@ -9047,7 +9444,7 @@
       <w:spacing w:after="0" w:line="240" w:lineRule="auto"/>
     </w:pPr>
     <w:rPr>
-      <w:rFonts w:asciiTheme="majorHAnsi" w:cstheme="majorBidi" w:eastAsiaTheme="majorEastAsia" w:hAnsiTheme="majorHAnsi"/>
+      <w:rFonts w:asciiTheme="majorHAnsi" w:cstheme="majorBidi" w:hAnsiTheme="majorHAnsi" w:eastAsia="黑体"/>
       <w:color w:themeColor="text1" w:val="000000"/>
     </w:rPr>
     <w:tblPr>
@@ -9069,6 +9466,7 @@
     </w:tblPr>
     <w:tblStylePr w:type="firstRow">
       <w:rPr>
+        <w:rFonts w:eastAsia="黑体"/>
         <w:sz w:val="24"/>
         <w:szCs w:val="24"/>
       </w:rPr>
@@ -9175,7 +9573,7 @@
       <w:spacing w:after="0" w:line="240" w:lineRule="auto"/>
     </w:pPr>
     <w:rPr>
-      <w:rFonts w:asciiTheme="majorHAnsi" w:cstheme="majorBidi" w:eastAsiaTheme="majorEastAsia" w:hAnsiTheme="majorHAnsi"/>
+      <w:rFonts w:asciiTheme="majorHAnsi" w:cstheme="majorBidi" w:hAnsiTheme="majorHAnsi" w:eastAsia="黑体"/>
       <w:color w:themeColor="text1" w:val="000000"/>
     </w:rPr>
     <w:tblPr>
@@ -9197,6 +9595,7 @@
     </w:tblPr>
     <w:tblStylePr w:type="firstRow">
       <w:rPr>
+        <w:rFonts w:eastAsia="黑体"/>
         <w:sz w:val="24"/>
         <w:szCs w:val="24"/>
       </w:rPr>
@@ -9303,7 +9702,7 @@
       <w:spacing w:after="0" w:line="240" w:lineRule="auto"/>
     </w:pPr>
     <w:rPr>
-      <w:rFonts w:asciiTheme="majorHAnsi" w:cstheme="majorBidi" w:eastAsiaTheme="majorEastAsia" w:hAnsiTheme="majorHAnsi"/>
+      <w:rFonts w:asciiTheme="majorHAnsi" w:cstheme="majorBidi" w:hAnsiTheme="majorHAnsi" w:eastAsia="黑体"/>
       <w:color w:themeColor="text1" w:val="000000"/>
     </w:rPr>
     <w:tblPr>
@@ -9325,6 +9724,7 @@
     </w:tblPr>
     <w:tblStylePr w:type="firstRow">
       <w:rPr>
+        <w:rFonts w:eastAsia="黑体"/>
         <w:sz w:val="24"/>
         <w:szCs w:val="24"/>
       </w:rPr>
@@ -9431,7 +9831,7 @@
       <w:spacing w:after="0" w:line="240" w:lineRule="auto"/>
     </w:pPr>
     <w:rPr>
-      <w:rFonts w:asciiTheme="majorHAnsi" w:cstheme="majorBidi" w:eastAsiaTheme="majorEastAsia" w:hAnsiTheme="majorHAnsi"/>
+      <w:rFonts w:asciiTheme="majorHAnsi" w:cstheme="majorBidi" w:hAnsiTheme="majorHAnsi" w:eastAsia="黑体"/>
       <w:color w:themeColor="text1" w:val="000000"/>
     </w:rPr>
     <w:tblPr>
@@ -9453,6 +9853,7 @@
     </w:tblPr>
     <w:tblStylePr w:type="firstRow">
       <w:rPr>
+        <w:rFonts w:eastAsia="黑体"/>
         <w:sz w:val="24"/>
         <w:szCs w:val="24"/>
       </w:rPr>
@@ -9582,12 +9983,14 @@
     </w:tcPr>
     <w:tblStylePr w:type="firstRow">
       <w:rPr>
+        <w:rFonts w:eastAsia="黑体"/>
         <w:b/>
         <w:bCs/>
       </w:rPr>
     </w:tblStylePr>
     <w:tblStylePr w:type="lastRow">
       <w:rPr>
+        <w:rFonts w:eastAsia="黑体"/>
         <w:b/>
         <w:bCs/>
       </w:rPr>
@@ -9600,12 +10003,14 @@
     </w:tblStylePr>
     <w:tblStylePr w:type="firstCol">
       <w:rPr>
+        <w:rFonts w:eastAsia="黑体"/>
         <w:b/>
         <w:bCs/>
       </w:rPr>
     </w:tblStylePr>
     <w:tblStylePr w:type="lastCol">
       <w:rPr>
+        <w:rFonts w:eastAsia="黑体"/>
         <w:b/>
         <w:bCs/>
       </w:rPr>
@@ -9655,12 +10060,14 @@
     </w:tcPr>
     <w:tblStylePr w:type="firstRow">
       <w:rPr>
+        <w:rFonts w:eastAsia="黑体"/>
         <w:b/>
         <w:bCs/>
       </w:rPr>
     </w:tblStylePr>
     <w:tblStylePr w:type="lastRow">
       <w:rPr>
+        <w:rFonts w:eastAsia="黑体"/>
         <w:b/>
         <w:bCs/>
       </w:rPr>
@@ -9673,12 +10080,14 @@
     </w:tblStylePr>
     <w:tblStylePr w:type="firstCol">
       <w:rPr>
+        <w:rFonts w:eastAsia="黑体"/>
         <w:b/>
         <w:bCs/>
       </w:rPr>
     </w:tblStylePr>
     <w:tblStylePr w:type="lastCol">
       <w:rPr>
+        <w:rFonts w:eastAsia="黑体"/>
         <w:b/>
         <w:bCs/>
       </w:rPr>
@@ -9728,12 +10137,14 @@
     </w:tcPr>
     <w:tblStylePr w:type="firstRow">
       <w:rPr>
+        <w:rFonts w:eastAsia="黑体"/>
         <w:b/>
         <w:bCs/>
       </w:rPr>
     </w:tblStylePr>
     <w:tblStylePr w:type="lastRow">
       <w:rPr>
+        <w:rFonts w:eastAsia="黑体"/>
         <w:b/>
         <w:bCs/>
       </w:rPr>
@@ -9746,12 +10157,14 @@
     </w:tblStylePr>
     <w:tblStylePr w:type="firstCol">
       <w:rPr>
+        <w:rFonts w:eastAsia="黑体"/>
         <w:b/>
         <w:bCs/>
       </w:rPr>
     </w:tblStylePr>
     <w:tblStylePr w:type="lastCol">
       <w:rPr>
+        <w:rFonts w:eastAsia="黑体"/>
         <w:b/>
         <w:bCs/>
       </w:rPr>
@@ -9801,12 +10214,14 @@
     </w:tcPr>
     <w:tblStylePr w:type="firstRow">
       <w:rPr>
+        <w:rFonts w:eastAsia="黑体"/>
         <w:b/>
         <w:bCs/>
       </w:rPr>
     </w:tblStylePr>
     <w:tblStylePr w:type="lastRow">
       <w:rPr>
+        <w:rFonts w:eastAsia="黑体"/>
         <w:b/>
         <w:bCs/>
       </w:rPr>
@@ -9819,12 +10234,14 @@
     </w:tblStylePr>
     <w:tblStylePr w:type="firstCol">
       <w:rPr>
+        <w:rFonts w:eastAsia="黑体"/>
         <w:b/>
         <w:bCs/>
       </w:rPr>
     </w:tblStylePr>
     <w:tblStylePr w:type="lastCol">
       <w:rPr>
+        <w:rFonts w:eastAsia="黑体"/>
         <w:b/>
         <w:bCs/>
       </w:rPr>
@@ -9874,12 +10291,14 @@
     </w:tcPr>
     <w:tblStylePr w:type="firstRow">
       <w:rPr>
+        <w:rFonts w:eastAsia="黑体"/>
         <w:b/>
         <w:bCs/>
       </w:rPr>
     </w:tblStylePr>
     <w:tblStylePr w:type="lastRow">
       <w:rPr>
+        <w:rFonts w:eastAsia="黑体"/>
         <w:b/>
         <w:bCs/>
       </w:rPr>
@@ -9892,12 +10311,14 @@
     </w:tblStylePr>
     <w:tblStylePr w:type="firstCol">
       <w:rPr>
+        <w:rFonts w:eastAsia="黑体"/>
         <w:b/>
         <w:bCs/>
       </w:rPr>
     </w:tblStylePr>
     <w:tblStylePr w:type="lastCol">
       <w:rPr>
+        <w:rFonts w:eastAsia="黑体"/>
         <w:b/>
         <w:bCs/>
       </w:rPr>
@@ -9947,12 +10368,14 @@
     </w:tcPr>
     <w:tblStylePr w:type="firstRow">
       <w:rPr>
+        <w:rFonts w:eastAsia="黑体"/>
         <w:b/>
         <w:bCs/>
       </w:rPr>
     </w:tblStylePr>
     <w:tblStylePr w:type="lastRow">
       <w:rPr>
+        <w:rFonts w:eastAsia="黑体"/>
         <w:b/>
         <w:bCs/>
       </w:rPr>
@@ -9965,12 +10388,14 @@
     </w:tblStylePr>
     <w:tblStylePr w:type="firstCol">
       <w:rPr>
+        <w:rFonts w:eastAsia="黑体"/>
         <w:b/>
         <w:bCs/>
       </w:rPr>
     </w:tblStylePr>
     <w:tblStylePr w:type="lastCol">
       <w:rPr>
+        <w:rFonts w:eastAsia="黑体"/>
         <w:b/>
         <w:bCs/>
       </w:rPr>
@@ -10020,12 +10445,14 @@
     </w:tcPr>
     <w:tblStylePr w:type="firstRow">
       <w:rPr>
+        <w:rFonts w:eastAsia="黑体"/>
         <w:b/>
         <w:bCs/>
       </w:rPr>
     </w:tblStylePr>
     <w:tblStylePr w:type="lastRow">
       <w:rPr>
+        <w:rFonts w:eastAsia="黑体"/>
         <w:b/>
         <w:bCs/>
       </w:rPr>
@@ -10038,12 +10465,14 @@
     </w:tblStylePr>
     <w:tblStylePr w:type="firstCol">
       <w:rPr>
+        <w:rFonts w:eastAsia="黑体"/>
         <w:b/>
         <w:bCs/>
       </w:rPr>
     </w:tblStylePr>
     <w:tblStylePr w:type="lastCol">
       <w:rPr>
+        <w:rFonts w:eastAsia="黑体"/>
         <w:b/>
         <w:bCs/>
       </w:rPr>
@@ -10070,7 +10499,7 @@
       <w:spacing w:after="0" w:line="240" w:lineRule="auto"/>
     </w:pPr>
     <w:rPr>
-      <w:rFonts w:asciiTheme="majorHAnsi" w:cstheme="majorBidi" w:eastAsiaTheme="majorEastAsia" w:hAnsiTheme="majorHAnsi"/>
+      <w:rFonts w:asciiTheme="majorHAnsi" w:cstheme="majorBidi" w:hAnsiTheme="majorHAnsi" w:eastAsia="黑体"/>
       <w:color w:themeColor="text1" w:val="000000"/>
     </w:rPr>
     <w:tblPr>
@@ -10097,6 +10526,7 @@
     </w:tcPr>
     <w:tblStylePr w:type="firstRow">
       <w:rPr>
+        <w:rFonts w:eastAsia="黑体"/>
         <w:b/>
         <w:bCs/>
         <w:color w:themeColor="text1" w:val="000000"/>
@@ -10108,6 +10538,7 @@
     </w:tblStylePr>
     <w:tblStylePr w:type="lastRow">
       <w:rPr>
+        <w:rFonts w:eastAsia="黑体"/>
         <w:b/>
         <w:bCs/>
         <w:color w:themeColor="text1" w:val="000000"/>
@@ -10127,6 +10558,7 @@
     </w:tblStylePr>
     <w:tblStylePr w:type="firstCol">
       <w:rPr>
+        <w:rFonts w:eastAsia="黑体"/>
         <w:b/>
         <w:bCs/>
         <w:color w:themeColor="text1" w:val="000000"/>
@@ -10146,6 +10578,7 @@
     </w:tblStylePr>
     <w:tblStylePr w:type="lastCol">
       <w:rPr>
+        <w:rFonts w:eastAsia="黑体"/>
         <w:b w:val="0"/>
         <w:bCs w:val="0"/>
         <w:color w:themeColor="text1" w:val="000000"/>
@@ -10195,7 +10628,7 @@
       <w:spacing w:after="0" w:line="240" w:lineRule="auto"/>
     </w:pPr>
     <w:rPr>
-      <w:rFonts w:asciiTheme="majorHAnsi" w:cstheme="majorBidi" w:eastAsiaTheme="majorEastAsia" w:hAnsiTheme="majorHAnsi"/>
+      <w:rFonts w:asciiTheme="majorHAnsi" w:cstheme="majorBidi" w:hAnsiTheme="majorHAnsi" w:eastAsia="黑体"/>
       <w:color w:themeColor="text1" w:val="000000"/>
     </w:rPr>
     <w:tblPr>
@@ -10222,6 +10655,7 @@
     </w:tcPr>
     <w:tblStylePr w:type="firstRow">
       <w:rPr>
+        <w:rFonts w:eastAsia="黑体"/>
         <w:b/>
         <w:bCs/>
         <w:color w:themeColor="text1" w:val="000000"/>
@@ -10233,6 +10667,7 @@
     </w:tblStylePr>
     <w:tblStylePr w:type="lastRow">
       <w:rPr>
+        <w:rFonts w:eastAsia="黑体"/>
         <w:b/>
         <w:bCs/>
         <w:color w:themeColor="text1" w:val="000000"/>
@@ -10252,6 +10687,7 @@
     </w:tblStylePr>
     <w:tblStylePr w:type="firstCol">
       <w:rPr>
+        <w:rFonts w:eastAsia="黑体"/>
         <w:b/>
         <w:bCs/>
         <w:color w:themeColor="text1" w:val="000000"/>
@@ -10271,6 +10707,7 @@
     </w:tblStylePr>
     <w:tblStylePr w:type="lastCol">
       <w:rPr>
+        <w:rFonts w:eastAsia="黑体"/>
         <w:b w:val="0"/>
         <w:bCs w:val="0"/>
         <w:color w:themeColor="text1" w:val="000000"/>
@@ -10320,7 +10757,7 @@
       <w:spacing w:after="0" w:line="240" w:lineRule="auto"/>
     </w:pPr>
     <w:rPr>
-      <w:rFonts w:asciiTheme="majorHAnsi" w:cstheme="majorBidi" w:eastAsiaTheme="majorEastAsia" w:hAnsiTheme="majorHAnsi"/>
+      <w:rFonts w:asciiTheme="majorHAnsi" w:cstheme="majorBidi" w:hAnsiTheme="majorHAnsi" w:eastAsia="黑体"/>
       <w:color w:themeColor="text1" w:val="000000"/>
     </w:rPr>
     <w:tblPr>
@@ -10347,6 +10784,7 @@
     </w:tcPr>
     <w:tblStylePr w:type="firstRow">
       <w:rPr>
+        <w:rFonts w:eastAsia="黑体"/>
         <w:b/>
         <w:bCs/>
         <w:color w:themeColor="text1" w:val="000000"/>
@@ -10358,6 +10796,7 @@
     </w:tblStylePr>
     <w:tblStylePr w:type="lastRow">
       <w:rPr>
+        <w:rFonts w:eastAsia="黑体"/>
         <w:b/>
         <w:bCs/>
         <w:color w:themeColor="text1" w:val="000000"/>
@@ -10377,6 +10816,7 @@
     </w:tblStylePr>
     <w:tblStylePr w:type="firstCol">
       <w:rPr>
+        <w:rFonts w:eastAsia="黑体"/>
         <w:b/>
         <w:bCs/>
         <w:color w:themeColor="text1" w:val="000000"/>
@@ -10396,6 +10836,7 @@
     </w:tblStylePr>
     <w:tblStylePr w:type="lastCol">
       <w:rPr>
+        <w:rFonts w:eastAsia="黑体"/>
         <w:b w:val="0"/>
         <w:bCs w:val="0"/>
         <w:color w:themeColor="text1" w:val="000000"/>
@@ -10445,7 +10886,7 @@
       <w:spacing w:after="0" w:line="240" w:lineRule="auto"/>
     </w:pPr>
     <w:rPr>
-      <w:rFonts w:asciiTheme="majorHAnsi" w:cstheme="majorBidi" w:eastAsiaTheme="majorEastAsia" w:hAnsiTheme="majorHAnsi"/>
+      <w:rFonts w:asciiTheme="majorHAnsi" w:cstheme="majorBidi" w:hAnsiTheme="majorHAnsi" w:eastAsia="黑体"/>
       <w:color w:themeColor="text1" w:val="000000"/>
     </w:rPr>
     <w:tblPr>
@@ -10472,6 +10913,7 @@
     </w:tcPr>
     <w:tblStylePr w:type="firstRow">
       <w:rPr>
+        <w:rFonts w:eastAsia="黑体"/>
         <w:b/>
         <w:bCs/>
         <w:color w:themeColor="text1" w:val="000000"/>
@@ -10483,6 +10925,7 @@
     </w:tblStylePr>
     <w:tblStylePr w:type="lastRow">
       <w:rPr>
+        <w:rFonts w:eastAsia="黑体"/>
         <w:b/>
         <w:bCs/>
         <w:color w:themeColor="text1" w:val="000000"/>
@@ -10502,6 +10945,7 @@
     </w:tblStylePr>
     <w:tblStylePr w:type="firstCol">
       <w:rPr>
+        <w:rFonts w:eastAsia="黑体"/>
         <w:b/>
         <w:bCs/>
         <w:color w:themeColor="text1" w:val="000000"/>
@@ -10521,6 +10965,7 @@
     </w:tblStylePr>
     <w:tblStylePr w:type="lastCol">
       <w:rPr>
+        <w:rFonts w:eastAsia="黑体"/>
         <w:b w:val="0"/>
         <w:bCs w:val="0"/>
         <w:color w:themeColor="text1" w:val="000000"/>
@@ -10570,7 +11015,7 @@
       <w:spacing w:after="0" w:line="240" w:lineRule="auto"/>
     </w:pPr>
     <w:rPr>
-      <w:rFonts w:asciiTheme="majorHAnsi" w:cstheme="majorBidi" w:eastAsiaTheme="majorEastAsia" w:hAnsiTheme="majorHAnsi"/>
+      <w:rFonts w:asciiTheme="majorHAnsi" w:cstheme="majorBidi" w:hAnsiTheme="majorHAnsi" w:eastAsia="黑体"/>
       <w:color w:themeColor="text1" w:val="000000"/>
     </w:rPr>
     <w:tblPr>
@@ -10597,6 +11042,7 @@
     </w:tcPr>
     <w:tblStylePr w:type="firstRow">
       <w:rPr>
+        <w:rFonts w:eastAsia="黑体"/>
         <w:b/>
         <w:bCs/>
         <w:color w:themeColor="text1" w:val="000000"/>
@@ -10608,6 +11054,7 @@
     </w:tblStylePr>
     <w:tblStylePr w:type="lastRow">
       <w:rPr>
+        <w:rFonts w:eastAsia="黑体"/>
         <w:b/>
         <w:bCs/>
         <w:color w:themeColor="text1" w:val="000000"/>
@@ -10627,6 +11074,7 @@
     </w:tblStylePr>
     <w:tblStylePr w:type="firstCol">
       <w:rPr>
+        <w:rFonts w:eastAsia="黑体"/>
         <w:b/>
         <w:bCs/>
         <w:color w:themeColor="text1" w:val="000000"/>
@@ -10646,6 +11094,7 @@
     </w:tblStylePr>
     <w:tblStylePr w:type="lastCol">
       <w:rPr>
+        <w:rFonts w:eastAsia="黑体"/>
         <w:b w:val="0"/>
         <w:bCs w:val="0"/>
         <w:color w:themeColor="text1" w:val="000000"/>
@@ -10695,7 +11144,7 @@
       <w:spacing w:after="0" w:line="240" w:lineRule="auto"/>
     </w:pPr>
     <w:rPr>
-      <w:rFonts w:asciiTheme="majorHAnsi" w:cstheme="majorBidi" w:eastAsiaTheme="majorEastAsia" w:hAnsiTheme="majorHAnsi"/>
+      <w:rFonts w:asciiTheme="majorHAnsi" w:cstheme="majorBidi" w:hAnsiTheme="majorHAnsi" w:eastAsia="黑体"/>
       <w:color w:themeColor="text1" w:val="000000"/>
     </w:rPr>
     <w:tblPr>
@@ -10722,6 +11171,7 @@
     </w:tcPr>
     <w:tblStylePr w:type="firstRow">
       <w:rPr>
+        <w:rFonts w:eastAsia="黑体"/>
         <w:b/>
         <w:bCs/>
         <w:color w:themeColor="text1" w:val="000000"/>
@@ -10733,6 +11183,7 @@
     </w:tblStylePr>
     <w:tblStylePr w:type="lastRow">
       <w:rPr>
+        <w:rFonts w:eastAsia="黑体"/>
         <w:b/>
         <w:bCs/>
         <w:color w:themeColor="text1" w:val="000000"/>
@@ -10752,6 +11203,7 @@
     </w:tblStylePr>
     <w:tblStylePr w:type="firstCol">
       <w:rPr>
+        <w:rFonts w:eastAsia="黑体"/>
         <w:b/>
         <w:bCs/>
         <w:color w:themeColor="text1" w:val="000000"/>
@@ -10771,6 +11223,7 @@
     </w:tblStylePr>
     <w:tblStylePr w:type="lastCol">
       <w:rPr>
+        <w:rFonts w:eastAsia="黑体"/>
         <w:b w:val="0"/>
         <w:bCs w:val="0"/>
         <w:color w:themeColor="text1" w:val="000000"/>
@@ -10820,7 +11273,7 @@
       <w:spacing w:after="0" w:line="240" w:lineRule="auto"/>
     </w:pPr>
     <w:rPr>
-      <w:rFonts w:asciiTheme="majorHAnsi" w:cstheme="majorBidi" w:eastAsiaTheme="majorEastAsia" w:hAnsiTheme="majorHAnsi"/>
+      <w:rFonts w:asciiTheme="majorHAnsi" w:cstheme="majorBidi" w:hAnsiTheme="majorHAnsi" w:eastAsia="黑体"/>
       <w:color w:themeColor="text1" w:val="000000"/>
     </w:rPr>
     <w:tblPr>
@@ -10847,6 +11300,7 @@
     </w:tcPr>
     <w:tblStylePr w:type="firstRow">
       <w:rPr>
+        <w:rFonts w:eastAsia="黑体"/>
         <w:b/>
         <w:bCs/>
         <w:color w:themeColor="text1" w:val="000000"/>
@@ -10858,6 +11312,7 @@
     </w:tblStylePr>
     <w:tblStylePr w:type="lastRow">
       <w:rPr>
+        <w:rFonts w:eastAsia="黑体"/>
         <w:b/>
         <w:bCs/>
         <w:color w:themeColor="text1" w:val="000000"/>
@@ -10877,6 +11332,7 @@
     </w:tblStylePr>
     <w:tblStylePr w:type="firstCol">
       <w:rPr>
+        <w:rFonts w:eastAsia="黑体"/>
         <w:b/>
         <w:bCs/>
         <w:color w:themeColor="text1" w:val="000000"/>
@@ -10896,6 +11352,7 @@
     </w:tblStylePr>
     <w:tblStylePr w:type="lastCol">
       <w:rPr>
+        <w:rFonts w:eastAsia="黑体"/>
         <w:b w:val="0"/>
         <w:bCs w:val="0"/>
         <w:color w:themeColor="text1" w:val="000000"/>
@@ -10968,6 +11425,7 @@
     </w:tcPr>
     <w:tblStylePr w:type="firstRow">
       <w:rPr>
+        <w:rFonts w:eastAsia="黑体"/>
         <w:b/>
         <w:bCs/>
         <w:i w:val="0"/>
@@ -10989,6 +11447,7 @@
     </w:tblStylePr>
     <w:tblStylePr w:type="lastRow">
       <w:rPr>
+        <w:rFonts w:eastAsia="黑体"/>
         <w:b/>
         <w:bCs/>
         <w:i w:val="0"/>
@@ -11010,6 +11469,7 @@
     </w:tblStylePr>
     <w:tblStylePr w:type="firstCol">
       <w:rPr>
+        <w:rFonts w:eastAsia="黑体"/>
         <w:b/>
         <w:bCs/>
         <w:i w:val="0"/>
@@ -11029,6 +11489,7 @@
     </w:tblStylePr>
     <w:tblStylePr w:type="lastCol">
       <w:rPr>
+        <w:rFonts w:eastAsia="黑体"/>
         <w:b/>
         <w:bCs/>
         <w:i w:val="0"/>
@@ -11109,6 +11570,7 @@
     </w:tcPr>
     <w:tblStylePr w:type="firstRow">
       <w:rPr>
+        <w:rFonts w:eastAsia="黑体"/>
         <w:b/>
         <w:bCs/>
         <w:i w:val="0"/>
@@ -11130,6 +11592,7 @@
     </w:tblStylePr>
     <w:tblStylePr w:type="lastRow">
       <w:rPr>
+        <w:rFonts w:eastAsia="黑体"/>
         <w:b/>
         <w:bCs/>
         <w:i w:val="0"/>
@@ -11151,6 +11614,7 @@
     </w:tblStylePr>
     <w:tblStylePr w:type="firstCol">
       <w:rPr>
+        <w:rFonts w:eastAsia="黑体"/>
         <w:b/>
         <w:bCs/>
         <w:i w:val="0"/>
@@ -11170,6 +11634,7 @@
     </w:tblStylePr>
     <w:tblStylePr w:type="lastCol">
       <w:rPr>
+        <w:rFonts w:eastAsia="黑体"/>
         <w:b/>
         <w:bCs/>
         <w:i w:val="0"/>
@@ -11250,6 +11715,7 @@
     </w:tcPr>
     <w:tblStylePr w:type="firstRow">
       <w:rPr>
+        <w:rFonts w:eastAsia="黑体"/>
         <w:b/>
         <w:bCs/>
         <w:i w:val="0"/>
@@ -11271,6 +11737,7 @@
     </w:tblStylePr>
     <w:tblStylePr w:type="lastRow">
       <w:rPr>
+        <w:rFonts w:eastAsia="黑体"/>
         <w:b/>
         <w:bCs/>
         <w:i w:val="0"/>
@@ -11292,6 +11759,7 @@
     </w:tblStylePr>
     <w:tblStylePr w:type="firstCol">
       <w:rPr>
+        <w:rFonts w:eastAsia="黑体"/>
         <w:b/>
         <w:bCs/>
         <w:i w:val="0"/>
@@ -11311,6 +11779,7 @@
     </w:tblStylePr>
     <w:tblStylePr w:type="lastCol">
       <w:rPr>
+        <w:rFonts w:eastAsia="黑体"/>
         <w:b/>
         <w:bCs/>
         <w:i w:val="0"/>
@@ -11391,6 +11860,7 @@
     </w:tcPr>
     <w:tblStylePr w:type="firstRow">
       <w:rPr>
+        <w:rFonts w:eastAsia="黑体"/>
         <w:b/>
         <w:bCs/>
         <w:i w:val="0"/>
@@ -11412,6 +11882,7 @@
     </w:tblStylePr>
     <w:tblStylePr w:type="lastRow">
       <w:rPr>
+        <w:rFonts w:eastAsia="黑体"/>
         <w:b/>
         <w:bCs/>
         <w:i w:val="0"/>
@@ -11433,6 +11904,7 @@
     </w:tblStylePr>
     <w:tblStylePr w:type="firstCol">
       <w:rPr>
+        <w:rFonts w:eastAsia="黑体"/>
         <w:b/>
         <w:bCs/>
         <w:i w:val="0"/>
@@ -11452,6 +11924,7 @@
     </w:tblStylePr>
     <w:tblStylePr w:type="lastCol">
       <w:rPr>
+        <w:rFonts w:eastAsia="黑体"/>
         <w:b/>
         <w:bCs/>
         <w:i w:val="0"/>
@@ -11532,6 +12005,7 @@
     </w:tcPr>
     <w:tblStylePr w:type="firstRow">
       <w:rPr>
+        <w:rFonts w:eastAsia="黑体"/>
         <w:b/>
         <w:bCs/>
         <w:i w:val="0"/>
@@ -11553,6 +12027,7 @@
     </w:tblStylePr>
     <w:tblStylePr w:type="lastRow">
       <w:rPr>
+        <w:rFonts w:eastAsia="黑体"/>
         <w:b/>
         <w:bCs/>
         <w:i w:val="0"/>
@@ -11574,6 +12049,7 @@
     </w:tblStylePr>
     <w:tblStylePr w:type="firstCol">
       <w:rPr>
+        <w:rFonts w:eastAsia="黑体"/>
         <w:b/>
         <w:bCs/>
         <w:i w:val="0"/>
@@ -11593,6 +12069,7 @@
     </w:tblStylePr>
     <w:tblStylePr w:type="lastCol">
       <w:rPr>
+        <w:rFonts w:eastAsia="黑体"/>
         <w:b/>
         <w:bCs/>
         <w:i w:val="0"/>
@@ -11673,6 +12150,7 @@
     </w:tcPr>
     <w:tblStylePr w:type="firstRow">
       <w:rPr>
+        <w:rFonts w:eastAsia="黑体"/>
         <w:b/>
         <w:bCs/>
         <w:i w:val="0"/>
@@ -11694,6 +12172,7 @@
     </w:tblStylePr>
     <w:tblStylePr w:type="lastRow">
       <w:rPr>
+        <w:rFonts w:eastAsia="黑体"/>
         <w:b/>
         <w:bCs/>
         <w:i w:val="0"/>
@@ -11715,6 +12194,7 @@
     </w:tblStylePr>
     <w:tblStylePr w:type="firstCol">
       <w:rPr>
+        <w:rFonts w:eastAsia="黑体"/>
         <w:b/>
         <w:bCs/>
         <w:i w:val="0"/>
@@ -11734,6 +12214,7 @@
     </w:tblStylePr>
     <w:tblStylePr w:type="lastCol">
       <w:rPr>
+        <w:rFonts w:eastAsia="黑体"/>
         <w:b/>
         <w:bCs/>
         <w:i w:val="0"/>
@@ -11814,6 +12295,7 @@
     </w:tcPr>
     <w:tblStylePr w:type="firstRow">
       <w:rPr>
+        <w:rFonts w:eastAsia="黑体"/>
         <w:b/>
         <w:bCs/>
         <w:i w:val="0"/>
@@ -11835,6 +12317,7 @@
     </w:tblStylePr>
     <w:tblStylePr w:type="lastRow">
       <w:rPr>
+        <w:rFonts w:eastAsia="黑体"/>
         <w:b/>
         <w:bCs/>
         <w:i w:val="0"/>
@@ -11856,6 +12339,7 @@
     </w:tblStylePr>
     <w:tblStylePr w:type="firstCol">
       <w:rPr>
+        <w:rFonts w:eastAsia="黑体"/>
         <w:b/>
         <w:bCs/>
         <w:i w:val="0"/>
@@ -11875,6 +12359,7 @@
     </w:tblStylePr>
     <w:tblStylePr w:type="lastCol">
       <w:rPr>
+        <w:rFonts w:eastAsia="黑体"/>
         <w:b/>
         <w:bCs/>
         <w:i w:val="0"/>
@@ -11932,6 +12417,7 @@
       <w:spacing w:after="0" w:line="240" w:lineRule="auto"/>
     </w:pPr>
     <w:rPr>
+      <w:rFonts w:eastAsia="黑体"/>
       <w:color w:themeColor="background1" w:val="FFFFFF"/>
     </w:rPr>
     <w:tblPr>
@@ -11950,6 +12436,7 @@
     </w:tcPr>
     <w:tblStylePr w:type="firstRow">
       <w:rPr>
+        <w:rFonts w:eastAsia="黑体"/>
         <w:b/>
         <w:bCs/>
       </w:rPr>
@@ -12046,6 +12533,7 @@
       <w:spacing w:after="0" w:line="240" w:lineRule="auto"/>
     </w:pPr>
     <w:rPr>
+      <w:rFonts w:eastAsia="黑体"/>
       <w:color w:themeColor="background1" w:val="FFFFFF"/>
     </w:rPr>
     <w:tblPr>
@@ -12064,6 +12552,7 @@
     </w:tcPr>
     <w:tblStylePr w:type="firstRow">
       <w:rPr>
+        <w:rFonts w:eastAsia="黑体"/>
         <w:b/>
         <w:bCs/>
       </w:rPr>
@@ -12160,6 +12649,7 @@
       <w:spacing w:after="0" w:line="240" w:lineRule="auto"/>
     </w:pPr>
     <w:rPr>
+      <w:rFonts w:eastAsia="黑体"/>
       <w:color w:themeColor="background1" w:val="FFFFFF"/>
     </w:rPr>
     <w:tblPr>
@@ -12178,6 +12668,7 @@
     </w:tcPr>
     <w:tblStylePr w:type="firstRow">
       <w:rPr>
+        <w:rFonts w:eastAsia="黑体"/>
         <w:b/>
         <w:bCs/>
       </w:rPr>
@@ -12274,6 +12765,7 @@
       <w:spacing w:after="0" w:line="240" w:lineRule="auto"/>
     </w:pPr>
     <w:rPr>
+      <w:rFonts w:eastAsia="黑体"/>
       <w:color w:themeColor="background1" w:val="FFFFFF"/>
     </w:rPr>
     <w:tblPr>
@@ -12292,6 +12784,7 @@
     </w:tcPr>
     <w:tblStylePr w:type="firstRow">
       <w:rPr>
+        <w:rFonts w:eastAsia="黑体"/>
         <w:b/>
         <w:bCs/>
       </w:rPr>
@@ -12388,6 +12881,7 @@
       <w:spacing w:after="0" w:line="240" w:lineRule="auto"/>
     </w:pPr>
     <w:rPr>
+      <w:rFonts w:eastAsia="黑体"/>
       <w:color w:themeColor="background1" w:val="FFFFFF"/>
     </w:rPr>
     <w:tblPr>
@@ -12406,6 +12900,7 @@
     </w:tcPr>
     <w:tblStylePr w:type="firstRow">
       <w:rPr>
+        <w:rFonts w:eastAsia="黑体"/>
         <w:b/>
         <w:bCs/>
       </w:rPr>
@@ -12502,6 +12997,7 @@
       <w:spacing w:after="0" w:line="240" w:lineRule="auto"/>
     </w:pPr>
     <w:rPr>
+      <w:rFonts w:eastAsia="黑体"/>
       <w:color w:themeColor="background1" w:val="FFFFFF"/>
     </w:rPr>
     <w:tblPr>
@@ -12520,6 +13016,7 @@
     </w:tcPr>
     <w:tblStylePr w:type="firstRow">
       <w:rPr>
+        <w:rFonts w:eastAsia="黑体"/>
         <w:b/>
         <w:bCs/>
       </w:rPr>
@@ -12616,6 +13113,7 @@
       <w:spacing w:after="0" w:line="240" w:lineRule="auto"/>
     </w:pPr>
     <w:rPr>
+      <w:rFonts w:eastAsia="黑体"/>
       <w:color w:themeColor="background1" w:val="FFFFFF"/>
     </w:rPr>
     <w:tblPr>
@@ -12634,6 +13132,7 @@
     </w:tcPr>
     <w:tblStylePr w:type="firstRow">
       <w:rPr>
+        <w:rFonts w:eastAsia="黑体"/>
         <w:b/>
         <w:bCs/>
       </w:rPr>
@@ -12730,6 +13229,7 @@
       <w:spacing w:after="0" w:line="240" w:lineRule="auto"/>
     </w:pPr>
     <w:rPr>
+      <w:rFonts w:eastAsia="黑体"/>
       <w:color w:themeColor="text1" w:val="000000"/>
     </w:rPr>
     <w:tblPr>
@@ -12756,6 +13256,7 @@
     </w:tcPr>
     <w:tblStylePr w:type="firstRow">
       <w:rPr>
+        <w:rFonts w:eastAsia="黑体"/>
         <w:b/>
         <w:bCs/>
       </w:rPr>
@@ -12774,6 +13275,7 @@
     </w:tblStylePr>
     <w:tblStylePr w:type="lastRow">
       <w:rPr>
+        <w:rFonts w:eastAsia="黑体"/>
         <w:b/>
         <w:bCs/>
         <w:color w:themeColor="background1" w:val="FFFFFF"/>
@@ -12788,6 +13290,7 @@
     </w:tblStylePr>
     <w:tblStylePr w:type="firstCol">
       <w:rPr>
+        <w:rFonts w:eastAsia="黑体"/>
         <w:color w:themeColor="background1" w:val="FFFFFF"/>
       </w:rPr>
       <w:tblPr/>
@@ -12805,6 +13308,7 @@
     </w:tblStylePr>
     <w:tblStylePr w:type="lastCol">
       <w:rPr>
+        <w:rFonts w:eastAsia="黑体"/>
         <w:color w:themeColor="background1" w:val="FFFFFF"/>
       </w:rPr>
       <w:tblPr/>
@@ -12834,11 +13338,13 @@
     </w:tblStylePr>
     <w:tblStylePr w:type="neCell">
       <w:rPr>
+        <w:rFonts w:eastAsia="黑体"/>
         <w:color w:themeColor="text1" w:val="000000"/>
       </w:rPr>
     </w:tblStylePr>
     <w:tblStylePr w:type="nwCell">
       <w:rPr>
+        <w:rFonts w:eastAsia="黑体"/>
         <w:color w:themeColor="text1" w:val="000000"/>
       </w:rPr>
     </w:tblStylePr>
@@ -12852,6 +13358,7 @@
       <w:spacing w:after="0" w:line="240" w:lineRule="auto"/>
     </w:pPr>
     <w:rPr>
+      <w:rFonts w:eastAsia="黑体"/>
       <w:color w:themeColor="text1" w:val="000000"/>
     </w:rPr>
     <w:tblPr>
@@ -12878,6 +13385,7 @@
     </w:tcPr>
     <w:tblStylePr w:type="firstRow">
       <w:rPr>
+        <w:rFonts w:eastAsia="黑体"/>
         <w:b/>
         <w:bCs/>
       </w:rPr>
@@ -12896,6 +13404,7 @@
     </w:tblStylePr>
     <w:tblStylePr w:type="lastRow">
       <w:rPr>
+        <w:rFonts w:eastAsia="黑体"/>
         <w:b/>
         <w:bCs/>
         <w:color w:themeColor="background1" w:val="FFFFFF"/>
@@ -12910,6 +13419,7 @@
     </w:tblStylePr>
     <w:tblStylePr w:type="firstCol">
       <w:rPr>
+        <w:rFonts w:eastAsia="黑体"/>
         <w:color w:themeColor="background1" w:val="FFFFFF"/>
       </w:rPr>
       <w:tblPr/>
@@ -12927,6 +13437,7 @@
     </w:tblStylePr>
     <w:tblStylePr w:type="lastCol">
       <w:rPr>
+        <w:rFonts w:eastAsia="黑体"/>
         <w:color w:themeColor="background1" w:val="FFFFFF"/>
       </w:rPr>
       <w:tblPr/>
@@ -12956,11 +13467,13 @@
     </w:tblStylePr>
     <w:tblStylePr w:type="neCell">
       <w:rPr>
+        <w:rFonts w:eastAsia="黑体"/>
         <w:color w:themeColor="text1" w:val="000000"/>
       </w:rPr>
     </w:tblStylePr>
     <w:tblStylePr w:type="nwCell">
       <w:rPr>
+        <w:rFonts w:eastAsia="黑体"/>
         <w:color w:themeColor="text1" w:val="000000"/>
       </w:rPr>
     </w:tblStylePr>
@@ -12974,6 +13487,7 @@
       <w:spacing w:after="0" w:line="240" w:lineRule="auto"/>
     </w:pPr>
     <w:rPr>
+      <w:rFonts w:eastAsia="黑体"/>
       <w:color w:themeColor="text1" w:val="000000"/>
     </w:rPr>
     <w:tblPr>
@@ -13000,6 +13514,7 @@
     </w:tcPr>
     <w:tblStylePr w:type="firstRow">
       <w:rPr>
+        <w:rFonts w:eastAsia="黑体"/>
         <w:b/>
         <w:bCs/>
       </w:rPr>
@@ -13018,6 +13533,7 @@
     </w:tblStylePr>
     <w:tblStylePr w:type="lastRow">
       <w:rPr>
+        <w:rFonts w:eastAsia="黑体"/>
         <w:b/>
         <w:bCs/>
         <w:color w:themeColor="background1" w:val="FFFFFF"/>
@@ -13032,6 +13548,7 @@
     </w:tblStylePr>
     <w:tblStylePr w:type="firstCol">
       <w:rPr>
+        <w:rFonts w:eastAsia="黑体"/>
         <w:color w:themeColor="background1" w:val="FFFFFF"/>
       </w:rPr>
       <w:tblPr/>
@@ -13049,6 +13566,7 @@
     </w:tblStylePr>
     <w:tblStylePr w:type="lastCol">
       <w:rPr>
+        <w:rFonts w:eastAsia="黑体"/>
         <w:color w:themeColor="background1" w:val="FFFFFF"/>
       </w:rPr>
       <w:tblPr/>
@@ -13078,11 +13596,13 @@
     </w:tblStylePr>
     <w:tblStylePr w:type="neCell">
       <w:rPr>
+        <w:rFonts w:eastAsia="黑体"/>
         <w:color w:themeColor="text1" w:val="000000"/>
       </w:rPr>
     </w:tblStylePr>
     <w:tblStylePr w:type="nwCell">
       <w:rPr>
+        <w:rFonts w:eastAsia="黑体"/>
         <w:color w:themeColor="text1" w:val="000000"/>
       </w:rPr>
     </w:tblStylePr>
@@ -13096,6 +13616,7 @@
       <w:spacing w:after="0" w:line="240" w:lineRule="auto"/>
     </w:pPr>
     <w:rPr>
+      <w:rFonts w:eastAsia="黑体"/>
       <w:color w:themeColor="text1" w:val="000000"/>
     </w:rPr>
     <w:tblPr>
@@ -13122,6 +13643,7 @@
     </w:tcPr>
     <w:tblStylePr w:type="firstRow">
       <w:rPr>
+        <w:rFonts w:eastAsia="黑体"/>
         <w:b/>
         <w:bCs/>
       </w:rPr>
@@ -13140,6 +13662,7 @@
     </w:tblStylePr>
     <w:tblStylePr w:type="lastRow">
       <w:rPr>
+        <w:rFonts w:eastAsia="黑体"/>
         <w:b/>
         <w:bCs/>
         <w:color w:themeColor="background1" w:val="FFFFFF"/>
@@ -13154,6 +13677,7 @@
     </w:tblStylePr>
     <w:tblStylePr w:type="firstCol">
       <w:rPr>
+        <w:rFonts w:eastAsia="黑体"/>
         <w:color w:themeColor="background1" w:val="FFFFFF"/>
       </w:rPr>
       <w:tblPr/>
@@ -13171,6 +13695,7 @@
     </w:tblStylePr>
     <w:tblStylePr w:type="lastCol">
       <w:rPr>
+        <w:rFonts w:eastAsia="黑体"/>
         <w:color w:themeColor="background1" w:val="FFFFFF"/>
       </w:rPr>
       <w:tblPr/>
@@ -13208,6 +13733,7 @@
       <w:spacing w:after="0" w:line="240" w:lineRule="auto"/>
     </w:pPr>
     <w:rPr>
+      <w:rFonts w:eastAsia="黑体"/>
       <w:color w:themeColor="text1" w:val="000000"/>
     </w:rPr>
     <w:tblPr>
@@ -13234,6 +13760,7 @@
     </w:tcPr>
     <w:tblStylePr w:type="firstRow">
       <w:rPr>
+        <w:rFonts w:eastAsia="黑体"/>
         <w:b/>
         <w:bCs/>
       </w:rPr>
@@ -13252,6 +13779,7 @@
     </w:tblStylePr>
     <w:tblStylePr w:type="lastRow">
       <w:rPr>
+        <w:rFonts w:eastAsia="黑体"/>
         <w:b/>
         <w:bCs/>
         <w:color w:themeColor="background1" w:val="FFFFFF"/>
@@ -13266,6 +13794,7 @@
     </w:tblStylePr>
     <w:tblStylePr w:type="firstCol">
       <w:rPr>
+        <w:rFonts w:eastAsia="黑体"/>
         <w:color w:themeColor="background1" w:val="FFFFFF"/>
       </w:rPr>
       <w:tblPr/>
@@ -13283,6 +13812,7 @@
     </w:tblStylePr>
     <w:tblStylePr w:type="lastCol">
       <w:rPr>
+        <w:rFonts w:eastAsia="黑体"/>
         <w:color w:themeColor="background1" w:val="FFFFFF"/>
       </w:rPr>
       <w:tblPr/>
@@ -13312,11 +13842,13 @@
     </w:tblStylePr>
     <w:tblStylePr w:type="neCell">
       <w:rPr>
+        <w:rFonts w:eastAsia="黑体"/>
         <w:color w:themeColor="text1" w:val="000000"/>
       </w:rPr>
     </w:tblStylePr>
     <w:tblStylePr w:type="nwCell">
       <w:rPr>
+        <w:rFonts w:eastAsia="黑体"/>
         <w:color w:themeColor="text1" w:val="000000"/>
       </w:rPr>
     </w:tblStylePr>
@@ -13330,6 +13862,7 @@
       <w:spacing w:after="0" w:line="240" w:lineRule="auto"/>
     </w:pPr>
     <w:rPr>
+      <w:rFonts w:eastAsia="黑体"/>
       <w:color w:themeColor="text1" w:val="000000"/>
     </w:rPr>
     <w:tblPr>
@@ -13356,6 +13889,7 @@
     </w:tcPr>
     <w:tblStylePr w:type="firstRow">
       <w:rPr>
+        <w:rFonts w:eastAsia="黑体"/>
         <w:b/>
         <w:bCs/>
       </w:rPr>
@@ -13374,6 +13908,7 @@
     </w:tblStylePr>
     <w:tblStylePr w:type="lastRow">
       <w:rPr>
+        <w:rFonts w:eastAsia="黑体"/>
         <w:b/>
         <w:bCs/>
         <w:color w:themeColor="background1" w:val="FFFFFF"/>
@@ -13388,6 +13923,7 @@
     </w:tblStylePr>
     <w:tblStylePr w:type="firstCol">
       <w:rPr>
+        <w:rFonts w:eastAsia="黑体"/>
         <w:color w:themeColor="background1" w:val="FFFFFF"/>
       </w:rPr>
       <w:tblPr/>
@@ -13405,6 +13941,7 @@
     </w:tblStylePr>
     <w:tblStylePr w:type="lastCol">
       <w:rPr>
+        <w:rFonts w:eastAsia="黑体"/>
         <w:color w:themeColor="background1" w:val="FFFFFF"/>
       </w:rPr>
       <w:tblPr/>
@@ -13434,11 +13971,13 @@
     </w:tblStylePr>
     <w:tblStylePr w:type="neCell">
       <w:rPr>
+        <w:rFonts w:eastAsia="黑体"/>
         <w:color w:themeColor="text1" w:val="000000"/>
       </w:rPr>
     </w:tblStylePr>
     <w:tblStylePr w:type="nwCell">
       <w:rPr>
+        <w:rFonts w:eastAsia="黑体"/>
         <w:color w:themeColor="text1" w:val="000000"/>
       </w:rPr>
     </w:tblStylePr>
@@ -13452,6 +13991,7 @@
       <w:spacing w:after="0" w:line="240" w:lineRule="auto"/>
     </w:pPr>
     <w:rPr>
+      <w:rFonts w:eastAsia="黑体"/>
       <w:color w:themeColor="text1" w:val="000000"/>
     </w:rPr>
     <w:tblPr>
@@ -13478,6 +14018,7 @@
     </w:tcPr>
     <w:tblStylePr w:type="firstRow">
       <w:rPr>
+        <w:rFonts w:eastAsia="黑体"/>
         <w:b/>
         <w:bCs/>
       </w:rPr>
@@ -13496,6 +14037,7 @@
     </w:tblStylePr>
     <w:tblStylePr w:type="lastRow">
       <w:rPr>
+        <w:rFonts w:eastAsia="黑体"/>
         <w:b/>
         <w:bCs/>
         <w:color w:themeColor="background1" w:val="FFFFFF"/>
@@ -13510,6 +14052,7 @@
     </w:tblStylePr>
     <w:tblStylePr w:type="firstCol">
       <w:rPr>
+        <w:rFonts w:eastAsia="黑体"/>
         <w:color w:themeColor="background1" w:val="FFFFFF"/>
       </w:rPr>
       <w:tblPr/>
@@ -13527,6 +14070,7 @@
     </w:tblStylePr>
     <w:tblStylePr w:type="lastCol">
       <w:rPr>
+        <w:rFonts w:eastAsia="黑体"/>
         <w:color w:themeColor="background1" w:val="FFFFFF"/>
       </w:rPr>
       <w:tblPr/>
@@ -13556,11 +14100,13 @@
     </w:tblStylePr>
     <w:tblStylePr w:type="neCell">
       <w:rPr>
+        <w:rFonts w:eastAsia="黑体"/>
         <w:color w:themeColor="text1" w:val="000000"/>
       </w:rPr>
     </w:tblStylePr>
     <w:tblStylePr w:type="nwCell">
       <w:rPr>
+        <w:rFonts w:eastAsia="黑体"/>
         <w:color w:themeColor="text1" w:val="000000"/>
       </w:rPr>
     </w:tblStylePr>
@@ -13574,6 +14120,7 @@
       <w:spacing w:after="0" w:line="240" w:lineRule="auto"/>
     </w:pPr>
     <w:rPr>
+      <w:rFonts w:eastAsia="黑体"/>
       <w:color w:themeColor="text1" w:val="000000"/>
     </w:rPr>
     <w:tblPr>
@@ -13592,6 +14139,7 @@
     </w:tcPr>
     <w:tblStylePr w:type="firstRow">
       <w:rPr>
+        <w:rFonts w:eastAsia="黑体"/>
         <w:b/>
         <w:bCs/>
         <w:color w:themeColor="background1" w:val="FFFFFF"/>
@@ -13606,6 +14154,7 @@
     </w:tblStylePr>
     <w:tblStylePr w:type="lastRow">
       <w:rPr>
+        <w:rFonts w:eastAsia="黑体"/>
         <w:b/>
         <w:bCs/>
         <w:color w:themeColor="accent2" w:themeShade="CC" w:val="9E3A38"/>
@@ -13620,12 +14169,14 @@
     </w:tblStylePr>
     <w:tblStylePr w:type="firstCol">
       <w:rPr>
+        <w:rFonts w:eastAsia="黑体"/>
         <w:b/>
         <w:bCs/>
       </w:rPr>
     </w:tblStylePr>
     <w:tblStylePr w:type="lastCol">
       <w:rPr>
+        <w:rFonts w:eastAsia="黑体"/>
         <w:b/>
         <w:bCs/>
       </w:rPr>
@@ -13660,6 +14211,7 @@
       <w:spacing w:after="0" w:line="240" w:lineRule="auto"/>
     </w:pPr>
     <w:rPr>
+      <w:rFonts w:eastAsia="黑体"/>
       <w:color w:themeColor="text1" w:val="000000"/>
     </w:rPr>
     <w:tblPr>
@@ -13678,6 +14230,7 @@
     </w:tcPr>
     <w:tblStylePr w:type="firstRow">
       <w:rPr>
+        <w:rFonts w:eastAsia="黑体"/>
         <w:b/>
         <w:bCs/>
         <w:color w:themeColor="background1" w:val="FFFFFF"/>
@@ -13692,6 +14245,7 @@
     </w:tblStylePr>
     <w:tblStylePr w:type="lastRow">
       <w:rPr>
+        <w:rFonts w:eastAsia="黑体"/>
         <w:b/>
         <w:bCs/>
         <w:color w:themeColor="accent2" w:themeShade="CC" w:val="9E3A38"/>
@@ -13706,12 +14260,14 @@
     </w:tblStylePr>
     <w:tblStylePr w:type="firstCol">
       <w:rPr>
+        <w:rFonts w:eastAsia="黑体"/>
         <w:b/>
         <w:bCs/>
       </w:rPr>
     </w:tblStylePr>
     <w:tblStylePr w:type="lastCol">
       <w:rPr>
+        <w:rFonts w:eastAsia="黑体"/>
         <w:b/>
         <w:bCs/>
       </w:rPr>
@@ -13746,6 +14302,7 @@
       <w:spacing w:after="0" w:line="240" w:lineRule="auto"/>
     </w:pPr>
     <w:rPr>
+      <w:rFonts w:eastAsia="黑体"/>
       <w:color w:themeColor="text1" w:val="000000"/>
     </w:rPr>
     <w:tblPr>
@@ -13764,6 +14321,7 @@
     </w:tcPr>
     <w:tblStylePr w:type="firstRow">
       <w:rPr>
+        <w:rFonts w:eastAsia="黑体"/>
         <w:b/>
         <w:bCs/>
         <w:color w:themeColor="background1" w:val="FFFFFF"/>
@@ -13778,6 +14336,7 @@
     </w:tblStylePr>
     <w:tblStylePr w:type="lastRow">
       <w:rPr>
+        <w:rFonts w:eastAsia="黑体"/>
         <w:b/>
         <w:bCs/>
         <w:color w:themeColor="accent2" w:themeShade="CC" w:val="9E3A38"/>
@@ -13792,12 +14351,14 @@
     </w:tblStylePr>
     <w:tblStylePr w:type="firstCol">
       <w:rPr>
+        <w:rFonts w:eastAsia="黑体"/>
         <w:b/>
         <w:bCs/>
       </w:rPr>
     </w:tblStylePr>
     <w:tblStylePr w:type="lastCol">
       <w:rPr>
+        <w:rFonts w:eastAsia="黑体"/>
         <w:b/>
         <w:bCs/>
       </w:rPr>
@@ -13832,6 +14393,7 @@
       <w:spacing w:after="0" w:line="240" w:lineRule="auto"/>
     </w:pPr>
     <w:rPr>
+      <w:rFonts w:eastAsia="黑体"/>
       <w:color w:themeColor="text1" w:val="000000"/>
     </w:rPr>
     <w:tblPr>
@@ -13850,6 +14412,7 @@
     </w:tcPr>
     <w:tblStylePr w:type="firstRow">
       <w:rPr>
+        <w:rFonts w:eastAsia="黑体"/>
         <w:b/>
         <w:bCs/>
         <w:color w:themeColor="background1" w:val="FFFFFF"/>
@@ -13864,6 +14427,7 @@
     </w:tblStylePr>
     <w:tblStylePr w:type="lastRow">
       <w:rPr>
+        <w:rFonts w:eastAsia="黑体"/>
         <w:b/>
         <w:bCs/>
         <w:color w:themeColor="accent4" w:themeShade="CC" w:val="664E82"/>
@@ -13878,12 +14442,14 @@
     </w:tblStylePr>
     <w:tblStylePr w:type="firstCol">
       <w:rPr>
+        <w:rFonts w:eastAsia="黑体"/>
         <w:b/>
         <w:bCs/>
       </w:rPr>
     </w:tblStylePr>
     <w:tblStylePr w:type="lastCol">
       <w:rPr>
+        <w:rFonts w:eastAsia="黑体"/>
         <w:b/>
         <w:bCs/>
       </w:rPr>
@@ -13918,6 +14484,7 @@
       <w:spacing w:after="0" w:line="240" w:lineRule="auto"/>
     </w:pPr>
     <w:rPr>
+      <w:rFonts w:eastAsia="黑体"/>
       <w:color w:themeColor="text1" w:val="000000"/>
     </w:rPr>
     <w:tblPr>
@@ -13936,6 +14503,7 @@
     </w:tcPr>
     <w:tblStylePr w:type="firstRow">
       <w:rPr>
+        <w:rFonts w:eastAsia="黑体"/>
         <w:b/>
         <w:bCs/>
         <w:color w:themeColor="background1" w:val="FFFFFF"/>
@@ -13950,6 +14518,7 @@
     </w:tblStylePr>
     <w:tblStylePr w:type="lastRow">
       <w:rPr>
+        <w:rFonts w:eastAsia="黑体"/>
         <w:b/>
         <w:bCs/>
         <w:color w:themeColor="accent3" w:themeShade="CC" w:val="7E9C40"/>
@@ -13964,12 +14533,14 @@
     </w:tblStylePr>
     <w:tblStylePr w:type="firstCol">
       <w:rPr>
+        <w:rFonts w:eastAsia="黑体"/>
         <w:b/>
         <w:bCs/>
       </w:rPr>
     </w:tblStylePr>
     <w:tblStylePr w:type="lastCol">
       <w:rPr>
+        <w:rFonts w:eastAsia="黑体"/>
         <w:b/>
         <w:bCs/>
       </w:rPr>
@@ -14004,6 +14575,7 @@
       <w:spacing w:after="0" w:line="240" w:lineRule="auto"/>
     </w:pPr>
     <w:rPr>
+      <w:rFonts w:eastAsia="黑体"/>
       <w:color w:themeColor="text1" w:val="000000"/>
     </w:rPr>
     <w:tblPr>
@@ -14022,6 +14594,7 @@
     </w:tcPr>
     <w:tblStylePr w:type="firstRow">
       <w:rPr>
+        <w:rFonts w:eastAsia="黑体"/>
         <w:b/>
         <w:bCs/>
         <w:color w:themeColor="background1" w:val="FFFFFF"/>
@@ -14036,6 +14609,7 @@
     </w:tblStylePr>
     <w:tblStylePr w:type="lastRow">
       <w:rPr>
+        <w:rFonts w:eastAsia="黑体"/>
         <w:b/>
         <w:bCs/>
         <w:color w:themeColor="accent6" w:themeShade="CC" w:val="F2730A"/>
@@ -14050,12 +14624,14 @@
     </w:tblStylePr>
     <w:tblStylePr w:type="firstCol">
       <w:rPr>
+        <w:rFonts w:eastAsia="黑体"/>
         <w:b/>
         <w:bCs/>
       </w:rPr>
     </w:tblStylePr>
     <w:tblStylePr w:type="lastCol">
       <w:rPr>
+        <w:rFonts w:eastAsia="黑体"/>
         <w:b/>
         <w:bCs/>
       </w:rPr>
@@ -14090,6 +14666,7 @@
       <w:spacing w:after="0" w:line="240" w:lineRule="auto"/>
     </w:pPr>
     <w:rPr>
+      <w:rFonts w:eastAsia="黑体"/>
       <w:color w:themeColor="text1" w:val="000000"/>
     </w:rPr>
     <w:tblPr>
@@ -14108,6 +14685,7 @@
     </w:tcPr>
     <w:tblStylePr w:type="firstRow">
       <w:rPr>
+        <w:rFonts w:eastAsia="黑体"/>
         <w:b/>
         <w:bCs/>
         <w:color w:themeColor="background1" w:val="FFFFFF"/>
@@ -14122,6 +14700,7 @@
     </w:tblStylePr>
     <w:tblStylePr w:type="lastRow">
       <w:rPr>
+        <w:rFonts w:eastAsia="黑体"/>
         <w:b/>
         <w:bCs/>
         <w:color w:themeColor="accent5" w:themeShade="CC" w:val="348DA5"/>
@@ -14136,12 +14715,14 @@
     </w:tblStylePr>
     <w:tblStylePr w:type="firstCol">
       <w:rPr>
+        <w:rFonts w:eastAsia="黑体"/>
         <w:b/>
         <w:bCs/>
       </w:rPr>
     </w:tblStylePr>
     <w:tblStylePr w:type="lastCol">
       <w:rPr>
+        <w:rFonts w:eastAsia="黑体"/>
         <w:b/>
         <w:bCs/>
       </w:rPr>
@@ -14176,6 +14757,7 @@
       <w:spacing w:after="0" w:line="240" w:lineRule="auto"/>
     </w:pPr>
     <w:rPr>
+      <w:rFonts w:eastAsia="黑体"/>
       <w:color w:themeColor="text1" w:val="000000"/>
     </w:rPr>
     <w:tblPr>
@@ -14197,6 +14779,7 @@
     </w:tcPr>
     <w:tblStylePr w:type="firstRow">
       <w:rPr>
+        <w:rFonts w:eastAsia="黑体"/>
         <w:b/>
         <w:bCs/>
       </w:rPr>
@@ -14207,6 +14790,7 @@
     </w:tblStylePr>
     <w:tblStylePr w:type="lastRow">
       <w:rPr>
+        <w:rFonts w:eastAsia="黑体"/>
         <w:b/>
         <w:bCs/>
         <w:color w:themeColor="text1" w:val="000000"/>
@@ -14218,6 +14802,7 @@
     </w:tblStylePr>
     <w:tblStylePr w:type="firstCol">
       <w:rPr>
+        <w:rFonts w:eastAsia="黑体"/>
         <w:color w:themeColor="background1" w:val="FFFFFF"/>
       </w:rPr>
       <w:tblPr/>
@@ -14227,6 +14812,7 @@
     </w:tblStylePr>
     <w:tblStylePr w:type="lastCol">
       <w:rPr>
+        <w:rFonts w:eastAsia="黑体"/>
         <w:color w:themeColor="background1" w:val="FFFFFF"/>
       </w:rPr>
       <w:tblPr/>
@@ -14256,6 +14842,7 @@
       <w:spacing w:after="0" w:line="240" w:lineRule="auto"/>
     </w:pPr>
     <w:rPr>
+      <w:rFonts w:eastAsia="黑体"/>
       <w:color w:themeColor="text1" w:val="000000"/>
     </w:rPr>
     <w:tblPr>
@@ -14277,6 +14864,7 @@
     </w:tcPr>
     <w:tblStylePr w:type="firstRow">
       <w:rPr>
+        <w:rFonts w:eastAsia="黑体"/>
         <w:b/>
         <w:bCs/>
       </w:rPr>
@@ -14287,6 +14875,7 @@
     </w:tblStylePr>
     <w:tblStylePr w:type="lastRow">
       <w:rPr>
+        <w:rFonts w:eastAsia="黑体"/>
         <w:b/>
         <w:bCs/>
         <w:color w:themeColor="text1" w:val="000000"/>
@@ -14298,6 +14887,7 @@
     </w:tblStylePr>
     <w:tblStylePr w:type="firstCol">
       <w:rPr>
+        <w:rFonts w:eastAsia="黑体"/>
         <w:color w:themeColor="background1" w:val="FFFFFF"/>
       </w:rPr>
       <w:tblPr/>
@@ -14307,6 +14897,7 @@
     </w:tblStylePr>
     <w:tblStylePr w:type="lastCol">
       <w:rPr>
+        <w:rFonts w:eastAsia="黑体"/>
         <w:color w:themeColor="background1" w:val="FFFFFF"/>
       </w:rPr>
       <w:tblPr/>
@@ -14336,6 +14927,7 @@
       <w:spacing w:after="0" w:line="240" w:lineRule="auto"/>
     </w:pPr>
     <w:rPr>
+      <w:rFonts w:eastAsia="黑体"/>
       <w:color w:themeColor="text1" w:val="000000"/>
     </w:rPr>
     <w:tblPr>
@@ -14357,6 +14949,7 @@
     </w:tcPr>
     <w:tblStylePr w:type="firstRow">
       <w:rPr>
+        <w:rFonts w:eastAsia="黑体"/>
         <w:b/>
         <w:bCs/>
       </w:rPr>
@@ -14367,6 +14960,7 @@
     </w:tblStylePr>
     <w:tblStylePr w:type="lastRow">
       <w:rPr>
+        <w:rFonts w:eastAsia="黑体"/>
         <w:b/>
         <w:bCs/>
         <w:color w:themeColor="text1" w:val="000000"/>
@@ -14378,6 +14972,7 @@
     </w:tblStylePr>
     <w:tblStylePr w:type="firstCol">
       <w:rPr>
+        <w:rFonts w:eastAsia="黑体"/>
         <w:color w:themeColor="background1" w:val="FFFFFF"/>
       </w:rPr>
       <w:tblPr/>
@@ -14387,6 +14982,7 @@
     </w:tblStylePr>
     <w:tblStylePr w:type="lastCol">
       <w:rPr>
+        <w:rFonts w:eastAsia="黑体"/>
         <w:color w:themeColor="background1" w:val="FFFFFF"/>
       </w:rPr>
       <w:tblPr/>
@@ -14416,6 +15012,7 @@
       <w:spacing w:after="0" w:line="240" w:lineRule="auto"/>
     </w:pPr>
     <w:rPr>
+      <w:rFonts w:eastAsia="黑体"/>
       <w:color w:themeColor="text1" w:val="000000"/>
     </w:rPr>
     <w:tblPr>
@@ -14437,6 +15034,7 @@
     </w:tcPr>
     <w:tblStylePr w:type="firstRow">
       <w:rPr>
+        <w:rFonts w:eastAsia="黑体"/>
         <w:b/>
         <w:bCs/>
       </w:rPr>
@@ -14447,6 +15045,7 @@
     </w:tblStylePr>
     <w:tblStylePr w:type="lastRow">
       <w:rPr>
+        <w:rFonts w:eastAsia="黑体"/>
         <w:b/>
         <w:bCs/>
         <w:color w:themeColor="text1" w:val="000000"/>
@@ -14458,6 +15057,7 @@
     </w:tblStylePr>
     <w:tblStylePr w:type="firstCol">
       <w:rPr>
+        <w:rFonts w:eastAsia="黑体"/>
         <w:color w:themeColor="background1" w:val="FFFFFF"/>
       </w:rPr>
       <w:tblPr/>
@@ -14467,6 +15067,7 @@
     </w:tblStylePr>
     <w:tblStylePr w:type="lastCol">
       <w:rPr>
+        <w:rFonts w:eastAsia="黑体"/>
         <w:color w:themeColor="background1" w:val="FFFFFF"/>
       </w:rPr>
       <w:tblPr/>
@@ -14496,6 +15097,7 @@
       <w:spacing w:after="0" w:line="240" w:lineRule="auto"/>
     </w:pPr>
     <w:rPr>
+      <w:rFonts w:eastAsia="黑体"/>
       <w:color w:themeColor="text1" w:val="000000"/>
     </w:rPr>
     <w:tblPr>
@@ -14517,6 +15119,7 @@
     </w:tcPr>
     <w:tblStylePr w:type="firstRow">
       <w:rPr>
+        <w:rFonts w:eastAsia="黑体"/>
         <w:b/>
         <w:bCs/>
       </w:rPr>
@@ -14527,6 +15130,7 @@
     </w:tblStylePr>
     <w:tblStylePr w:type="lastRow">
       <w:rPr>
+        <w:rFonts w:eastAsia="黑体"/>
         <w:b/>
         <w:bCs/>
         <w:color w:themeColor="text1" w:val="000000"/>
@@ -14538,6 +15142,7 @@
     </w:tblStylePr>
     <w:tblStylePr w:type="firstCol">
       <w:rPr>
+        <w:rFonts w:eastAsia="黑体"/>
         <w:color w:themeColor="background1" w:val="FFFFFF"/>
       </w:rPr>
       <w:tblPr/>
@@ -14547,6 +15152,7 @@
     </w:tblStylePr>
     <w:tblStylePr w:type="lastCol">
       <w:rPr>
+        <w:rFonts w:eastAsia="黑体"/>
         <w:color w:themeColor="background1" w:val="FFFFFF"/>
       </w:rPr>
       <w:tblPr/>
@@ -14576,6 +15182,7 @@
       <w:spacing w:after="0" w:line="240" w:lineRule="auto"/>
     </w:pPr>
     <w:rPr>
+      <w:rFonts w:eastAsia="黑体"/>
       <w:color w:themeColor="text1" w:val="000000"/>
     </w:rPr>
     <w:tblPr>
@@ -14597,6 +15204,7 @@
     </w:tcPr>
     <w:tblStylePr w:type="firstRow">
       <w:rPr>
+        <w:rFonts w:eastAsia="黑体"/>
         <w:b/>
         <w:bCs/>
       </w:rPr>
@@ -14607,6 +15215,7 @@
     </w:tblStylePr>
     <w:tblStylePr w:type="lastRow">
       <w:rPr>
+        <w:rFonts w:eastAsia="黑体"/>
         <w:b/>
         <w:bCs/>
         <w:color w:themeColor="text1" w:val="000000"/>
@@ -14618,6 +15227,7 @@
     </w:tblStylePr>
     <w:tblStylePr w:type="firstCol">
       <w:rPr>
+        <w:rFonts w:eastAsia="黑体"/>
         <w:color w:themeColor="background1" w:val="FFFFFF"/>
       </w:rPr>
       <w:tblPr/>
@@ -14627,6 +15237,7 @@
     </w:tblStylePr>
     <w:tblStylePr w:type="lastCol">
       <w:rPr>
+        <w:rFonts w:eastAsia="黑体"/>
         <w:color w:themeColor="background1" w:val="FFFFFF"/>
       </w:rPr>
       <w:tblPr/>
@@ -14656,6 +15267,7 @@
       <w:spacing w:after="0" w:line="240" w:lineRule="auto"/>
     </w:pPr>
     <w:rPr>
+      <w:rFonts w:eastAsia="黑体"/>
       <w:color w:themeColor="text1" w:val="000000"/>
     </w:rPr>
     <w:tblPr>
@@ -14677,6 +15289,7 @@
     </w:tcPr>
     <w:tblStylePr w:type="firstRow">
       <w:rPr>
+        <w:rFonts w:eastAsia="黑体"/>
         <w:b/>
         <w:bCs/>
       </w:rPr>
@@ -14687,6 +15300,7 @@
     </w:tblStylePr>
     <w:tblStylePr w:type="lastRow">
       <w:rPr>
+        <w:rFonts w:eastAsia="黑体"/>
         <w:b/>
         <w:bCs/>
         <w:color w:themeColor="text1" w:val="000000"/>
@@ -14698,6 +15312,7 @@
     </w:tblStylePr>
     <w:tblStylePr w:type="firstCol">
       <w:rPr>
+        <w:rFonts w:eastAsia="黑体"/>
         <w:color w:themeColor="background1" w:val="FFFFFF"/>
       </w:rPr>
       <w:tblPr/>
@@ -14707,6 +15322,7 @@
     </w:tblStylePr>
     <w:tblStylePr w:type="lastCol">
       <w:rPr>
+        <w:rFonts w:eastAsia="黑体"/>
         <w:color w:themeColor="background1" w:val="FFFFFF"/>
       </w:rPr>
       <w:tblPr/>
@@ -14739,6 +15355,7 @@
     <w:name w:val="KeywordTok"/>
     <w:basedOn w:val="VerbatimChar"/>
     <w:rPr>
+      <w:rFonts w:eastAsia="黑体"/>
       <w:b/>
       <w:color w:val="007020"/>
     </w:rPr>
@@ -14747,6 +15364,7 @@
     <w:name w:val="DataTypeTok"/>
     <w:basedOn w:val="VerbatimChar"/>
     <w:rPr>
+      <w:rFonts w:eastAsia="黑体"/>
       <w:color w:val="902000"/>
     </w:rPr>
   </w:style>
@@ -14754,6 +15372,7 @@
     <w:name w:val="DecValTok"/>
     <w:basedOn w:val="VerbatimChar"/>
     <w:rPr>
+      <w:rFonts w:eastAsia="黑体"/>
       <w:color w:val="40a070"/>
     </w:rPr>
   </w:style>
@@ -14761,6 +15380,7 @@
     <w:name w:val="BaseNTok"/>
     <w:basedOn w:val="VerbatimChar"/>
     <w:rPr>
+      <w:rFonts w:eastAsia="黑体"/>
       <w:color w:val="40a070"/>
     </w:rPr>
   </w:style>
@@ -14768,6 +15388,7 @@
     <w:name w:val="FloatTok"/>
     <w:basedOn w:val="VerbatimChar"/>
     <w:rPr>
+      <w:rFonts w:eastAsia="黑体"/>
       <w:color w:val="40a070"/>
     </w:rPr>
   </w:style>
@@ -14775,6 +15396,7 @@
     <w:name w:val="ConstantTok"/>
     <w:basedOn w:val="VerbatimChar"/>
     <w:rPr>
+      <w:rFonts w:eastAsia="黑体"/>
       <w:color w:val="880000"/>
     </w:rPr>
   </w:style>
@@ -14782,6 +15404,7 @@
     <w:name w:val="CharTok"/>
     <w:basedOn w:val="VerbatimChar"/>
     <w:rPr>
+      <w:rFonts w:eastAsia="黑体"/>
       <w:color w:val="4070a0"/>
     </w:rPr>
   </w:style>
@@ -14789,6 +15412,7 @@
     <w:name w:val="SpecialCharTok"/>
     <w:basedOn w:val="VerbatimChar"/>
     <w:rPr>
+      <w:rFonts w:eastAsia="黑体"/>
       <w:color w:val="4070a0"/>
     </w:rPr>
   </w:style>
@@ -14796,6 +15420,7 @@
     <w:name w:val="StringTok"/>
     <w:basedOn w:val="VerbatimChar"/>
     <w:rPr>
+      <w:rFonts w:eastAsia="黑体"/>
       <w:color w:val="4070a0"/>
     </w:rPr>
   </w:style>
@@ -14803,6 +15428,7 @@
     <w:name w:val="VerbatimStringTok"/>
     <w:basedOn w:val="VerbatimChar"/>
     <w:rPr>
+      <w:rFonts w:eastAsia="黑体"/>
       <w:color w:val="4070a0"/>
     </w:rPr>
   </w:style>
@@ -14810,6 +15436,7 @@
     <w:name w:val="SpecialStringTok"/>
     <w:basedOn w:val="VerbatimChar"/>
     <w:rPr>
+      <w:rFonts w:eastAsia="黑体"/>
       <w:color w:val="bb6688"/>
     </w:rPr>
   </w:style>
@@ -14817,6 +15444,7 @@
     <w:name w:val="ImportTok"/>
     <w:basedOn w:val="VerbatimChar"/>
     <w:rPr>
+      <w:rFonts w:eastAsia="黑体"/>
       <w:b/>
       <w:color w:val="008000"/>
     </w:rPr>
@@ -14825,6 +15453,7 @@
     <w:name w:val="CommentTok"/>
     <w:basedOn w:val="VerbatimChar"/>
     <w:rPr>
+      <w:rFonts w:eastAsia="黑体"/>
       <w:i/>
       <w:color w:val="60a0b0"/>
     </w:rPr>
@@ -14833,6 +15462,7 @@
     <w:name w:val="DocumentationTok"/>
     <w:basedOn w:val="VerbatimChar"/>
     <w:rPr>
+      <w:rFonts w:eastAsia="黑体"/>
       <w:i/>
       <w:color w:val="ba2121"/>
     </w:rPr>
@@ -14841,6 +15471,7 @@
     <w:name w:val="AnnotationTok"/>
     <w:basedOn w:val="VerbatimChar"/>
     <w:rPr>
+      <w:rFonts w:eastAsia="黑体"/>
       <w:b/>
       <w:i/>
       <w:color w:val="60a0b0"/>
@@ -14850,6 +15481,7 @@
     <w:name w:val="CommentVarTok"/>
     <w:basedOn w:val="VerbatimChar"/>
     <w:rPr>
+      <w:rFonts w:eastAsia="黑体"/>
       <w:b/>
       <w:i/>
       <w:color w:val="60a0b0"/>
@@ -14859,6 +15491,7 @@
     <w:name w:val="OtherTok"/>
     <w:basedOn w:val="VerbatimChar"/>
     <w:rPr>
+      <w:rFonts w:eastAsia="黑体"/>
       <w:color w:val="007020"/>
     </w:rPr>
   </w:style>
@@ -14866,6 +15499,7 @@
     <w:name w:val="FunctionTok"/>
     <w:basedOn w:val="VerbatimChar"/>
     <w:rPr>
+      <w:rFonts w:eastAsia="黑体"/>
       <w:color w:val="06287e"/>
     </w:rPr>
   </w:style>
@@ -14873,6 +15507,7 @@
     <w:name w:val="VariableTok"/>
     <w:basedOn w:val="VerbatimChar"/>
     <w:rPr>
+      <w:rFonts w:eastAsia="黑体"/>
       <w:color w:val="19177c"/>
     </w:rPr>
   </w:style>
@@ -14880,6 +15515,7 @@
     <w:name w:val="ControlFlowTok"/>
     <w:basedOn w:val="VerbatimChar"/>
     <w:rPr>
+      <w:rFonts w:eastAsia="黑体"/>
       <w:b/>
       <w:color w:val="007020"/>
     </w:rPr>
@@ -14888,6 +15524,7 @@
     <w:name w:val="OperatorTok"/>
     <w:basedOn w:val="VerbatimChar"/>
     <w:rPr>
+      <w:rFonts w:eastAsia="黑体"/>
       <w:color w:val="666666"/>
     </w:rPr>
   </w:style>
@@ -14895,18 +15532,22 @@
     <w:name w:val="BuiltInTok"/>
     <w:basedOn w:val="VerbatimChar"/>
     <w:rPr>
+      <w:rFonts w:eastAsia="黑体"/>
       <w:color w:val="008000"/>
     </w:rPr>
   </w:style>
   <w:style w:type="character" w:customStyle="1" w:styleId="ExtensionTok">
     <w:name w:val="ExtensionTok"/>
     <w:basedOn w:val="VerbatimChar"/>
-    <w:rPr/>
+    <w:rPr>
+      <w:rFonts w:eastAsia="黑体"/>
+    </w:rPr>
   </w:style>
   <w:style w:type="character" w:customStyle="1" w:styleId="PreprocessorTok">
     <w:name w:val="PreprocessorTok"/>
     <w:basedOn w:val="VerbatimChar"/>
     <w:rPr>
+      <w:rFonts w:eastAsia="黑体"/>
       <w:color w:val="bc7a00"/>
     </w:rPr>
   </w:style>
@@ -14914,18 +15555,22 @@
     <w:name w:val="AttributeTok"/>
     <w:basedOn w:val="VerbatimChar"/>
     <w:rPr>
+      <w:rFonts w:eastAsia="黑体"/>
       <w:color w:val="7d9029"/>
     </w:rPr>
   </w:style>
   <w:style w:type="character" w:customStyle="1" w:styleId="RegionMarkerTok">
     <w:name w:val="RegionMarkerTok"/>
     <w:basedOn w:val="VerbatimChar"/>
-    <w:rPr/>
+    <w:rPr>
+      <w:rFonts w:eastAsia="黑体"/>
+    </w:rPr>
   </w:style>
   <w:style w:type="character" w:customStyle="1" w:styleId="InformationTok">
     <w:name w:val="InformationTok"/>
     <w:basedOn w:val="VerbatimChar"/>
     <w:rPr>
+      <w:rFonts w:eastAsia="黑体"/>
       <w:b/>
       <w:i/>
       <w:color w:val="60a0b0"/>
@@ -14935,6 +15580,7 @@
     <w:name w:val="WarningTok"/>
     <w:basedOn w:val="VerbatimChar"/>
     <w:rPr>
+      <w:rFonts w:eastAsia="黑体"/>
       <w:b/>
       <w:i/>
       <w:color w:val="60a0b0"/>
@@ -14944,6 +15590,7 @@
     <w:name w:val="AlertTok"/>
     <w:basedOn w:val="VerbatimChar"/>
     <w:rPr>
+      <w:rFonts w:eastAsia="黑体"/>
       <w:b/>
       <w:color w:val="ff0000"/>
     </w:rPr>
@@ -14952,6 +15599,7 @@
     <w:name w:val="ErrorTok"/>
     <w:basedOn w:val="VerbatimChar"/>
     <w:rPr>
+      <w:rFonts w:eastAsia="黑体"/>
       <w:b/>
       <w:color w:val="ff0000"/>
     </w:rPr>
@@ -14959,7 +15607,9 @@
   <w:style w:type="character" w:customStyle="1" w:styleId="NormalTok">
     <w:name w:val="NormalTok"/>
     <w:basedOn w:val="VerbatimChar"/>
-    <w:rPr/>
+    <w:rPr>
+      <w:rFonts w:eastAsia="黑体"/>
+    </w:rPr>
   </w:style>
 </w:styles>
 </file>
@@ -15008,12 +15658,12 @@
     <a:fontScheme name="Office">
       <a:majorFont>
         <a:latin typeface="Calibri"/>
-        <a:ea typeface=""/>
+        <a:ea typeface="黑体"/>
         <a:cs typeface=""/>
         <a:font script="Jpan" typeface="ＭＳ ゴシック"/>
         <a:font script="Hang" typeface="맑은 고딕"/>
-        <a:font script="Hans" typeface="宋体"/>
-        <a:font script="Hant" typeface="新細明體"/>
+        <a:font script="Hans" typeface="黑体"/>
+        <a:font script="Hant" typeface="黑体"/>
         <a:font script="Arab" typeface="Times New Roman"/>
         <a:font script="Hebr" typeface="Times New Roman"/>
         <a:font script="Thai" typeface="Angsana New"/>
@@ -15043,12 +15693,12 @@
       </a:majorFont>
       <a:minorFont>
         <a:latin typeface="Cambria"/>
-        <a:ea typeface=""/>
+        <a:ea typeface="黑体"/>
         <a:cs typeface=""/>
         <a:font script="Jpan" typeface="ＭＳ 明朝"/>
         <a:font script="Hang" typeface="맑은 고딕"/>
-        <a:font script="Hans" typeface="宋体"/>
-        <a:font script="Hant" typeface="新細明體"/>
+        <a:font script="Hans" typeface="黑体"/>
+        <a:font script="Hant" typeface="黑体"/>
         <a:font script="Arab" typeface="Arial"/>
         <a:font script="Hebr" typeface="Arial"/>
         <a:font script="Thai" typeface="Cordia New"/>

--- a/04-滤波电路/01-低通滤波/无源LC低通滤波电路/无源LC低通滤波电路.docx
+++ b/04-滤波电路/01-低通滤波/无源LC低通滤波电路/无源LC低通滤波电路.docx
@@ -2587,7 +2587,7 @@
           <w:color w:val="555555"/>
           <w:sz w:val="21"/>
         </w:rPr>
-        <w:t>材料收集者：杜文杰，WX手机：19519196569，QQ:3478827729</w:t>
+        <w:t>材料收集者：杜文杰，微信/手机：19519196569，QQ:3478827729</w:t>
       </w:r>
     </w:p>
     <w:sectPr>
